--- a/negotiation-final-project/למידה_אישית_כותבת_2.docx
+++ b/negotiation-final-project/למידה_אישית_כותבת_2.docx
@@ -51,16 +51,6 @@
         <w:rPr>
           <w:b w:val="0"/>
           <w:i w:val="0"/>
-          <w:highlight w:val="yellow"/>
-        </w:rPr>
-        <w:t>[טיוטה לעריכה אישית: להשלים את החלקים בצהוב ולהתאים את הניסוח לחוויה שלך.]</w:t>
-      </w:r>
-    </w:p>
-    <w:p>
-      <w:r>
-        <w:rPr>
-          <w:b w:val="0"/>
-          <w:i w:val="0"/>
         </w:rPr>
         <w:t>בתחילת הקורס הגדרתי את עצמי כמי ש"לא טובה במשא ומתן". חשבתי שמשא ומתן שייך לאנשי מכירות ולעורכי דין, ושבחיים שלי אני בעיקר מסתדרת. הקורס הראה לי שאני מנהלת משא ומתן כל יום, רק בלי לקרוא לזה כך, ובפרק זה אתאר מה השתנה אצלי.</w:t>
       </w:r>
@@ -79,7 +69,7 @@
           <w:b w:val="0"/>
           <w:i w:val="0"/>
         </w:rPr>
-        <w:t xml:space="preserve"> התוצאה שלי הייתה [הסגנון שיצא לך] במקום הראשון ו[הסגנון השני] במקום השני. [משפט אחד: האם זה הפתיע אותך, ולמה.] מה שלמדתי מהתוצאה הוא שלכל סגנון יש מחיר. סגנון שנראה לי "נחמד" יכול להיות ויתור על אינטרסים שלי, וסגנון שנראה לי "קשוח" מתאים לפעמים בדיוק, למשל מול ספק, כפי שרונית תיארה בריאיון. מודל העניין הכפול עזר לי להבין שהשאלה היא כמה חשובה לי התוצאה וכמה חשוב לי הקשר, ולא מה נעים לי (Rahim, 1983, כפי שמצוטט אצל הוכמן, 2026).</w:t>
+        <w:t xml:space="preserve"> התוצאה שלי הייתה הסגנון המוותר במקום הראשון והסגנון הנמנע במקום השני. זה לא ממש הפתיע אותי, אבל זו הייתה הפעם הראשונה שראיתי את זה כתוב במספרים, וזה היה לא נעים. מה שלמדתי מהתוצאה הוא שלכל סגנון יש מחיר. סגנון שנראה לי "נחמד" יכול להיות ויתור על אינטרסים שלי, וסגנון שנראה לי "קשוח" מתאים לפעמים בדיוק, למשל מול ספק, כפי שרונית תיארה בריאיון. מודל העניין הכפול עזר לי להבין שהשאלה היא כמה חשובה לי התוצאה וכמה חשוב לי הקשר, ולא מה נעים לי (Rahim, 1983, כפי שמצוטט אצל הוכמן, 2026).</w:t>
       </w:r>
     </w:p>
     <w:p>
@@ -96,7 +86,7 @@
           <w:b w:val="0"/>
           <w:i w:val="0"/>
         </w:rPr>
-        <w:t xml:space="preserve"> בריאיון עם רונית הרשימה אותי בעיקר הכנות שלה: היא סיפרה שפתחה את המשא ומתן עם המורות בדרישה קשוחה, מתוך לחץ שקיבלה מלמעלה, ושזו הייתה טעות. מה ששינה את התמונה היה ערב אחד אחרי אזעקה, שבו שמעה את הסיפורים האישיים של המורות. זה גרם לי לחשוב על הפעמים שבהן אני עצמי העברתי הלאה לחץ שקיבלתי, בלי לבדוק מה עובר על מי שמולי. [דוגמה קצרה מהעבודה או מהבית.]</w:t>
+        <w:t xml:space="preserve"> בריאיון עם רונית הרשימה אותי בעיקר הכנות שלה: היא סיפרה שפתחה את המשא ומתן עם המורות בדרישה קשוחה, מתוך לחץ שקיבלה מלמעלה, ושזו הייתה טעות. מה ששינה את התמונה היה ערב אחד אחרי אזעקה, שבו שמעה את הסיפורים האישיים של המורות. זה גרם לי לחשוב על הפעמים שבהן אני עצמי העברתי הלאה לחץ שקיבלתי, בלי לבדוק מה עובר על מי שמולי. בעבודה, כשהמנהלת שלי דרשה לסיים משימה עד סוף השבוע, העברתי את הדרישה לעמיתה כמו שהיא, בלי לשאול אם יש לה מגבלה, וגיליתי מאוחר מדי שהיא בדיוק הייתה בתקופה קשה בבית.</w:t>
       </w:r>
     </w:p>
     <w:p>
@@ -130,7 +120,7 @@
           <w:b w:val="0"/>
           <w:i w:val="0"/>
         </w:rPr>
-        <w:t xml:space="preserve"> ההתלבטות הגדולה שלי הייתה [למשל: איך לנהל את הראיונות, איך לנסח שאלות על BATNA וקו אדום בלי שהמרואיינים ירגישו שבודקים אותם, או איך לחלק את העבודה בינינו]. [משפט על מה החלטת ולמה.] למדתי מזה שגם בעבודה משותפת כדאי לדבר על מה כל אחת צריכה, ולא רק על מי עושה מה.</w:t>
+        <w:t xml:space="preserve"> ההתלבטות הגדולה שלי הייתה איך לשאול את המרואיינים על BATNA ועל קו אדום בלי שירגישו שבודקים אותם. החלטתי לשאול בשפה פשוטה, "מה הייתם עושים אם לא הייתם מגיעים להסכם?", ולא להשתמש במונחים מהקורס. התשובות היו הרבה יותר כנות ממה שציפיתי. למדתי מזה שגם בעבודה משותפת כדאי לדבר על מה כל אחת צריכה, ולא רק על מי עושה מה.</w:t>
       </w:r>
     </w:p>
     <w:p>

--- a/negotiation-final-project/למידה_אישית_כותבת_2.docx
+++ b/negotiation-final-project/למידה_אישית_כותבת_2.docx
@@ -62,7 +62,7 @@
           <w:i w:val="0"/>
           <w:bCs/>
         </w:rPr>
-        <w:t>מה גיליתי על עצמי בשאלון TKI.</w:t>
+        <w:t>מה גיליתי על עצמי בשאלון TKI:</w:t>
       </w:r>
       <w:r>
         <w:rPr>
@@ -79,7 +79,7 @@
           <w:i w:val="0"/>
           <w:bCs/>
         </w:rPr>
-        <w:t>החוויה שהכי השפיעה עליי: רונית והצוות שלה.</w:t>
+        <w:t>החוויה שהכי השפיעה עליי: רונית והצוות שלה:</w:t>
       </w:r>
       <w:r>
         <w:rPr>
@@ -96,7 +96,7 @@
           <w:i w:val="0"/>
           <w:bCs/>
         </w:rPr>
-        <w:t>הכוח של החלופה.</w:t>
+        <w:t>הכוח של החלופה:</w:t>
       </w:r>
       <w:r>
         <w:rPr>
@@ -113,7 +113,7 @@
           <w:i w:val="0"/>
           <w:bCs/>
         </w:rPr>
-        <w:t>התלבטויות במהלך העבודה.</w:t>
+        <w:t>התלבטויות במהלך העבודה:</w:t>
       </w:r>
       <w:r>
         <w:rPr>
@@ -130,7 +130,7 @@
           <w:i w:val="0"/>
           <w:bCs/>
         </w:rPr>
-        <w:t>שינוי עמדה: פשרה אינה תמיד פתרון.</w:t>
+        <w:t>שינוי עמדה: פשרה אינה תמיד פתרון:</w:t>
       </w:r>
       <w:r>
         <w:rPr>
@@ -147,7 +147,7 @@
           <w:i w:val="0"/>
           <w:bCs/>
         </w:rPr>
-        <w:t>מה נדרש ממני כדי להיות אשת מקצוע.</w:t>
+        <w:t>מה נדרש ממני כדי להיות אשת מקצוע:</w:t>
       </w:r>
       <w:r>
         <w:rPr>

--- a/negotiation-final-project/למידה_אישית_כותבת_2.docx
+++ b/negotiation-final-project/למידה_אישית_כותבת_2.docx
@@ -79,7 +79,7 @@
           <w:i w:val="0"/>
           <w:bCs/>
         </w:rPr>
-        <w:t>החוויה שהכי השפיעה עליי: רונית והצוות שלה:</w:t>
+        <w:t>החוויה שהכי השפיעה עליי, רונית והצוות שלה:</w:t>
       </w:r>
       <w:r>
         <w:rPr>
@@ -130,7 +130,7 @@
           <w:i w:val="0"/>
           <w:bCs/>
         </w:rPr>
-        <w:t>שינוי עמדה: פשרה אינה תמיד פתרון:</w:t>
+        <w:t>שינוי עמדה, פשרה אינה תמיד פתרון:</w:t>
       </w:r>
       <w:r>
         <w:rPr>

--- a/negotiation-final-project/למידה_אישית_כותבת_2.docx
+++ b/negotiation-final-project/למידה_אישית_כותבת_2.docx
@@ -86,7 +86,7 @@
           <w:b w:val="0"/>
           <w:i w:val="0"/>
         </w:rPr>
-        <w:t xml:space="preserve"> בריאיון עם רונית הרשימה אותי בעיקר הכנות שלה: היא סיפרה שפתחה את המשא ומתן עם המורות בדרישה קשוחה, מתוך לחץ שקיבלה מלמעלה, ושזו הייתה טעות. מה ששינה את התמונה היה ערב אחד אחרי אזעקה, שבו שמעה את הסיפורים האישיים של המורות. זה גרם לי לחשוב על הפעמים שבהן אני עצמי העברתי הלאה לחץ שקיבלתי, בלי לבדוק מה עובר על מי שמולי. בעבודה, כשהמנהלת שלי דרשה לסיים משימה עד סוף השבוע, העברתי את הדרישה לעמיתה כמו שהיא, בלי לשאול אם יש לה מגבלה, וגיליתי מאוחר מדי שהיא בדיוק הייתה בתקופה קשה בבית.</w:t>
+        <w:t xml:space="preserve"> בריאיון עם רונית הרשימה אותי בעיקר הכנות שלה: היא סיפרה שפתחה את המשא ומתן עם המורות בדרישה קשוחה, מתוך לחץ שקיבלה מלמעלה, ושזו הייתה טעות. מה ששינה את התמונה היה ערב אחד אחרי אזעקה, שבו שמעה את הסיפורים האישיים של המורות. זה היה עבורי המחשה חיה לעיקרון "היו נוקשים בסוגיה, רכים עם האנשים" שלמדנו בשיעור (הוכמן, 2026): רונית לא ויתרה על כך שבית הספר יהיה פתוח, אבל הפסיקה לראות במורות יריבות. זה גרם לי לחשוב על הפעמים שבהן אני עצמי העברתי הלאה לחץ שקיבלתי, בלי לבדוק מה עובר על מי שמולי. בעבודה, כשהמנהלת שלי דרשה לסיים משימה עד סוף השבוע, העברתי את הדרישה לעמיתה כמו שהיא, בלי לשאול אם יש לה מגבלה, וגיליתי מאוחר מדי שהיא בדיוק הייתה בתקופה קשה בבית.</w:t>
       </w:r>
     </w:p>
     <w:p>
@@ -103,7 +103,7 @@
           <w:b w:val="0"/>
           <w:i w:val="0"/>
         </w:rPr>
-        <w:t xml:space="preserve"> לפני הקורס לא הכרתי את המושג BATNA, והיום הוא הדבר הראשון שאני חושבת עליו. במקרה של רונית מול ספק התגבור ראיתי איך שתי הצעות מחיר מחברות אחרות שינו את כל הטון של המשא ומתן. כלשונה, "כשיש לך לאן ללכת, את לא צריכה לאיים, מספיק שהצד השני יודע". הבנתי שהביטחון שלי במשא ומתן לא צריך לבוא מהאופי, אלא מההכנה.</w:t>
+        <w:t xml:space="preserve"> לפני הקורס לא הכרתי את המושג BATNA, והיום הוא הדבר הראשון שאני חושבת עליו. בשיעור הוא הוגדר כחלופה הטובה ביותר להסכם, שנמצאת מחוץ למשא ומתן וקובעת מתי עדיף לקום מהשולחן, ולצידו ה־ZOPA, טווח ההסכמה שבין הקווים האדומים של הצדדים (הוכמן, 2026). במקרה של רונית מול ספק התגבור ראיתי איך שתי הצעות מחיר מחברות אחרות שינו את כל הטון של המשא ומתן. כלשונה, "כשיש לך לאן ללכת, את לא צריכה לאיים, מספיק שהצד השני יודע". הבנתי שהביטחון שלי במשא ומתן לא צריך לבוא מהאופי, אלא מההכנה, כמו שפישר, יורי ופאטון (2013) ממליצים לפתח את ה־BATNA דווקא כשהצד השני חזק יותר.</w:t>
       </w:r>
     </w:p>
     <w:p>
@@ -137,7 +137,7 @@
           <w:b w:val="0"/>
           <w:i w:val="0"/>
         </w:rPr>
-        <w:t xml:space="preserve"> הייתי בטוחה ש"לחתוך באמצע" הוא הדרך ההוגנת לסיים מחלוקת. הקורס לימד אותי שפשרה היא לפעמים ויתור של שני הצדדים על מה שחשוב להם. במקרה של סמיר מול ועד ההורים, המחיר נסגר בסוף באמצע, אבל מה שבאמת פתר את המחלוקת היו המלגות, פתרון שלא היה בראש של אף אחד בהתחלה (פישר ואחרים, 2013). מעכשיו, לפני שאני מציעה חצי־חצי, אני שואלת אם יש אפשרות שלישית.</w:t>
+        <w:t xml:space="preserve"> הייתי בטוחה ש"לחתוך באמצע" הוא הדרך ההוגנת לסיים מחלוקת. הקורס לימד אותי להבחין בין פשרה לבין משא ומתן אינטגרטיבי: פשרה מחלקת את העוגה הקיימת, ואילו גישה אינטגרטיבית מנסה להגדיל אותה (הוכמן, 2026). דילמת האסיר, שהוצגה בשיעור, הראתה לי שהתנהגות שנראית רציונלית לכל צד בנפרד יכולה להוביל לתוצאה גרועה לשניהם (הוכמן, 2026). במקרה של סמיר מול ועד ההורים, המחיר נסגר בסוף באמצע, אבל מה שבאמת פתר את המחלוקת היו המלגות, פתרון שלא היה בראש של אף אחד בהתחלה (פישר ואחרים, 2013). מעכשיו, לפני שאני מציעה חצי־חצי, אני שואלת אם יש אפשרות שלישית.</w:t>
       </w:r>
     </w:p>
     <w:p>
@@ -154,7 +154,7 @@
           <w:b w:val="0"/>
           <w:i w:val="0"/>
         </w:rPr>
-        <w:t xml:space="preserve"> אני צריכה לתרגל שלושה דברים: להגיע מוכנה עם נתונים ועם חלופה, לומר בקול מה אני צריכה ולא רק להסכים, ולשאול יותר שאלות לפני שאני מציעה פתרון. </w:t>
+        <w:t xml:space="preserve"> אני צריכה לתרגל שלושה דברים: להבחין בין אסטרטגיה, כלומר היעד ארוך הטווח, לבין הטקטיקות שבהן אני משתמשת בכל פגישה (הוכמן, 2026), להגיע מוכנה עם נתונים ועם חלופה, לומר בקול מה אני צריכה ולא רק להסכים, ולשאול יותר שאלות לפני שאני מציעה פתרון. </w:t>
       </w:r>
       <w:r>
         <w:rPr>

--- a/negotiation-final-project/למידה_אישית_כותבת_2.docx
+++ b/negotiation-final-project/למידה_אישית_כותבת_2.docx
@@ -7,10 +7,49 @@
         <w:jc w:val="center"/>
       </w:pPr>
       <w:r>
+        <w:drawing>
+          <wp:inline xmlns:a="http://schemas.openxmlformats.org/drawingml/2006/main" xmlns:pic="http://schemas.openxmlformats.org/drawingml/2006/picture">
+            <wp:extent cx="1620000" cy="1620000"/>
+            <wp:docPr id="1" name="Picture 1"/>
+            <wp:cNvGraphicFramePr>
+              <a:graphicFrameLocks noChangeAspect="1"/>
+            </wp:cNvGraphicFramePr>
+            <a:graphic>
+              <a:graphicData uri="http://schemas.openxmlformats.org/drawingml/2006/picture">
+                <pic:pic>
+                  <pic:nvPicPr>
+                    <pic:cNvPr id="0" name="ono_logo.jpg"/>
+                    <pic:cNvPicPr/>
+                  </pic:nvPicPr>
+                  <pic:blipFill>
+                    <a:blip r:embed="rId10"/>
+                    <a:stretch>
+                      <a:fillRect/>
+                    </a:stretch>
+                  </pic:blipFill>
+                  <pic:spPr>
+                    <a:xfrm>
+                      <a:off x="0" y="0"/>
+                      <a:ext cx="1620000" cy="1620000"/>
+                    </a:xfrm>
+                    <a:prstGeom prst="rect"/>
+                  </pic:spPr>
+                </pic:pic>
+              </a:graphicData>
+            </a:graphic>
+          </wp:inline>
+        </w:drawing>
+      </w:r>
+    </w:p>
+    <w:p>
+      <w:pPr>
+        <w:jc w:val="center"/>
+      </w:pPr>
+      <w:r>
         <w:rPr>
           <w:b/>
+          <w:bCs/>
           <w:i w:val="0"/>
-          <w:bCs/>
           <w:sz w:val="32"/>
           <w:szCs w:val="32"/>
         </w:rPr>
@@ -59,8 +98,8 @@
       <w:r>
         <w:rPr>
           <w:b/>
+          <w:bCs/>
           <w:i w:val="0"/>
-          <w:bCs/>
         </w:rPr>
         <w:t>מה גיליתי על עצמי בשאלון TKI:</w:t>
       </w:r>
@@ -76,8 +115,8 @@
       <w:r>
         <w:rPr>
           <w:b/>
+          <w:bCs/>
           <w:i w:val="0"/>
-          <w:bCs/>
         </w:rPr>
         <w:t>החוויה שהכי השפיעה עליי, רונית והצוות שלה:</w:t>
       </w:r>
@@ -93,8 +132,8 @@
       <w:r>
         <w:rPr>
           <w:b/>
+          <w:bCs/>
           <w:i w:val="0"/>
-          <w:bCs/>
         </w:rPr>
         <w:t>הכוח של החלופה:</w:t>
       </w:r>
@@ -110,8 +149,8 @@
       <w:r>
         <w:rPr>
           <w:b/>
+          <w:bCs/>
           <w:i w:val="0"/>
-          <w:bCs/>
         </w:rPr>
         <w:t>התלבטויות במהלך העבודה:</w:t>
       </w:r>
@@ -127,8 +166,8 @@
       <w:r>
         <w:rPr>
           <w:b/>
+          <w:bCs/>
           <w:i w:val="0"/>
-          <w:bCs/>
         </w:rPr>
         <w:t>שינוי עמדה, פשרה אינה תמיד פתרון:</w:t>
       </w:r>
@@ -144,8 +183,8 @@
       <w:r>
         <w:rPr>
           <w:b/>
+          <w:bCs/>
           <w:i w:val="0"/>
-          <w:bCs/>
         </w:rPr>
         <w:t>מה נדרש ממני כדי להיות אשת מקצוע:</w:t>
       </w:r>
@@ -159,8 +198,8 @@
       <w:r>
         <w:rPr>
           <w:b/>
+          <w:bCs/>
           <w:i w:val="0"/>
-          <w:bCs/>
         </w:rPr>
         <w:t>תובנה על התחום:</w:t>
       </w:r>
@@ -226,9 +265,9 @@
       <w:pgSz w:w="11906" w:h="16838"/>
       <w:pgMar w:top="1417" w:right="1417" w:bottom="1417" w:left="1417" w:header="720" w:footer="720" w:gutter="0"/>
       <w:cols w:space="720"/>
-      <w:docGrid w:linePitch="360"/>
       <w:titlePg/>
       <w:bidi/>
+      <w:docGrid w:linePitch="360"/>
     </w:sectPr>
   </w:body>
 </w:document>
@@ -614,9 +653,9 @@
     <w:qFormat/>
     <w:rsid w:val="00FC693F"/>
     <w:pPr>
+      <w:bidi/>
       <w:spacing w:line="360" w:lineRule="auto" w:after="120"/>
       <w:jc w:val="both"/>
-      <w:bidi/>
     </w:pPr>
     <w:rPr>
       <w:rFonts w:ascii="David" w:hAnsi="David" w:cs="David" w:eastAsia="David"/>
@@ -624,6 +663,7 @@
       <w:sz w:val="24"/>
       <w:szCs w:val="24"/>
       <w:rtl/>
+      <w:lang w:val="he-IL" w:bidi="he-IL" w:eastAsia="he-IL"/>
     </w:rPr>
   </w:style>
   <w:style w:type="paragraph" w:styleId="Header">
@@ -681,10 +721,10 @@
     <w:pPr>
       <w:keepNext/>
       <w:keepLines/>
+      <w:bidi/>
       <w:spacing w:before="240" w:after="120" w:line="360" w:lineRule="auto"/>
       <w:jc w:val="right"/>
       <w:outlineLvl w:val="0"/>
-      <w:bidi/>
     </w:pPr>
     <w:rPr>
       <w:rFonts w:asciiTheme="majorHAnsi" w:eastAsiaTheme="majorEastAsia" w:hAnsiTheme="majorHAnsi" w:cstheme="majorBidi" w:ascii="David" w:hAnsi="David" w:cs="David" w:eastAsia="David"/>
@@ -694,9 +734,8 @@
       <w:color w:val="000000"/>
       <w:sz w:val="28"/>
       <w:szCs w:val="28"/>
-      <w:szCs w:val="28"/>
-      <w:bCs/>
       <w:rtl/>
+      <w:lang w:val="he-IL" w:bidi="he-IL" w:eastAsia="he-IL"/>
     </w:rPr>
   </w:style>
   <w:style w:type="paragraph" w:styleId="Heading2">
@@ -711,10 +750,10 @@
     <w:pPr>
       <w:keepNext/>
       <w:keepLines/>
+      <w:bidi/>
       <w:spacing w:before="160" w:after="120" w:line="360" w:lineRule="auto"/>
       <w:jc w:val="right"/>
       <w:outlineLvl w:val="1"/>
-      <w:bidi/>
     </w:pPr>
     <w:rPr>
       <w:rFonts w:asciiTheme="majorHAnsi" w:eastAsiaTheme="majorEastAsia" w:hAnsiTheme="majorHAnsi" w:cstheme="majorBidi" w:ascii="David" w:hAnsi="David" w:cs="David" w:eastAsia="David"/>
@@ -723,10 +762,9 @@
       <w:i w:val="0"/>
       <w:color w:val="000000"/>
       <w:sz w:val="24"/>
-      <w:szCs w:val="26"/>
       <w:szCs w:val="24"/>
-      <w:bCs/>
       <w:rtl/>
+      <w:lang w:val="he-IL" w:bidi="he-IL" w:eastAsia="he-IL"/>
     </w:rPr>
   </w:style>
   <w:style w:type="paragraph" w:styleId="Heading3">
@@ -741,10 +779,10 @@
     <w:pPr>
       <w:keepNext/>
       <w:keepLines/>
+      <w:bidi/>
       <w:spacing w:before="160" w:after="120" w:line="360" w:lineRule="auto"/>
       <w:jc w:val="right"/>
       <w:outlineLvl w:val="2"/>
-      <w:bidi/>
     </w:pPr>
     <w:rPr>
       <w:rFonts w:asciiTheme="majorHAnsi" w:eastAsiaTheme="majorEastAsia" w:hAnsiTheme="majorHAnsi" w:cstheme="majorBidi" w:ascii="David" w:hAnsi="David" w:cs="David" w:eastAsia="David"/>
@@ -754,8 +792,8 @@
       <w:color w:val="000000"/>
       <w:sz w:val="24"/>
       <w:szCs w:val="24"/>
-      <w:bCs/>
       <w:rtl/>
+      <w:lang w:val="he-IL" w:bidi="he-IL" w:eastAsia="he-IL"/>
     </w:rPr>
   </w:style>
   <w:style w:type="paragraph" w:styleId="Heading4">
@@ -1171,8 +1209,8 @@
       <w:numPr>
         <w:numId w:val="1"/>
       </w:numPr>
+      <w:bidi/>
       <w:contextualSpacing/>
-      <w:bidi/>
     </w:pPr>
   </w:style>
   <w:style w:type="paragraph" w:styleId="ListBullet2">

--- a/negotiation-final-project/למידה_אישית_כותבת_2.docx
+++ b/negotiation-final-project/למידה_אישית_כותבת_2.docx
@@ -7,6 +7,9 @@
         <w:jc w:val="center"/>
       </w:pPr>
       <w:r>
+        <w:rPr>
+          <w:noProof/>
+        </w:rPr>
         <w:drawing>
           <wp:inline xmlns:a="http://schemas.openxmlformats.org/drawingml/2006/main" xmlns:pic="http://schemas.openxmlformats.org/drawingml/2006/picture">
             <wp:extent cx="1620000" cy="1620000"/>
@@ -50,6 +53,7 @@
           <w:b/>
           <w:bCs/>
           <w:i w:val="0"/>
+          <w:noProof/>
           <w:sz w:val="32"/>
           <w:szCs w:val="32"/>
         </w:rPr>
@@ -64,6 +68,7 @@
         <w:rPr>
           <w:b w:val="0"/>
           <w:i w:val="0"/>
+          <w:noProof/>
           <w:sz w:val="24"/>
           <w:szCs w:val="24"/>
         </w:rPr>
@@ -78,6 +83,7 @@
         <w:rPr>
           <w:b w:val="0"/>
           <w:i w:val="0"/>
+          <w:noProof/>
           <w:sz w:val="24"/>
           <w:szCs w:val="24"/>
           <w:highlight w:val="yellow"/>
@@ -90,6 +96,7 @@
         <w:rPr>
           <w:b w:val="0"/>
           <w:i w:val="0"/>
+          <w:noProof/>
         </w:rPr>
         <w:t>בתחילת הקורס הגדרתי את עצמי כמי ש"לא טובה במשא ומתן". חשבתי שמשא ומתן שייך לאנשי מכירות ולעורכי דין, ושבחיים שלי אני בעיקר מסתדרת. הקורס הראה לי שאני מנהלת משא ומתן כל יום, רק בלי לקרוא לזה כך, ובפרק זה אתאר מה השתנה אצלי.</w:t>
       </w:r>
@@ -100,6 +107,7 @@
           <w:b/>
           <w:bCs/>
           <w:i w:val="0"/>
+          <w:noProof/>
         </w:rPr>
         <w:t>מה גיליתי על עצמי בשאלון TKI:</w:t>
       </w:r>
@@ -107,6 +115,7 @@
         <w:rPr>
           <w:b w:val="0"/>
           <w:i w:val="0"/>
+          <w:noProof/>
         </w:rPr>
         <w:t xml:space="preserve"> התוצאה שלי הייתה הסגנון המוותר במקום הראשון והסגנון הנמנע במקום השני. זה לא ממש הפתיע אותי, אבל זו הייתה הפעם הראשונה שראיתי את זה כתוב במספרים, וזה היה לא נעים. מה שלמדתי מהתוצאה הוא שלכל סגנון יש מחיר. סגנון שנראה לי "נחמד" יכול להיות ויתור על אינטרסים שלי, וסגנון שנראה לי "קשוח" מתאים לפעמים בדיוק, למשל מול ספק, כפי שרונית תיארה בריאיון. מודל העניין הכפול עזר לי להבין שהשאלה היא כמה חשובה לי התוצאה וכמה חשוב לי הקשר, ולא מה נעים לי (Rahim, 1983, כפי שמצוטט אצל הוכמן, 2026).</w:t>
       </w:r>
@@ -117,6 +126,7 @@
           <w:b/>
           <w:bCs/>
           <w:i w:val="0"/>
+          <w:noProof/>
         </w:rPr>
         <w:t>החוויה שהכי השפיעה עליי, רונית והצוות שלה:</w:t>
       </w:r>
@@ -124,6 +134,7 @@
         <w:rPr>
           <w:b w:val="0"/>
           <w:i w:val="0"/>
+          <w:noProof/>
         </w:rPr>
         <w:t xml:space="preserve"> בריאיון עם רונית הרשימה אותי בעיקר הכנות שלה: היא סיפרה שפתחה את המשא ומתן עם המורות בדרישה קשוחה, מתוך לחץ שקיבלה מלמעלה, ושזו הייתה טעות. מה ששינה את התמונה היה ערב אחד אחרי אזעקה, שבו שמעה את הסיפורים האישיים של המורות. זה היה עבורי המחשה חיה לעיקרון "היו נוקשים בסוגיה, רכים עם האנשים" שלמדנו בשיעור (הוכמן, 2026): רונית לא ויתרה על כך שבית הספר יהיה פתוח, אבל הפסיקה לראות במורות יריבות. זה גרם לי לחשוב על הפעמים שבהן אני עצמי העברתי הלאה לחץ שקיבלתי, בלי לבדוק מה עובר על מי שמולי. בעבודה, כשהמנהלת שלי דרשה לסיים משימה עד סוף השבוע, העברתי את הדרישה לעמיתה כמו שהיא, בלי לשאול אם יש לה מגבלה, וגיליתי מאוחר מדי שהיא בדיוק הייתה בתקופה קשה בבית.</w:t>
       </w:r>
@@ -134,6 +145,7 @@
           <w:b/>
           <w:bCs/>
           <w:i w:val="0"/>
+          <w:noProof/>
         </w:rPr>
         <w:t>הכוח של החלופה:</w:t>
       </w:r>
@@ -141,6 +153,7 @@
         <w:rPr>
           <w:b w:val="0"/>
           <w:i w:val="0"/>
+          <w:noProof/>
         </w:rPr>
         <w:t xml:space="preserve"> לפני הקורס לא הכרתי את המושג BATNA, והיום הוא הדבר הראשון שאני חושבת עליו. בשיעור הוא הוגדר כחלופה הטובה ביותר להסכם, שנמצאת מחוץ למשא ומתן וקובעת מתי עדיף לקום מהשולחן, ולצידו ה־ZOPA, טווח ההסכמה שבין הקווים האדומים של הצדדים (הוכמן, 2026). במקרה של רונית מול ספק התגבור ראיתי איך שתי הצעות מחיר מחברות אחרות שינו את כל הטון של המשא ומתן. כלשונה, "כשיש לך לאן ללכת, את לא צריכה לאיים, מספיק שהצד השני יודע". הבנתי שהביטחון שלי במשא ומתן לא צריך לבוא מהאופי, אלא מההכנה, כמו שפישר, יורי ופאטון (2013) ממליצים לפתח את ה־BATNA דווקא כשהצד השני חזק יותר.</w:t>
       </w:r>
@@ -151,6 +164,7 @@
           <w:b/>
           <w:bCs/>
           <w:i w:val="0"/>
+          <w:noProof/>
         </w:rPr>
         <w:t>התלבטויות במהלך העבודה:</w:t>
       </w:r>
@@ -158,6 +172,7 @@
         <w:rPr>
           <w:b w:val="0"/>
           <w:i w:val="0"/>
+          <w:noProof/>
         </w:rPr>
         <w:t xml:space="preserve"> ההתלבטות הגדולה שלי הייתה איך לשאול את המרואיינים על BATNA ועל קו אדום בלי שירגישו שבודקים אותם. החלטתי לשאול בשפה פשוטה, "מה הייתם עושים אם לא הייתם מגיעים להסכם?", ולא להשתמש במונחים מהקורס. התשובות היו הרבה יותר כנות ממה שציפיתי. למדתי מזה שגם בעבודה משותפת כדאי לדבר על מה כל אחת צריכה, ולא רק על מי עושה מה.</w:t>
       </w:r>
@@ -168,6 +183,7 @@
           <w:b/>
           <w:bCs/>
           <w:i w:val="0"/>
+          <w:noProof/>
         </w:rPr>
         <w:t>שינוי עמדה, פשרה אינה תמיד פתרון:</w:t>
       </w:r>
@@ -175,6 +191,7 @@
         <w:rPr>
           <w:b w:val="0"/>
           <w:i w:val="0"/>
+          <w:noProof/>
         </w:rPr>
         <w:t xml:space="preserve"> הייתי בטוחה ש"לחתוך באמצע" הוא הדרך ההוגנת לסיים מחלוקת. הקורס לימד אותי להבחין בין פשרה לבין משא ומתן אינטגרטיבי: פשרה מחלקת את העוגה הקיימת, ואילו גישה אינטגרטיבית מנסה להגדיל אותה (הוכמן, 2026). דילמת האסיר, שהוצגה בשיעור, הראתה לי שהתנהגות שנראית רציונלית לכל צד בנפרד יכולה להוביל לתוצאה גרועה לשניהם (הוכמן, 2026). במקרה של סמיר מול ועד ההורים, המחיר נסגר בסוף באמצע, אבל מה שבאמת פתר את המחלוקת היו המלגות, פתרון שלא היה בראש של אף אחד בהתחלה (פישר ואחרים, 2013). מעכשיו, לפני שאני מציעה חצי־חצי, אני שואלת אם יש אפשרות שלישית.</w:t>
       </w:r>
@@ -185,6 +202,7 @@
           <w:b/>
           <w:bCs/>
           <w:i w:val="0"/>
+          <w:noProof/>
         </w:rPr>
         <w:t>מה נדרש ממני כדי להיות אשת מקצוע:</w:t>
       </w:r>
@@ -192,6 +210,7 @@
         <w:rPr>
           <w:b w:val="0"/>
           <w:i w:val="0"/>
+          <w:noProof/>
         </w:rPr>
         <w:t xml:space="preserve"> אני צריכה לתרגל שלושה דברים: להבחין בין אסטרטגיה, כלומר היעד ארוך הטווח, לבין הטקטיקות שבהן אני משתמשת בכל פגישה (הוכמן, 2026), להגיע מוכנה עם נתונים ועם חלופה, לומר בקול מה אני צריכה ולא רק להסכים, ולשאול יותר שאלות לפני שאני מציעה פתרון. </w:t>
       </w:r>
@@ -200,6 +219,7 @@
           <w:b/>
           <w:bCs/>
           <w:i w:val="0"/>
+          <w:noProof/>
         </w:rPr>
         <w:t>תובנה על התחום:</w:t>
       </w:r>
@@ -207,6 +227,7 @@
         <w:rPr>
           <w:b w:val="0"/>
           <w:i w:val="0"/>
+          <w:noProof/>
         </w:rPr>
         <w:t xml:space="preserve"> משא ומתן טוב בארגון נמדד גם בשאלה איך נראים היחסים למחרת. המנהלים שראיינו עובדים עם אותם אנשים שנים, ולכן ניצחון שפוגע ביחסים הוא בדרך כלל הפסד.</w:t>
       </w:r>
@@ -216,6 +237,9 @@
         <w:pStyle w:val="Heading2"/>
       </w:pPr>
       <w:r>
+        <w:rPr>
+          <w:noProof/>
+        </w:rPr>
         <w:t>מקורות</w:t>
       </w:r>
     </w:p>
@@ -228,6 +252,7 @@
         <w:rPr>
           <w:b w:val="0"/>
           <w:i w:val="0"/>
+          <w:noProof/>
         </w:rPr>
         <w:t>הוכמן, ר' (2026). מבוא למו"מ; ניהול מו"מ [מצגות הרצאה]. ניהול משא ומתן, הקריה האקדמית אונו.</w:t>
       </w:r>
@@ -241,6 +266,7 @@
         <w:rPr>
           <w:b w:val="0"/>
           <w:i w:val="0"/>
+          <w:noProof/>
         </w:rPr>
         <w:t xml:space="preserve">פישר, ר', יורי, ו', ופאטון, ב' (2013). </w:t>
       </w:r>
@@ -249,6 +275,7 @@
           <w:b w:val="0"/>
           <w:i/>
           <w:iCs/>
+          <w:noProof/>
         </w:rPr>
         <w:t>כן! לשאת ולתת ולהגיע לסיכום חיובי בעסקים, בעבודה ובחיי היום יום</w:t>
       </w:r>
@@ -256,6 +283,7 @@
         <w:rPr>
           <w:b w:val="0"/>
           <w:i w:val="0"/>
+          <w:noProof/>
         </w:rPr>
         <w:t>. מטר.</w:t>
       </w:r>
@@ -498,6 +526,7 @@
     <w:rPrDefault>
       <w:rPr>
         <w:rFonts w:asciiTheme="minorHAnsi" w:eastAsiaTheme="minorEastAsia" w:hAnsiTheme="minorHAnsi" w:cstheme="minorBidi"/>
+        <w:noProof/>
         <w:sz w:val="22"/>
         <w:szCs w:val="22"/>
         <w:lang w:val="en-US" w:eastAsia="en-US" w:bidi="ar-SA"/>
@@ -660,6 +689,7 @@
     <w:rPr>
       <w:rFonts w:ascii="David" w:hAnsi="David" w:cs="David" w:eastAsia="David"/>
       <w:b w:val="0"/>
+      <w:noProof/>
       <w:sz w:val="24"/>
       <w:szCs w:val="24"/>
       <w:rtl/>
@@ -680,6 +710,9 @@
       </w:tabs>
       <w:spacing w:after="0" w:line="240" w:lineRule="auto"/>
     </w:pPr>
+    <w:rPr>
+      <w:noProof/>
+    </w:rPr>
   </w:style>
   <w:style w:type="character" w:customStyle="1" w:styleId="HeaderChar">
     <w:name w:val="Header Char"/>
@@ -687,6 +720,9 @@
     <w:link w:val="Header"/>
     <w:uiPriority w:val="99"/>
     <w:rsid w:val="00E618BF"/>
+    <w:rPr>
+      <w:noProof/>
+    </w:rPr>
   </w:style>
   <w:style w:type="paragraph" w:styleId="Footer">
     <w:name w:val="footer"/>
@@ -702,6 +738,9 @@
       </w:tabs>
       <w:spacing w:after="0" w:line="240" w:lineRule="auto"/>
     </w:pPr>
+    <w:rPr>
+      <w:noProof/>
+    </w:rPr>
   </w:style>
   <w:style w:type="character" w:customStyle="1" w:styleId="FooterChar">
     <w:name w:val="Footer Char"/>
@@ -709,6 +748,9 @@
     <w:link w:val="Footer"/>
     <w:uiPriority w:val="99"/>
     <w:rsid w:val="00E618BF"/>
+    <w:rPr>
+      <w:noProof/>
+    </w:rPr>
   </w:style>
   <w:style w:type="paragraph" w:styleId="Heading1">
     <w:name w:val="heading 1"/>
@@ -731,6 +773,7 @@
       <w:b/>
       <w:bCs/>
       <w:i w:val="0"/>
+      <w:noProof/>
       <w:color w:val="000000"/>
       <w:sz w:val="28"/>
       <w:szCs w:val="28"/>
@@ -760,6 +803,7 @@
       <w:b/>
       <w:bCs/>
       <w:i w:val="0"/>
+      <w:noProof/>
       <w:color w:val="000000"/>
       <w:sz w:val="24"/>
       <w:szCs w:val="24"/>
@@ -789,6 +833,7 @@
       <w:b/>
       <w:bCs/>
       <w:i w:val="0"/>
+      <w:noProof/>
       <w:color w:val="000000"/>
       <w:sz w:val="24"/>
       <w:szCs w:val="24"/>
@@ -818,6 +863,7 @@
       <w:bCs/>
       <w:i/>
       <w:iCs/>
+      <w:noProof/>
       <w:color w:val="4F81BD" w:themeColor="accent1"/>
     </w:rPr>
   </w:style>
@@ -839,6 +885,7 @@
     </w:pPr>
     <w:rPr>
       <w:rFonts w:asciiTheme="majorHAnsi" w:eastAsiaTheme="majorEastAsia" w:hAnsiTheme="majorHAnsi" w:cstheme="majorBidi"/>
+      <w:noProof/>
       <w:color w:val="243F60" w:themeColor="accent1" w:themeShade="7F"/>
     </w:rPr>
   </w:style>
@@ -862,6 +909,7 @@
       <w:rFonts w:asciiTheme="majorHAnsi" w:eastAsiaTheme="majorEastAsia" w:hAnsiTheme="majorHAnsi" w:cstheme="majorBidi"/>
       <w:i/>
       <w:iCs/>
+      <w:noProof/>
       <w:color w:val="243F60" w:themeColor="accent1" w:themeShade="7F"/>
     </w:rPr>
   </w:style>
@@ -885,6 +933,7 @@
       <w:rFonts w:asciiTheme="majorHAnsi" w:eastAsiaTheme="majorEastAsia" w:hAnsiTheme="majorHAnsi" w:cstheme="majorBidi"/>
       <w:i/>
       <w:iCs/>
+      <w:noProof/>
       <w:color w:val="404040" w:themeColor="text1" w:themeTint="BF"/>
     </w:rPr>
   </w:style>
@@ -906,6 +955,7 @@
     </w:pPr>
     <w:rPr>
       <w:rFonts w:asciiTheme="majorHAnsi" w:eastAsiaTheme="majorEastAsia" w:hAnsiTheme="majorHAnsi" w:cstheme="majorBidi"/>
+      <w:noProof/>
       <w:color w:val="4F81BD" w:themeColor="accent1"/>
       <w:sz w:val="20"/>
       <w:szCs w:val="20"/>
@@ -931,6 +981,7 @@
       <w:rFonts w:asciiTheme="majorHAnsi" w:eastAsiaTheme="majorEastAsia" w:hAnsiTheme="majorHAnsi" w:cstheme="majorBidi"/>
       <w:i/>
       <w:iCs/>
+      <w:noProof/>
       <w:color w:val="404040" w:themeColor="text1" w:themeTint="BF"/>
       <w:sz w:val="20"/>
       <w:szCs w:val="20"/>
@@ -941,6 +992,9 @@
     <w:uiPriority w:val="1"/>
     <w:semiHidden/>
     <w:unhideWhenUsed/>
+    <w:rPr>
+      <w:noProof/>
+    </w:rPr>
   </w:style>
   <w:style w:type="table" w:default="1" w:styleId="TableNormal">
     <w:name w:val="Normal Table"/>
@@ -956,12 +1010,18 @@
         <w:right w:w="108" w:type="dxa"/>
       </w:tblCellMar>
     </w:tblPr>
+    <w:rPr>
+      <w:noProof/>
+    </w:rPr>
   </w:style>
   <w:style w:type="numbering" w:default="1" w:styleId="NoList">
     <w:name w:val="No List"/>
     <w:uiPriority w:val="99"/>
     <w:semiHidden/>
     <w:unhideWhenUsed/>
+    <w:rPr>
+      <w:noProof/>
+    </w:rPr>
   </w:style>
   <w:style w:type="paragraph" w:styleId="NoSpacing">
     <w:name w:val="No Spacing"/>
@@ -971,6 +1031,9 @@
     <w:pPr>
       <w:spacing w:after="0" w:line="240" w:lineRule="auto"/>
     </w:pPr>
+    <w:rPr>
+      <w:noProof/>
+    </w:rPr>
   </w:style>
   <w:style w:type="character" w:customStyle="1" w:styleId="Heading1Char">
     <w:name w:val="Heading 1 Char"/>
@@ -982,6 +1045,7 @@
       <w:rFonts w:asciiTheme="majorHAnsi" w:eastAsiaTheme="majorEastAsia" w:hAnsiTheme="majorHAnsi" w:cstheme="majorBidi"/>
       <w:b/>
       <w:bCs/>
+      <w:noProof/>
       <w:color w:val="365F91" w:themeColor="accent1" w:themeShade="BF"/>
       <w:sz w:val="28"/>
       <w:szCs w:val="28"/>
@@ -997,6 +1061,7 @@
       <w:rFonts w:asciiTheme="majorHAnsi" w:eastAsiaTheme="majorEastAsia" w:hAnsiTheme="majorHAnsi" w:cstheme="majorBidi"/>
       <w:b/>
       <w:bCs/>
+      <w:noProof/>
       <w:color w:val="4F81BD" w:themeColor="accent1"/>
       <w:sz w:val="26"/>
       <w:szCs w:val="26"/>
@@ -1012,6 +1077,7 @@
       <w:rFonts w:asciiTheme="majorHAnsi" w:eastAsiaTheme="majorEastAsia" w:hAnsiTheme="majorHAnsi" w:cstheme="majorBidi"/>
       <w:b/>
       <w:bCs/>
+      <w:noProof/>
       <w:color w:val="4F81BD" w:themeColor="accent1"/>
     </w:rPr>
   </w:style>
@@ -1032,6 +1098,7 @@
     </w:pPr>
     <w:rPr>
       <w:rFonts w:asciiTheme="majorHAnsi" w:eastAsiaTheme="majorEastAsia" w:hAnsiTheme="majorHAnsi" w:cstheme="majorBidi"/>
+      <w:noProof/>
       <w:color w:val="17365D" w:themeColor="text2" w:themeShade="BF"/>
       <w:spacing w:val="5"/>
       <w:kern w:val="28"/>
@@ -1047,6 +1114,7 @@
     <w:rsid w:val="00FC693F"/>
     <w:rPr>
       <w:rFonts w:asciiTheme="majorHAnsi" w:eastAsiaTheme="majorEastAsia" w:hAnsiTheme="majorHAnsi" w:cstheme="majorBidi"/>
+      <w:noProof/>
       <w:color w:val="17365D" w:themeColor="text2" w:themeShade="BF"/>
       <w:spacing w:val="5"/>
       <w:kern w:val="28"/>
@@ -1071,6 +1139,7 @@
       <w:rFonts w:asciiTheme="majorHAnsi" w:eastAsiaTheme="majorEastAsia" w:hAnsiTheme="majorHAnsi" w:cstheme="majorBidi"/>
       <w:i/>
       <w:iCs/>
+      <w:noProof/>
       <w:color w:val="4F81BD" w:themeColor="accent1"/>
       <w:spacing w:val="15"/>
       <w:sz w:val="24"/>
@@ -1087,6 +1156,7 @@
       <w:rFonts w:asciiTheme="majorHAnsi" w:eastAsiaTheme="majorEastAsia" w:hAnsiTheme="majorHAnsi" w:cstheme="majorBidi"/>
       <w:i/>
       <w:iCs/>
+      <w:noProof/>
       <w:color w:val="4F81BD" w:themeColor="accent1"/>
       <w:spacing w:val="15"/>
       <w:sz w:val="24"/>
@@ -1103,6 +1173,9 @@
       <w:ind w:left="720"/>
       <w:contextualSpacing/>
     </w:pPr>
+    <w:rPr>
+      <w:noProof/>
+    </w:rPr>
   </w:style>
   <w:style w:type="paragraph" w:styleId="BodyText">
     <w:name w:val="Body Text"/>
@@ -1114,6 +1187,9 @@
     <w:pPr>
       <w:spacing w:after="120"/>
     </w:pPr>
+    <w:rPr>
+      <w:noProof/>
+    </w:rPr>
   </w:style>
   <w:style w:type="character" w:customStyle="1" w:styleId="BodyTextChar">
     <w:name w:val="Body Text Char"/>
@@ -1121,6 +1197,9 @@
     <w:link w:val="BodyText"/>
     <w:uiPriority w:val="99"/>
     <w:rsid w:val="00AA1D8D"/>
+    <w:rPr>
+      <w:noProof/>
+    </w:rPr>
   </w:style>
   <w:style w:type="paragraph" w:styleId="BodyText2">
     <w:name w:val="Body Text 2"/>
@@ -1132,6 +1211,9 @@
     <w:pPr>
       <w:spacing w:after="120" w:line="480" w:lineRule="auto"/>
     </w:pPr>
+    <w:rPr>
+      <w:noProof/>
+    </w:rPr>
   </w:style>
   <w:style w:type="character" w:customStyle="1" w:styleId="BodyText2Char">
     <w:name w:val="Body Text 2 Char"/>
@@ -1139,6 +1221,9 @@
     <w:link w:val="BodyText2"/>
     <w:uiPriority w:val="99"/>
     <w:rsid w:val="00AA1D8D"/>
+    <w:rPr>
+      <w:noProof/>
+    </w:rPr>
   </w:style>
   <w:style w:type="paragraph" w:styleId="BodyText3">
     <w:name w:val="Body Text 3"/>
@@ -1151,6 +1236,7 @@
       <w:spacing w:after="120"/>
     </w:pPr>
     <w:rPr>
+      <w:noProof/>
       <w:sz w:val="16"/>
       <w:szCs w:val="16"/>
     </w:rPr>
@@ -1162,6 +1248,7 @@
     <w:uiPriority w:val="99"/>
     <w:rsid w:val="00AA1D8D"/>
     <w:rPr>
+      <w:noProof/>
       <w:sz w:val="16"/>
       <w:szCs w:val="16"/>
     </w:rPr>
@@ -1176,6 +1263,9 @@
       <w:ind w:left="360" w:hanging="360"/>
       <w:contextualSpacing/>
     </w:pPr>
+    <w:rPr>
+      <w:noProof/>
+    </w:rPr>
   </w:style>
   <w:style w:type="paragraph" w:styleId="List2">
     <w:name w:val="List 2"/>
@@ -1187,6 +1277,9 @@
       <w:ind w:left="720" w:hanging="360"/>
       <w:contextualSpacing/>
     </w:pPr>
+    <w:rPr>
+      <w:noProof/>
+    </w:rPr>
   </w:style>
   <w:style w:type="paragraph" w:styleId="List3">
     <w:name w:val="List 3"/>
@@ -1198,6 +1291,9 @@
       <w:ind w:left="1080" w:hanging="360"/>
       <w:contextualSpacing/>
     </w:pPr>
+    <w:rPr>
+      <w:noProof/>
+    </w:rPr>
   </w:style>
   <w:style w:type="paragraph" w:styleId="ListBullet">
     <w:name w:val="List Bullet"/>
@@ -1212,6 +1308,9 @@
       <w:bidi/>
       <w:contextualSpacing/>
     </w:pPr>
+    <w:rPr>
+      <w:noProof/>
+    </w:rPr>
   </w:style>
   <w:style w:type="paragraph" w:styleId="ListBullet2">
     <w:name w:val="List Bullet 2"/>
@@ -1225,6 +1324,9 @@
       </w:numPr>
       <w:contextualSpacing/>
     </w:pPr>
+    <w:rPr>
+      <w:noProof/>
+    </w:rPr>
   </w:style>
   <w:style w:type="paragraph" w:styleId="ListBullet3">
     <w:name w:val="List Bullet 3"/>
@@ -1238,6 +1340,9 @@
       </w:numPr>
       <w:contextualSpacing/>
     </w:pPr>
+    <w:rPr>
+      <w:noProof/>
+    </w:rPr>
   </w:style>
   <w:style w:type="paragraph" w:styleId="ListNumber">
     <w:name w:val="List Number"/>
@@ -1251,6 +1356,9 @@
       </w:numPr>
       <w:contextualSpacing/>
     </w:pPr>
+    <w:rPr>
+      <w:noProof/>
+    </w:rPr>
   </w:style>
   <w:style w:type="paragraph" w:styleId="ListNumber2">
     <w:name w:val="List Number 2"/>
@@ -1264,6 +1372,9 @@
       </w:numPr>
       <w:contextualSpacing/>
     </w:pPr>
+    <w:rPr>
+      <w:noProof/>
+    </w:rPr>
   </w:style>
   <w:style w:type="paragraph" w:styleId="ListNumber3">
     <w:name w:val="List Number 3"/>
@@ -1277,6 +1388,9 @@
       </w:numPr>
       <w:contextualSpacing/>
     </w:pPr>
+    <w:rPr>
+      <w:noProof/>
+    </w:rPr>
   </w:style>
   <w:style w:type="paragraph" w:styleId="ListContinue">
     <w:name w:val="List Continue"/>
@@ -1289,6 +1403,9 @@
       <w:ind w:left="360"/>
       <w:contextualSpacing/>
     </w:pPr>
+    <w:rPr>
+      <w:noProof/>
+    </w:rPr>
   </w:style>
   <w:style w:type="paragraph" w:styleId="ListContinue2">
     <w:name w:val="List Continue 2"/>
@@ -1301,6 +1418,9 @@
       <w:ind w:left="720"/>
       <w:contextualSpacing/>
     </w:pPr>
+    <w:rPr>
+      <w:noProof/>
+    </w:rPr>
   </w:style>
   <w:style w:type="paragraph" w:styleId="ListContinue3">
     <w:name w:val="List Continue 3"/>
@@ -1313,6 +1433,9 @@
       <w:ind w:left="1080"/>
       <w:contextualSpacing/>
     </w:pPr>
+    <w:rPr>
+      <w:noProof/>
+    </w:rPr>
   </w:style>
   <w:style w:type="paragraph" w:styleId="MacroText">
     <w:name w:val="macro"/>
@@ -1333,6 +1456,7 @@
     </w:pPr>
     <w:rPr>
       <w:rFonts w:ascii="Courier" w:hAnsi="Courier"/>
+      <w:noProof/>
       <w:sz w:val="20"/>
       <w:szCs w:val="20"/>
     </w:rPr>
@@ -1345,6 +1469,7 @@
     <w:rsid w:val="0029639D"/>
     <w:rPr>
       <w:rFonts w:ascii="Courier" w:hAnsi="Courier"/>
+      <w:noProof/>
       <w:sz w:val="20"/>
       <w:szCs w:val="20"/>
     </w:rPr>
@@ -1360,6 +1485,7 @@
     <w:rPr>
       <w:i/>
       <w:iCs/>
+      <w:noProof/>
       <w:color w:val="000000" w:themeColor="text1"/>
     </w:rPr>
   </w:style>
@@ -1372,6 +1498,7 @@
     <w:rPr>
       <w:i/>
       <w:iCs/>
+      <w:noProof/>
       <w:color w:val="000000" w:themeColor="text1"/>
     </w:rPr>
   </w:style>
@@ -1388,6 +1515,7 @@
       <w:bCs/>
       <w:i/>
       <w:iCs/>
+      <w:noProof/>
       <w:color w:val="4F81BD" w:themeColor="accent1"/>
     </w:rPr>
   </w:style>
@@ -1400,6 +1528,7 @@
     <w:rsid w:val="00FC693F"/>
     <w:rPr>
       <w:rFonts w:asciiTheme="majorHAnsi" w:eastAsiaTheme="majorEastAsia" w:hAnsiTheme="majorHAnsi" w:cstheme="majorBidi"/>
+      <w:noProof/>
       <w:color w:val="243F60" w:themeColor="accent1" w:themeShade="7F"/>
     </w:rPr>
   </w:style>
@@ -1414,6 +1543,7 @@
       <w:rFonts w:asciiTheme="majorHAnsi" w:eastAsiaTheme="majorEastAsia" w:hAnsiTheme="majorHAnsi" w:cstheme="majorBidi"/>
       <w:i/>
       <w:iCs/>
+      <w:noProof/>
       <w:color w:val="243F60" w:themeColor="accent1" w:themeShade="7F"/>
     </w:rPr>
   </w:style>
@@ -1428,6 +1558,7 @@
       <w:rFonts w:asciiTheme="majorHAnsi" w:eastAsiaTheme="majorEastAsia" w:hAnsiTheme="majorHAnsi" w:cstheme="majorBidi"/>
       <w:i/>
       <w:iCs/>
+      <w:noProof/>
       <w:color w:val="404040" w:themeColor="text1" w:themeTint="BF"/>
     </w:rPr>
   </w:style>
@@ -1440,6 +1571,7 @@
     <w:rsid w:val="00FC693F"/>
     <w:rPr>
       <w:rFonts w:asciiTheme="majorHAnsi" w:eastAsiaTheme="majorEastAsia" w:hAnsiTheme="majorHAnsi" w:cstheme="majorBidi"/>
+      <w:noProof/>
       <w:color w:val="4F81BD" w:themeColor="accent1"/>
       <w:sz w:val="20"/>
       <w:szCs w:val="20"/>
@@ -1456,6 +1588,7 @@
       <w:rFonts w:asciiTheme="majorHAnsi" w:eastAsiaTheme="majorEastAsia" w:hAnsiTheme="majorHAnsi" w:cstheme="majorBidi"/>
       <w:i/>
       <w:iCs/>
+      <w:noProof/>
       <w:color w:val="404040" w:themeColor="text1" w:themeTint="BF"/>
       <w:sz w:val="20"/>
       <w:szCs w:val="20"/>
@@ -1476,6 +1609,7 @@
     <w:rPr>
       <w:b/>
       <w:bCs/>
+      <w:noProof/>
       <w:color w:val="4F81BD" w:themeColor="accent1"/>
       <w:sz w:val="18"/>
       <w:szCs w:val="18"/>
@@ -1490,6 +1624,7 @@
     <w:rPr>
       <w:b/>
       <w:bCs/>
+      <w:noProof/>
     </w:rPr>
   </w:style>
   <w:style w:type="character" w:styleId="Emphasis">
@@ -1501,6 +1636,7 @@
     <w:rPr>
       <w:i/>
       <w:iCs/>
+      <w:noProof/>
     </w:rPr>
   </w:style>
   <w:style w:type="paragraph" w:styleId="IntenseQuote">
@@ -1523,6 +1659,7 @@
       <w:bCs/>
       <w:i/>
       <w:iCs/>
+      <w:noProof/>
       <w:color w:val="4F81BD" w:themeColor="accent1"/>
     </w:rPr>
   </w:style>
@@ -1537,6 +1674,7 @@
       <w:bCs/>
       <w:i/>
       <w:iCs/>
+      <w:noProof/>
       <w:color w:val="4F81BD" w:themeColor="accent1"/>
     </w:rPr>
   </w:style>
@@ -1549,6 +1687,7 @@
     <w:rPr>
       <w:i/>
       <w:iCs/>
+      <w:noProof/>
       <w:color w:val="808080" w:themeColor="text1" w:themeTint="7F"/>
     </w:rPr>
   </w:style>
@@ -1563,6 +1702,7 @@
       <w:bCs/>
       <w:i/>
       <w:iCs/>
+      <w:noProof/>
       <w:color w:val="4F81BD" w:themeColor="accent1"/>
     </w:rPr>
   </w:style>
@@ -1574,6 +1714,7 @@
     <w:rsid w:val="00FC693F"/>
     <w:rPr>
       <w:smallCaps/>
+      <w:noProof/>
       <w:color w:val="C0504D" w:themeColor="accent2"/>
       <w:u w:val="single"/>
     </w:rPr>
@@ -1588,6 +1729,7 @@
       <w:b/>
       <w:bCs/>
       <w:smallCaps/>
+      <w:noProof/>
       <w:color w:val="C0504D" w:themeColor="accent2"/>
       <w:spacing w:val="5"/>
       <w:u w:val="single"/>
@@ -1603,6 +1745,7 @@
       <w:b/>
       <w:bCs/>
       <w:smallCaps/>
+      <w:noProof/>
       <w:spacing w:val="5"/>
     </w:rPr>
   </w:style>
@@ -1618,6 +1761,9 @@
     <w:pPr>
       <w:outlineLvl w:val="9"/>
     </w:pPr>
+    <w:rPr>
+      <w:noProof/>
+    </w:rPr>
   </w:style>
   <w:style w:type="table" w:styleId="TableGrid">
     <w:name w:val="Table Grid"/>
@@ -1644,6 +1790,9 @@
         <w:right w:w="108" w:type="dxa"/>
       </w:tblCellMar>
     </w:tblPr>
+    <w:rPr>
+      <w:noProof/>
+    </w:rPr>
   </w:style>
   <w:style w:type="table" w:styleId="LightShading">
     <w:name w:val="Light Shading"/>
@@ -1654,6 +1803,7 @@
       <w:spacing w:after="0" w:line="240" w:lineRule="auto"/>
     </w:pPr>
     <w:rPr>
+      <w:noProof/>
       <w:color w:val="000000" w:themeColor="text1" w:themeShade="BF"/>
     </w:rPr>
     <w:tblPr>
@@ -1678,6 +1828,7 @@
       <w:rPr>
         <w:b/>
         <w:bCs/>
+        <w:noProof/>
       </w:rPr>
       <w:tblPr/>
       <w:tcPr>
@@ -1698,6 +1849,7 @@
       <w:rPr>
         <w:b/>
         <w:bCs/>
+        <w:noProof/>
       </w:rPr>
       <w:tblPr/>
       <w:tcPr>
@@ -1715,12 +1867,14 @@
       <w:rPr>
         <w:b/>
         <w:bCs/>
+        <w:noProof/>
       </w:rPr>
     </w:tblStylePr>
     <w:tblStylePr w:type="lastCol">
       <w:rPr>
         <w:b/>
         <w:bCs/>
+        <w:noProof/>
       </w:rPr>
     </w:tblStylePr>
     <w:tblStylePr w:type="band1Vert">
@@ -1757,6 +1911,7 @@
       <w:spacing w:after="0" w:line="240" w:lineRule="auto"/>
     </w:pPr>
     <w:rPr>
+      <w:noProof/>
       <w:color w:val="365F91" w:themeColor="accent1" w:themeShade="BF"/>
     </w:rPr>
     <w:tblPr>
@@ -1781,6 +1936,7 @@
       <w:rPr>
         <w:b/>
         <w:bCs/>
+        <w:noProof/>
       </w:rPr>
       <w:tblPr/>
       <w:tcPr>
@@ -1801,6 +1957,7 @@
       <w:rPr>
         <w:b/>
         <w:bCs/>
+        <w:noProof/>
       </w:rPr>
       <w:tblPr/>
       <w:tcPr>
@@ -1818,12 +1975,14 @@
       <w:rPr>
         <w:b/>
         <w:bCs/>
+        <w:noProof/>
       </w:rPr>
     </w:tblStylePr>
     <w:tblStylePr w:type="lastCol">
       <w:rPr>
         <w:b/>
         <w:bCs/>
+        <w:noProof/>
       </w:rPr>
     </w:tblStylePr>
     <w:tblStylePr w:type="band1Vert">
@@ -1860,6 +2019,7 @@
       <w:spacing w:after="0" w:line="240" w:lineRule="auto"/>
     </w:pPr>
     <w:rPr>
+      <w:noProof/>
       <w:color w:val="943634" w:themeColor="accent2" w:themeShade="BF"/>
     </w:rPr>
     <w:tblPr>
@@ -1884,6 +2044,7 @@
       <w:rPr>
         <w:b/>
         <w:bCs/>
+        <w:noProof/>
       </w:rPr>
       <w:tblPr/>
       <w:tcPr>
@@ -1904,6 +2065,7 @@
       <w:rPr>
         <w:b/>
         <w:bCs/>
+        <w:noProof/>
       </w:rPr>
       <w:tblPr/>
       <w:tcPr>
@@ -1921,12 +2083,14 @@
       <w:rPr>
         <w:b/>
         <w:bCs/>
+        <w:noProof/>
       </w:rPr>
     </w:tblStylePr>
     <w:tblStylePr w:type="lastCol">
       <w:rPr>
         <w:b/>
         <w:bCs/>
+        <w:noProof/>
       </w:rPr>
     </w:tblStylePr>
     <w:tblStylePr w:type="band1Vert">
@@ -1963,6 +2127,7 @@
       <w:spacing w:after="0" w:line="240" w:lineRule="auto"/>
     </w:pPr>
     <w:rPr>
+      <w:noProof/>
       <w:color w:val="76923C" w:themeColor="accent3" w:themeShade="BF"/>
     </w:rPr>
     <w:tblPr>
@@ -1987,6 +2152,7 @@
       <w:rPr>
         <w:b/>
         <w:bCs/>
+        <w:noProof/>
       </w:rPr>
       <w:tblPr/>
       <w:tcPr>
@@ -2007,6 +2173,7 @@
       <w:rPr>
         <w:b/>
         <w:bCs/>
+        <w:noProof/>
       </w:rPr>
       <w:tblPr/>
       <w:tcPr>
@@ -2024,12 +2191,14 @@
       <w:rPr>
         <w:b/>
         <w:bCs/>
+        <w:noProof/>
       </w:rPr>
     </w:tblStylePr>
     <w:tblStylePr w:type="lastCol">
       <w:rPr>
         <w:b/>
         <w:bCs/>
+        <w:noProof/>
       </w:rPr>
     </w:tblStylePr>
     <w:tblStylePr w:type="band1Vert">
@@ -2066,6 +2235,7 @@
       <w:spacing w:after="0" w:line="240" w:lineRule="auto"/>
     </w:pPr>
     <w:rPr>
+      <w:noProof/>
       <w:color w:val="5F497A" w:themeColor="accent4" w:themeShade="BF"/>
     </w:rPr>
     <w:tblPr>
@@ -2090,6 +2260,7 @@
       <w:rPr>
         <w:b/>
         <w:bCs/>
+        <w:noProof/>
       </w:rPr>
       <w:tblPr/>
       <w:tcPr>
@@ -2110,6 +2281,7 @@
       <w:rPr>
         <w:b/>
         <w:bCs/>
+        <w:noProof/>
       </w:rPr>
       <w:tblPr/>
       <w:tcPr>
@@ -2127,12 +2299,14 @@
       <w:rPr>
         <w:b/>
         <w:bCs/>
+        <w:noProof/>
       </w:rPr>
     </w:tblStylePr>
     <w:tblStylePr w:type="lastCol">
       <w:rPr>
         <w:b/>
         <w:bCs/>
+        <w:noProof/>
       </w:rPr>
     </w:tblStylePr>
     <w:tblStylePr w:type="band1Vert">
@@ -2169,6 +2343,7 @@
       <w:spacing w:after="0" w:line="240" w:lineRule="auto"/>
     </w:pPr>
     <w:rPr>
+      <w:noProof/>
       <w:color w:val="31849B" w:themeColor="accent5" w:themeShade="BF"/>
     </w:rPr>
     <w:tblPr>
@@ -2193,6 +2368,7 @@
       <w:rPr>
         <w:b/>
         <w:bCs/>
+        <w:noProof/>
       </w:rPr>
       <w:tblPr/>
       <w:tcPr>
@@ -2213,6 +2389,7 @@
       <w:rPr>
         <w:b/>
         <w:bCs/>
+        <w:noProof/>
       </w:rPr>
       <w:tblPr/>
       <w:tcPr>
@@ -2230,12 +2407,14 @@
       <w:rPr>
         <w:b/>
         <w:bCs/>
+        <w:noProof/>
       </w:rPr>
     </w:tblStylePr>
     <w:tblStylePr w:type="lastCol">
       <w:rPr>
         <w:b/>
         <w:bCs/>
+        <w:noProof/>
       </w:rPr>
     </w:tblStylePr>
     <w:tblStylePr w:type="band1Vert">
@@ -2272,6 +2451,7 @@
       <w:spacing w:after="0" w:line="240" w:lineRule="auto"/>
     </w:pPr>
     <w:rPr>
+      <w:noProof/>
       <w:color w:val="E36C0A" w:themeColor="accent6" w:themeShade="BF"/>
     </w:rPr>
     <w:tblPr>
@@ -2296,6 +2476,7 @@
       <w:rPr>
         <w:b/>
         <w:bCs/>
+        <w:noProof/>
       </w:rPr>
       <w:tblPr/>
       <w:tcPr>
@@ -2316,6 +2497,7 @@
       <w:rPr>
         <w:b/>
         <w:bCs/>
+        <w:noProof/>
       </w:rPr>
       <w:tblPr/>
       <w:tcPr>
@@ -2333,12 +2515,14 @@
       <w:rPr>
         <w:b/>
         <w:bCs/>
+        <w:noProof/>
       </w:rPr>
     </w:tblStylePr>
     <w:tblStylePr w:type="lastCol">
       <w:rPr>
         <w:b/>
         <w:bCs/>
+        <w:noProof/>
       </w:rPr>
     </w:tblStylePr>
     <w:tblStylePr w:type="band1Vert">
@@ -2398,6 +2582,7 @@
       <w:rPr>
         <w:b/>
         <w:bCs/>
+        <w:noProof/>
         <w:color w:val="FFFFFF" w:themeColor="background1"/>
       </w:rPr>
       <w:tblPr/>
@@ -2412,6 +2597,7 @@
       <w:rPr>
         <w:b/>
         <w:bCs/>
+        <w:noProof/>
       </w:rPr>
       <w:tblPr/>
       <w:tcPr>
@@ -2427,12 +2613,14 @@
       <w:rPr>
         <w:b/>
         <w:bCs/>
+        <w:noProof/>
       </w:rPr>
     </w:tblStylePr>
     <w:tblStylePr w:type="lastCol">
       <w:rPr>
         <w:b/>
         <w:bCs/>
+        <w:noProof/>
       </w:rPr>
     </w:tblStylePr>
     <w:tblStylePr w:type="band1Vert">
@@ -2457,6 +2645,9 @@
         </w:tcBorders>
       </w:tcPr>
     </w:tblStylePr>
+    <w:rPr>
+      <w:noProof/>
+    </w:rPr>
   </w:style>
   <w:style w:type="table" w:styleId="LightList-Accent1">
     <w:name w:val="Light List Accent 1"/>
@@ -2490,6 +2681,7 @@
       <w:rPr>
         <w:b/>
         <w:bCs/>
+        <w:noProof/>
         <w:color w:val="FFFFFF" w:themeColor="background1"/>
       </w:rPr>
       <w:tblPr/>
@@ -2504,6 +2696,7 @@
       <w:rPr>
         <w:b/>
         <w:bCs/>
+        <w:noProof/>
       </w:rPr>
       <w:tblPr/>
       <w:tcPr>
@@ -2519,12 +2712,14 @@
       <w:rPr>
         <w:b/>
         <w:bCs/>
+        <w:noProof/>
       </w:rPr>
     </w:tblStylePr>
     <w:tblStylePr w:type="lastCol">
       <w:rPr>
         <w:b/>
         <w:bCs/>
+        <w:noProof/>
       </w:rPr>
     </w:tblStylePr>
     <w:tblStylePr w:type="band1Vert">
@@ -2549,6 +2744,9 @@
         </w:tcBorders>
       </w:tcPr>
     </w:tblStylePr>
+    <w:rPr>
+      <w:noProof/>
+    </w:rPr>
   </w:style>
   <w:style w:type="table" w:styleId="LightList-Accent2">
     <w:name w:val="Light List Accent 2"/>
@@ -2582,6 +2780,7 @@
       <w:rPr>
         <w:b/>
         <w:bCs/>
+        <w:noProof/>
         <w:color w:val="FFFFFF" w:themeColor="background1"/>
       </w:rPr>
       <w:tblPr/>
@@ -2596,6 +2795,7 @@
       <w:rPr>
         <w:b/>
         <w:bCs/>
+        <w:noProof/>
       </w:rPr>
       <w:tblPr/>
       <w:tcPr>
@@ -2611,12 +2811,14 @@
       <w:rPr>
         <w:b/>
         <w:bCs/>
+        <w:noProof/>
       </w:rPr>
     </w:tblStylePr>
     <w:tblStylePr w:type="lastCol">
       <w:rPr>
         <w:b/>
         <w:bCs/>
+        <w:noProof/>
       </w:rPr>
     </w:tblStylePr>
     <w:tblStylePr w:type="band1Vert">
@@ -2641,6 +2843,9 @@
         </w:tcBorders>
       </w:tcPr>
     </w:tblStylePr>
+    <w:rPr>
+      <w:noProof/>
+    </w:rPr>
   </w:style>
   <w:style w:type="table" w:styleId="LightList-Accent3">
     <w:name w:val="Light List Accent 3"/>
@@ -2674,6 +2879,7 @@
       <w:rPr>
         <w:b/>
         <w:bCs/>
+        <w:noProof/>
         <w:color w:val="FFFFFF" w:themeColor="background1"/>
       </w:rPr>
       <w:tblPr/>
@@ -2688,6 +2894,7 @@
       <w:rPr>
         <w:b/>
         <w:bCs/>
+        <w:noProof/>
       </w:rPr>
       <w:tblPr/>
       <w:tcPr>
@@ -2703,12 +2910,14 @@
       <w:rPr>
         <w:b/>
         <w:bCs/>
+        <w:noProof/>
       </w:rPr>
     </w:tblStylePr>
     <w:tblStylePr w:type="lastCol">
       <w:rPr>
         <w:b/>
         <w:bCs/>
+        <w:noProof/>
       </w:rPr>
     </w:tblStylePr>
     <w:tblStylePr w:type="band1Vert">
@@ -2733,6 +2942,9 @@
         </w:tcBorders>
       </w:tcPr>
     </w:tblStylePr>
+    <w:rPr>
+      <w:noProof/>
+    </w:rPr>
   </w:style>
   <w:style w:type="table" w:styleId="LightList-Accent4">
     <w:name w:val="Light List Accent 4"/>
@@ -2766,6 +2978,7 @@
       <w:rPr>
         <w:b/>
         <w:bCs/>
+        <w:noProof/>
         <w:color w:val="FFFFFF" w:themeColor="background1"/>
       </w:rPr>
       <w:tblPr/>
@@ -2780,6 +2993,7 @@
       <w:rPr>
         <w:b/>
         <w:bCs/>
+        <w:noProof/>
       </w:rPr>
       <w:tblPr/>
       <w:tcPr>
@@ -2795,12 +3009,14 @@
       <w:rPr>
         <w:b/>
         <w:bCs/>
+        <w:noProof/>
       </w:rPr>
     </w:tblStylePr>
     <w:tblStylePr w:type="lastCol">
       <w:rPr>
         <w:b/>
         <w:bCs/>
+        <w:noProof/>
       </w:rPr>
     </w:tblStylePr>
     <w:tblStylePr w:type="band1Vert">
@@ -2825,6 +3041,9 @@
         </w:tcBorders>
       </w:tcPr>
     </w:tblStylePr>
+    <w:rPr>
+      <w:noProof/>
+    </w:rPr>
   </w:style>
   <w:style w:type="table" w:styleId="LightList-Accent5">
     <w:name w:val="Light List Accent 5"/>
@@ -2858,6 +3077,7 @@
       <w:rPr>
         <w:b/>
         <w:bCs/>
+        <w:noProof/>
         <w:color w:val="FFFFFF" w:themeColor="background1"/>
       </w:rPr>
       <w:tblPr/>
@@ -2872,6 +3092,7 @@
       <w:rPr>
         <w:b/>
         <w:bCs/>
+        <w:noProof/>
       </w:rPr>
       <w:tblPr/>
       <w:tcPr>
@@ -2887,12 +3108,14 @@
       <w:rPr>
         <w:b/>
         <w:bCs/>
+        <w:noProof/>
       </w:rPr>
     </w:tblStylePr>
     <w:tblStylePr w:type="lastCol">
       <w:rPr>
         <w:b/>
         <w:bCs/>
+        <w:noProof/>
       </w:rPr>
     </w:tblStylePr>
     <w:tblStylePr w:type="band1Vert">
@@ -2917,6 +3140,9 @@
         </w:tcBorders>
       </w:tcPr>
     </w:tblStylePr>
+    <w:rPr>
+      <w:noProof/>
+    </w:rPr>
   </w:style>
   <w:style w:type="table" w:styleId="LightList-Accent6">
     <w:name w:val="Light List Accent 6"/>
@@ -2950,6 +3176,7 @@
       <w:rPr>
         <w:b/>
         <w:bCs/>
+        <w:noProof/>
         <w:color w:val="FFFFFF" w:themeColor="background1"/>
       </w:rPr>
       <w:tblPr/>
@@ -2964,6 +3191,7 @@
       <w:rPr>
         <w:b/>
         <w:bCs/>
+        <w:noProof/>
       </w:rPr>
       <w:tblPr/>
       <w:tcPr>
@@ -2979,12 +3207,14 @@
       <w:rPr>
         <w:b/>
         <w:bCs/>
+        <w:noProof/>
       </w:rPr>
     </w:tblStylePr>
     <w:tblStylePr w:type="lastCol">
       <w:rPr>
         <w:b/>
         <w:bCs/>
+        <w:noProof/>
       </w:rPr>
     </w:tblStylePr>
     <w:tblStylePr w:type="band1Vert">
@@ -3009,6 +3239,9 @@
         </w:tcBorders>
       </w:tcPr>
     </w:tblStylePr>
+    <w:rPr>
+      <w:noProof/>
+    </w:rPr>
   </w:style>
   <w:style w:type="table" w:styleId="LightGrid">
     <w:name w:val="Light Grid"/>
@@ -3045,6 +3278,7 @@
         <w:rFonts w:asciiTheme="majorHAnsi" w:eastAsiaTheme="majorEastAsia" w:hAnsiTheme="majorHAnsi" w:cstheme="majorBidi"/>
         <w:b/>
         <w:bCs/>
+        <w:noProof/>
       </w:rPr>
       <w:tblPr/>
       <w:tcPr>
@@ -3066,6 +3300,7 @@
         <w:rFonts w:asciiTheme="majorHAnsi" w:eastAsiaTheme="majorEastAsia" w:hAnsiTheme="majorHAnsi" w:cstheme="majorBidi"/>
         <w:b/>
         <w:bCs/>
+        <w:noProof/>
       </w:rPr>
       <w:tblPr/>
       <w:tcPr>
@@ -3084,6 +3319,7 @@
         <w:rFonts w:asciiTheme="majorHAnsi" w:eastAsiaTheme="majorEastAsia" w:hAnsiTheme="majorHAnsi" w:cstheme="majorBidi"/>
         <w:b/>
         <w:bCs/>
+        <w:noProof/>
       </w:rPr>
     </w:tblStylePr>
     <w:tblStylePr w:type="lastCol">
@@ -3091,6 +3327,7 @@
         <w:rFonts w:asciiTheme="majorHAnsi" w:eastAsiaTheme="majorEastAsia" w:hAnsiTheme="majorHAnsi" w:cstheme="majorBidi"/>
         <w:b/>
         <w:bCs/>
+        <w:noProof/>
       </w:rPr>
       <w:tblPr/>
       <w:tcPr>
@@ -3139,6 +3376,9 @@
         </w:tcBorders>
       </w:tcPr>
     </w:tblStylePr>
+    <w:rPr>
+      <w:noProof/>
+    </w:rPr>
   </w:style>
   <w:style w:type="table" w:styleId="LightGrid-Accent1">
     <w:name w:val="Light Grid Accent 1"/>
@@ -3175,6 +3415,7 @@
         <w:rFonts w:asciiTheme="majorHAnsi" w:eastAsiaTheme="majorEastAsia" w:hAnsiTheme="majorHAnsi" w:cstheme="majorBidi"/>
         <w:b/>
         <w:bCs/>
+        <w:noProof/>
       </w:rPr>
       <w:tblPr/>
       <w:tcPr>
@@ -3196,6 +3437,7 @@
         <w:rFonts w:asciiTheme="majorHAnsi" w:eastAsiaTheme="majorEastAsia" w:hAnsiTheme="majorHAnsi" w:cstheme="majorBidi"/>
         <w:b/>
         <w:bCs/>
+        <w:noProof/>
       </w:rPr>
       <w:tblPr/>
       <w:tcPr>
@@ -3214,6 +3456,7 @@
         <w:rFonts w:asciiTheme="majorHAnsi" w:eastAsiaTheme="majorEastAsia" w:hAnsiTheme="majorHAnsi" w:cstheme="majorBidi"/>
         <w:b/>
         <w:bCs/>
+        <w:noProof/>
       </w:rPr>
     </w:tblStylePr>
     <w:tblStylePr w:type="lastCol">
@@ -3221,6 +3464,7 @@
         <w:rFonts w:asciiTheme="majorHAnsi" w:eastAsiaTheme="majorEastAsia" w:hAnsiTheme="majorHAnsi" w:cstheme="majorBidi"/>
         <w:b/>
         <w:bCs/>
+        <w:noProof/>
       </w:rPr>
       <w:tblPr/>
       <w:tcPr>
@@ -3269,6 +3513,9 @@
         </w:tcBorders>
       </w:tcPr>
     </w:tblStylePr>
+    <w:rPr>
+      <w:noProof/>
+    </w:rPr>
   </w:style>
   <w:style w:type="table" w:styleId="LightGrid-Accent2">
     <w:name w:val="Light Grid Accent 2"/>
@@ -3305,6 +3552,7 @@
         <w:rFonts w:asciiTheme="majorHAnsi" w:eastAsiaTheme="majorEastAsia" w:hAnsiTheme="majorHAnsi" w:cstheme="majorBidi"/>
         <w:b/>
         <w:bCs/>
+        <w:noProof/>
       </w:rPr>
       <w:tblPr/>
       <w:tcPr>
@@ -3326,6 +3574,7 @@
         <w:rFonts w:asciiTheme="majorHAnsi" w:eastAsiaTheme="majorEastAsia" w:hAnsiTheme="majorHAnsi" w:cstheme="majorBidi"/>
         <w:b/>
         <w:bCs/>
+        <w:noProof/>
       </w:rPr>
       <w:tblPr/>
       <w:tcPr>
@@ -3344,6 +3593,7 @@
         <w:rFonts w:asciiTheme="majorHAnsi" w:eastAsiaTheme="majorEastAsia" w:hAnsiTheme="majorHAnsi" w:cstheme="majorBidi"/>
         <w:b/>
         <w:bCs/>
+        <w:noProof/>
       </w:rPr>
     </w:tblStylePr>
     <w:tblStylePr w:type="lastCol">
@@ -3351,6 +3601,7 @@
         <w:rFonts w:asciiTheme="majorHAnsi" w:eastAsiaTheme="majorEastAsia" w:hAnsiTheme="majorHAnsi" w:cstheme="majorBidi"/>
         <w:b/>
         <w:bCs/>
+        <w:noProof/>
       </w:rPr>
       <w:tblPr/>
       <w:tcPr>
@@ -3399,6 +3650,9 @@
         </w:tcBorders>
       </w:tcPr>
     </w:tblStylePr>
+    <w:rPr>
+      <w:noProof/>
+    </w:rPr>
   </w:style>
   <w:style w:type="table" w:styleId="LightGrid-Accent3">
     <w:name w:val="Light Grid Accent 3"/>
@@ -3435,6 +3689,7 @@
         <w:rFonts w:asciiTheme="majorHAnsi" w:eastAsiaTheme="majorEastAsia" w:hAnsiTheme="majorHAnsi" w:cstheme="majorBidi"/>
         <w:b/>
         <w:bCs/>
+        <w:noProof/>
       </w:rPr>
       <w:tblPr/>
       <w:tcPr>
@@ -3456,6 +3711,7 @@
         <w:rFonts w:asciiTheme="majorHAnsi" w:eastAsiaTheme="majorEastAsia" w:hAnsiTheme="majorHAnsi" w:cstheme="majorBidi"/>
         <w:b/>
         <w:bCs/>
+        <w:noProof/>
       </w:rPr>
       <w:tblPr/>
       <w:tcPr>
@@ -3474,6 +3730,7 @@
         <w:rFonts w:asciiTheme="majorHAnsi" w:eastAsiaTheme="majorEastAsia" w:hAnsiTheme="majorHAnsi" w:cstheme="majorBidi"/>
         <w:b/>
         <w:bCs/>
+        <w:noProof/>
       </w:rPr>
     </w:tblStylePr>
     <w:tblStylePr w:type="lastCol">
@@ -3481,6 +3738,7 @@
         <w:rFonts w:asciiTheme="majorHAnsi" w:eastAsiaTheme="majorEastAsia" w:hAnsiTheme="majorHAnsi" w:cstheme="majorBidi"/>
         <w:b/>
         <w:bCs/>
+        <w:noProof/>
       </w:rPr>
       <w:tblPr/>
       <w:tcPr>
@@ -3529,6 +3787,9 @@
         </w:tcBorders>
       </w:tcPr>
     </w:tblStylePr>
+    <w:rPr>
+      <w:noProof/>
+    </w:rPr>
   </w:style>
   <w:style w:type="table" w:styleId="LightGrid-Accent4">
     <w:name w:val="Light Grid Accent 4"/>
@@ -3565,6 +3826,7 @@
         <w:rFonts w:asciiTheme="majorHAnsi" w:eastAsiaTheme="majorEastAsia" w:hAnsiTheme="majorHAnsi" w:cstheme="majorBidi"/>
         <w:b/>
         <w:bCs/>
+        <w:noProof/>
       </w:rPr>
       <w:tblPr/>
       <w:tcPr>
@@ -3586,6 +3848,7 @@
         <w:rFonts w:asciiTheme="majorHAnsi" w:eastAsiaTheme="majorEastAsia" w:hAnsiTheme="majorHAnsi" w:cstheme="majorBidi"/>
         <w:b/>
         <w:bCs/>
+        <w:noProof/>
       </w:rPr>
       <w:tblPr/>
       <w:tcPr>
@@ -3604,6 +3867,7 @@
         <w:rFonts w:asciiTheme="majorHAnsi" w:eastAsiaTheme="majorEastAsia" w:hAnsiTheme="majorHAnsi" w:cstheme="majorBidi"/>
         <w:b/>
         <w:bCs/>
+        <w:noProof/>
       </w:rPr>
     </w:tblStylePr>
     <w:tblStylePr w:type="lastCol">
@@ -3611,6 +3875,7 @@
         <w:rFonts w:asciiTheme="majorHAnsi" w:eastAsiaTheme="majorEastAsia" w:hAnsiTheme="majorHAnsi" w:cstheme="majorBidi"/>
         <w:b/>
         <w:bCs/>
+        <w:noProof/>
       </w:rPr>
       <w:tblPr/>
       <w:tcPr>
@@ -3659,6 +3924,9 @@
         </w:tcBorders>
       </w:tcPr>
     </w:tblStylePr>
+    <w:rPr>
+      <w:noProof/>
+    </w:rPr>
   </w:style>
   <w:style w:type="table" w:styleId="LightGrid-Accent5">
     <w:name w:val="Light Grid Accent 5"/>
@@ -3695,6 +3963,7 @@
         <w:rFonts w:asciiTheme="majorHAnsi" w:eastAsiaTheme="majorEastAsia" w:hAnsiTheme="majorHAnsi" w:cstheme="majorBidi"/>
         <w:b/>
         <w:bCs/>
+        <w:noProof/>
       </w:rPr>
       <w:tblPr/>
       <w:tcPr>
@@ -3716,6 +3985,7 @@
         <w:rFonts w:asciiTheme="majorHAnsi" w:eastAsiaTheme="majorEastAsia" w:hAnsiTheme="majorHAnsi" w:cstheme="majorBidi"/>
         <w:b/>
         <w:bCs/>
+        <w:noProof/>
       </w:rPr>
       <w:tblPr/>
       <w:tcPr>
@@ -3734,6 +4004,7 @@
         <w:rFonts w:asciiTheme="majorHAnsi" w:eastAsiaTheme="majorEastAsia" w:hAnsiTheme="majorHAnsi" w:cstheme="majorBidi"/>
         <w:b/>
         <w:bCs/>
+        <w:noProof/>
       </w:rPr>
     </w:tblStylePr>
     <w:tblStylePr w:type="lastCol">
@@ -3741,6 +4012,7 @@
         <w:rFonts w:asciiTheme="majorHAnsi" w:eastAsiaTheme="majorEastAsia" w:hAnsiTheme="majorHAnsi" w:cstheme="majorBidi"/>
         <w:b/>
         <w:bCs/>
+        <w:noProof/>
       </w:rPr>
       <w:tblPr/>
       <w:tcPr>
@@ -3789,6 +4061,9 @@
         </w:tcBorders>
       </w:tcPr>
     </w:tblStylePr>
+    <w:rPr>
+      <w:noProof/>
+    </w:rPr>
   </w:style>
   <w:style w:type="table" w:styleId="LightGrid-Accent6">
     <w:name w:val="Light Grid Accent 6"/>
@@ -3825,6 +4100,7 @@
         <w:rFonts w:asciiTheme="majorHAnsi" w:eastAsiaTheme="majorEastAsia" w:hAnsiTheme="majorHAnsi" w:cstheme="majorBidi"/>
         <w:b/>
         <w:bCs/>
+        <w:noProof/>
       </w:rPr>
       <w:tblPr/>
       <w:tcPr>
@@ -3846,6 +4122,7 @@
         <w:rFonts w:asciiTheme="majorHAnsi" w:eastAsiaTheme="majorEastAsia" w:hAnsiTheme="majorHAnsi" w:cstheme="majorBidi"/>
         <w:b/>
         <w:bCs/>
+        <w:noProof/>
       </w:rPr>
       <w:tblPr/>
       <w:tcPr>
@@ -3864,6 +4141,7 @@
         <w:rFonts w:asciiTheme="majorHAnsi" w:eastAsiaTheme="majorEastAsia" w:hAnsiTheme="majorHAnsi" w:cstheme="majorBidi"/>
         <w:b/>
         <w:bCs/>
+        <w:noProof/>
       </w:rPr>
     </w:tblStylePr>
     <w:tblStylePr w:type="lastCol">
@@ -3871,6 +4149,7 @@
         <w:rFonts w:asciiTheme="majorHAnsi" w:eastAsiaTheme="majorEastAsia" w:hAnsiTheme="majorHAnsi" w:cstheme="majorBidi"/>
         <w:b/>
         <w:bCs/>
+        <w:noProof/>
       </w:rPr>
       <w:tblPr/>
       <w:tcPr>
@@ -3919,6 +4198,9 @@
         </w:tcBorders>
       </w:tcPr>
     </w:tblStylePr>
+    <w:rPr>
+      <w:noProof/>
+    </w:rPr>
   </w:style>
   <w:style w:type="table" w:styleId="MediumShading1">
     <w:name w:val="Medium Shading 1"/>
@@ -3953,6 +4235,7 @@
       <w:rPr>
         <w:b/>
         <w:bCs/>
+        <w:noProof/>
         <w:color w:val="FFFFFF" w:themeColor="background1"/>
       </w:rPr>
       <w:tblPr/>
@@ -3975,6 +4258,7 @@
       <w:rPr>
         <w:b/>
         <w:bCs/>
+        <w:noProof/>
       </w:rPr>
       <w:tblPr/>
       <w:tcPr>
@@ -3992,12 +4276,14 @@
       <w:rPr>
         <w:b/>
         <w:bCs/>
+        <w:noProof/>
       </w:rPr>
     </w:tblStylePr>
     <w:tblStylePr w:type="lastCol">
       <w:rPr>
         <w:b/>
         <w:bCs/>
+        <w:noProof/>
       </w:rPr>
     </w:tblStylePr>
     <w:tblStylePr w:type="band1Vert">
@@ -4025,6 +4311,9 @@
         </w:tcBorders>
       </w:tcPr>
     </w:tblStylePr>
+    <w:rPr>
+      <w:noProof/>
+    </w:rPr>
   </w:style>
   <w:style w:type="table" w:styleId="MediumShading1-Accent1">
     <w:name w:val="Medium Shading 1 Accent 1"/>
@@ -4059,6 +4348,7 @@
       <w:rPr>
         <w:b/>
         <w:bCs/>
+        <w:noProof/>
         <w:color w:val="FFFFFF" w:themeColor="background1"/>
       </w:rPr>
       <w:tblPr/>
@@ -4081,6 +4371,7 @@
       <w:rPr>
         <w:b/>
         <w:bCs/>
+        <w:noProof/>
       </w:rPr>
       <w:tblPr/>
       <w:tcPr>
@@ -4098,12 +4389,14 @@
       <w:rPr>
         <w:b/>
         <w:bCs/>
+        <w:noProof/>
       </w:rPr>
     </w:tblStylePr>
     <w:tblStylePr w:type="lastCol">
       <w:rPr>
         <w:b/>
         <w:bCs/>
+        <w:noProof/>
       </w:rPr>
     </w:tblStylePr>
     <w:tblStylePr w:type="band1Vert">
@@ -4131,6 +4424,9 @@
         </w:tcBorders>
       </w:tcPr>
     </w:tblStylePr>
+    <w:rPr>
+      <w:noProof/>
+    </w:rPr>
   </w:style>
   <w:style w:type="table" w:styleId="MediumShading1-Accent2">
     <w:name w:val="Medium Shading 1 Accent 2"/>
@@ -4165,6 +4461,7 @@
       <w:rPr>
         <w:b/>
         <w:bCs/>
+        <w:noProof/>
         <w:color w:val="FFFFFF" w:themeColor="background1"/>
       </w:rPr>
       <w:tblPr/>
@@ -4187,6 +4484,7 @@
       <w:rPr>
         <w:b/>
         <w:bCs/>
+        <w:noProof/>
       </w:rPr>
       <w:tblPr/>
       <w:tcPr>
@@ -4204,12 +4502,14 @@
       <w:rPr>
         <w:b/>
         <w:bCs/>
+        <w:noProof/>
       </w:rPr>
     </w:tblStylePr>
     <w:tblStylePr w:type="lastCol">
       <w:rPr>
         <w:b/>
         <w:bCs/>
+        <w:noProof/>
       </w:rPr>
     </w:tblStylePr>
     <w:tblStylePr w:type="band1Vert">
@@ -4237,6 +4537,9 @@
         </w:tcBorders>
       </w:tcPr>
     </w:tblStylePr>
+    <w:rPr>
+      <w:noProof/>
+    </w:rPr>
   </w:style>
   <w:style w:type="table" w:styleId="MediumShading1-Accent3">
     <w:name w:val="Medium Shading 1 Accent 3"/>
@@ -4271,6 +4574,7 @@
       <w:rPr>
         <w:b/>
         <w:bCs/>
+        <w:noProof/>
         <w:color w:val="FFFFFF" w:themeColor="background1"/>
       </w:rPr>
       <w:tblPr/>
@@ -4293,6 +4597,7 @@
       <w:rPr>
         <w:b/>
         <w:bCs/>
+        <w:noProof/>
       </w:rPr>
       <w:tblPr/>
       <w:tcPr>
@@ -4310,12 +4615,14 @@
       <w:rPr>
         <w:b/>
         <w:bCs/>
+        <w:noProof/>
       </w:rPr>
     </w:tblStylePr>
     <w:tblStylePr w:type="lastCol">
       <w:rPr>
         <w:b/>
         <w:bCs/>
+        <w:noProof/>
       </w:rPr>
     </w:tblStylePr>
     <w:tblStylePr w:type="band1Vert">
@@ -4343,6 +4650,9 @@
         </w:tcBorders>
       </w:tcPr>
     </w:tblStylePr>
+    <w:rPr>
+      <w:noProof/>
+    </w:rPr>
   </w:style>
   <w:style w:type="table" w:styleId="MediumShading1-Accent4">
     <w:name w:val="Medium Shading 1 Accent 4"/>
@@ -4377,6 +4687,7 @@
       <w:rPr>
         <w:b/>
         <w:bCs/>
+        <w:noProof/>
         <w:color w:val="FFFFFF" w:themeColor="background1"/>
       </w:rPr>
       <w:tblPr/>
@@ -4399,6 +4710,7 @@
       <w:rPr>
         <w:b/>
         <w:bCs/>
+        <w:noProof/>
       </w:rPr>
       <w:tblPr/>
       <w:tcPr>
@@ -4416,12 +4728,14 @@
       <w:rPr>
         <w:b/>
         <w:bCs/>
+        <w:noProof/>
       </w:rPr>
     </w:tblStylePr>
     <w:tblStylePr w:type="lastCol">
       <w:rPr>
         <w:b/>
         <w:bCs/>
+        <w:noProof/>
       </w:rPr>
     </w:tblStylePr>
     <w:tblStylePr w:type="band1Vert">
@@ -4449,6 +4763,9 @@
         </w:tcBorders>
       </w:tcPr>
     </w:tblStylePr>
+    <w:rPr>
+      <w:noProof/>
+    </w:rPr>
   </w:style>
   <w:style w:type="table" w:styleId="MediumShading1-Accent5">
     <w:name w:val="Medium Shading 1 Accent 5"/>
@@ -4483,6 +4800,7 @@
       <w:rPr>
         <w:b/>
         <w:bCs/>
+        <w:noProof/>
         <w:color w:val="FFFFFF" w:themeColor="background1"/>
       </w:rPr>
       <w:tblPr/>
@@ -4505,6 +4823,7 @@
       <w:rPr>
         <w:b/>
         <w:bCs/>
+        <w:noProof/>
       </w:rPr>
       <w:tblPr/>
       <w:tcPr>
@@ -4522,12 +4841,14 @@
       <w:rPr>
         <w:b/>
         <w:bCs/>
+        <w:noProof/>
       </w:rPr>
     </w:tblStylePr>
     <w:tblStylePr w:type="lastCol">
       <w:rPr>
         <w:b/>
         <w:bCs/>
+        <w:noProof/>
       </w:rPr>
     </w:tblStylePr>
     <w:tblStylePr w:type="band1Vert">
@@ -4555,6 +4876,9 @@
         </w:tcBorders>
       </w:tcPr>
     </w:tblStylePr>
+    <w:rPr>
+      <w:noProof/>
+    </w:rPr>
   </w:style>
   <w:style w:type="table" w:styleId="MediumShading1-Accent6">
     <w:name w:val="Medium Shading 1 Accent 6"/>
@@ -4589,6 +4913,7 @@
       <w:rPr>
         <w:b/>
         <w:bCs/>
+        <w:noProof/>
         <w:color w:val="FFFFFF" w:themeColor="background1"/>
       </w:rPr>
       <w:tblPr/>
@@ -4611,6 +4936,7 @@
       <w:rPr>
         <w:b/>
         <w:bCs/>
+        <w:noProof/>
       </w:rPr>
       <w:tblPr/>
       <w:tcPr>
@@ -4628,12 +4954,14 @@
       <w:rPr>
         <w:b/>
         <w:bCs/>
+        <w:noProof/>
       </w:rPr>
     </w:tblStylePr>
     <w:tblStylePr w:type="lastCol">
       <w:rPr>
         <w:b/>
         <w:bCs/>
+        <w:noProof/>
       </w:rPr>
     </w:tblStylePr>
     <w:tblStylePr w:type="band1Vert">
@@ -4661,6 +4989,9 @@
         </w:tcBorders>
       </w:tcPr>
     </w:tblStylePr>
+    <w:rPr>
+      <w:noProof/>
+    </w:rPr>
   </w:style>
   <w:style w:type="table" w:styleId="MediumShading2">
     <w:name w:val="Medium Shading 2"/>
@@ -4692,6 +5023,7 @@
       <w:rPr>
         <w:b/>
         <w:bCs/>
+        <w:noProof/>
         <w:color w:val="FFFFFF" w:themeColor="background1"/>
       </w:rPr>
       <w:tblPr/>
@@ -4712,6 +5044,7 @@
         <w:spacing w:before="0" w:after="0" w:line="240" w:lineRule="auto"/>
       </w:pPr>
       <w:rPr>
+        <w:noProof/>
         <w:color w:val="auto"/>
       </w:rPr>
       <w:tblPr/>
@@ -4731,6 +5064,7 @@
       <w:rPr>
         <w:b/>
         <w:bCs/>
+        <w:noProof/>
         <w:color w:val="FFFFFF" w:themeColor="background1"/>
       </w:rPr>
       <w:tblPr/>
@@ -4750,6 +5084,7 @@
       <w:rPr>
         <w:b/>
         <w:bCs/>
+        <w:noProof/>
         <w:color w:val="FFFFFF" w:themeColor="background1"/>
       </w:rPr>
       <w:tblPr/>
@@ -4796,6 +5131,7 @@
     </w:tblStylePr>
     <w:tblStylePr w:type="nwCell">
       <w:rPr>
+        <w:noProof/>
         <w:color w:val="FFFFFF" w:themeColor="background1"/>
       </w:rPr>
       <w:tblPr/>
@@ -4810,6 +5146,9 @@
         </w:tcBorders>
       </w:tcPr>
     </w:tblStylePr>
+    <w:rPr>
+      <w:noProof/>
+    </w:rPr>
   </w:style>
   <w:style w:type="table" w:styleId="MediumShading2-Accent1">
     <w:name w:val="Medium Shading 2 Accent 1"/>
@@ -4841,6 +5180,7 @@
       <w:rPr>
         <w:b/>
         <w:bCs/>
+        <w:noProof/>
         <w:color w:val="FFFFFF" w:themeColor="background1"/>
       </w:rPr>
       <w:tblPr/>
@@ -4861,6 +5201,7 @@
         <w:spacing w:before="0" w:after="0" w:line="240" w:lineRule="auto"/>
       </w:pPr>
       <w:rPr>
+        <w:noProof/>
         <w:color w:val="auto"/>
       </w:rPr>
       <w:tblPr/>
@@ -4880,6 +5221,7 @@
       <w:rPr>
         <w:b/>
         <w:bCs/>
+        <w:noProof/>
         <w:color w:val="FFFFFF" w:themeColor="background1"/>
       </w:rPr>
       <w:tblPr/>
@@ -4899,6 +5241,7 @@
       <w:rPr>
         <w:b/>
         <w:bCs/>
+        <w:noProof/>
         <w:color w:val="FFFFFF" w:themeColor="background1"/>
       </w:rPr>
       <w:tblPr/>
@@ -4945,6 +5288,7 @@
     </w:tblStylePr>
     <w:tblStylePr w:type="nwCell">
       <w:rPr>
+        <w:noProof/>
         <w:color w:val="FFFFFF" w:themeColor="background1"/>
       </w:rPr>
       <w:tblPr/>
@@ -4959,6 +5303,9 @@
         </w:tcBorders>
       </w:tcPr>
     </w:tblStylePr>
+    <w:rPr>
+      <w:noProof/>
+    </w:rPr>
   </w:style>
   <w:style w:type="table" w:styleId="MediumShading2-Accent2">
     <w:name w:val="Medium Shading 2 Accent 2"/>
@@ -4990,6 +5337,7 @@
       <w:rPr>
         <w:b/>
         <w:bCs/>
+        <w:noProof/>
         <w:color w:val="FFFFFF" w:themeColor="background1"/>
       </w:rPr>
       <w:tblPr/>
@@ -5010,6 +5358,7 @@
         <w:spacing w:before="0" w:after="0" w:line="240" w:lineRule="auto"/>
       </w:pPr>
       <w:rPr>
+        <w:noProof/>
         <w:color w:val="auto"/>
       </w:rPr>
       <w:tblPr/>
@@ -5029,6 +5378,7 @@
       <w:rPr>
         <w:b/>
         <w:bCs/>
+        <w:noProof/>
         <w:color w:val="FFFFFF" w:themeColor="background1"/>
       </w:rPr>
       <w:tblPr/>
@@ -5048,6 +5398,7 @@
       <w:rPr>
         <w:b/>
         <w:bCs/>
+        <w:noProof/>
         <w:color w:val="FFFFFF" w:themeColor="background1"/>
       </w:rPr>
       <w:tblPr/>
@@ -5094,6 +5445,7 @@
     </w:tblStylePr>
     <w:tblStylePr w:type="nwCell">
       <w:rPr>
+        <w:noProof/>
         <w:color w:val="FFFFFF" w:themeColor="background1"/>
       </w:rPr>
       <w:tblPr/>
@@ -5108,6 +5460,9 @@
         </w:tcBorders>
       </w:tcPr>
     </w:tblStylePr>
+    <w:rPr>
+      <w:noProof/>
+    </w:rPr>
   </w:style>
   <w:style w:type="table" w:styleId="MediumShading2-Accent3">
     <w:name w:val="Medium Shading 2 Accent 3"/>
@@ -5139,6 +5494,7 @@
       <w:rPr>
         <w:b/>
         <w:bCs/>
+        <w:noProof/>
         <w:color w:val="FFFFFF" w:themeColor="background1"/>
       </w:rPr>
       <w:tblPr/>
@@ -5159,6 +5515,7 @@
         <w:spacing w:before="0" w:after="0" w:line="240" w:lineRule="auto"/>
       </w:pPr>
       <w:rPr>
+        <w:noProof/>
         <w:color w:val="auto"/>
       </w:rPr>
       <w:tblPr/>
@@ -5178,6 +5535,7 @@
       <w:rPr>
         <w:b/>
         <w:bCs/>
+        <w:noProof/>
         <w:color w:val="FFFFFF" w:themeColor="background1"/>
       </w:rPr>
       <w:tblPr/>
@@ -5197,6 +5555,7 @@
       <w:rPr>
         <w:b/>
         <w:bCs/>
+        <w:noProof/>
         <w:color w:val="FFFFFF" w:themeColor="background1"/>
       </w:rPr>
       <w:tblPr/>
@@ -5243,6 +5602,7 @@
     </w:tblStylePr>
     <w:tblStylePr w:type="nwCell">
       <w:rPr>
+        <w:noProof/>
         <w:color w:val="FFFFFF" w:themeColor="background1"/>
       </w:rPr>
       <w:tblPr/>
@@ -5257,6 +5617,9 @@
         </w:tcBorders>
       </w:tcPr>
     </w:tblStylePr>
+    <w:rPr>
+      <w:noProof/>
+    </w:rPr>
   </w:style>
   <w:style w:type="table" w:styleId="MediumShading2-Accent4">
     <w:name w:val="Medium Shading 2 Accent 4"/>
@@ -5288,6 +5651,7 @@
       <w:rPr>
         <w:b/>
         <w:bCs/>
+        <w:noProof/>
         <w:color w:val="FFFFFF" w:themeColor="background1"/>
       </w:rPr>
       <w:tblPr/>
@@ -5308,6 +5672,7 @@
         <w:spacing w:before="0" w:after="0" w:line="240" w:lineRule="auto"/>
       </w:pPr>
       <w:rPr>
+        <w:noProof/>
         <w:color w:val="auto"/>
       </w:rPr>
       <w:tblPr/>
@@ -5327,6 +5692,7 @@
       <w:rPr>
         <w:b/>
         <w:bCs/>
+        <w:noProof/>
         <w:color w:val="FFFFFF" w:themeColor="background1"/>
       </w:rPr>
       <w:tblPr/>
@@ -5346,6 +5712,7 @@
       <w:rPr>
         <w:b/>
         <w:bCs/>
+        <w:noProof/>
         <w:color w:val="FFFFFF" w:themeColor="background1"/>
       </w:rPr>
       <w:tblPr/>
@@ -5392,6 +5759,7 @@
     </w:tblStylePr>
     <w:tblStylePr w:type="nwCell">
       <w:rPr>
+        <w:noProof/>
         <w:color w:val="FFFFFF" w:themeColor="background1"/>
       </w:rPr>
       <w:tblPr/>
@@ -5406,6 +5774,9 @@
         </w:tcBorders>
       </w:tcPr>
     </w:tblStylePr>
+    <w:rPr>
+      <w:noProof/>
+    </w:rPr>
   </w:style>
   <w:style w:type="table" w:styleId="MediumShading2-Accent5">
     <w:name w:val="Medium Shading 2 Accent 5"/>
@@ -5437,6 +5808,7 @@
       <w:rPr>
         <w:b/>
         <w:bCs/>
+        <w:noProof/>
         <w:color w:val="FFFFFF" w:themeColor="background1"/>
       </w:rPr>
       <w:tblPr/>
@@ -5457,6 +5829,7 @@
         <w:spacing w:before="0" w:after="0" w:line="240" w:lineRule="auto"/>
       </w:pPr>
       <w:rPr>
+        <w:noProof/>
         <w:color w:val="auto"/>
       </w:rPr>
       <w:tblPr/>
@@ -5476,6 +5849,7 @@
       <w:rPr>
         <w:b/>
         <w:bCs/>
+        <w:noProof/>
         <w:color w:val="FFFFFF" w:themeColor="background1"/>
       </w:rPr>
       <w:tblPr/>
@@ -5495,6 +5869,7 @@
       <w:rPr>
         <w:b/>
         <w:bCs/>
+        <w:noProof/>
         <w:color w:val="FFFFFF" w:themeColor="background1"/>
       </w:rPr>
       <w:tblPr/>
@@ -5541,6 +5916,7 @@
     </w:tblStylePr>
     <w:tblStylePr w:type="nwCell">
       <w:rPr>
+        <w:noProof/>
         <w:color w:val="FFFFFF" w:themeColor="background1"/>
       </w:rPr>
       <w:tblPr/>
@@ -5555,6 +5931,9 @@
         </w:tcBorders>
       </w:tcPr>
     </w:tblStylePr>
+    <w:rPr>
+      <w:noProof/>
+    </w:rPr>
   </w:style>
   <w:style w:type="table" w:styleId="MediumShading2-Accent6">
     <w:name w:val="Medium Shading 2 Accent 6"/>
@@ -5586,6 +5965,7 @@
       <w:rPr>
         <w:b/>
         <w:bCs/>
+        <w:noProof/>
         <w:color w:val="FFFFFF" w:themeColor="background1"/>
       </w:rPr>
       <w:tblPr/>
@@ -5606,6 +5986,7 @@
         <w:spacing w:before="0" w:after="0" w:line="240" w:lineRule="auto"/>
       </w:pPr>
       <w:rPr>
+        <w:noProof/>
         <w:color w:val="auto"/>
       </w:rPr>
       <w:tblPr/>
@@ -5625,6 +6006,7 @@
       <w:rPr>
         <w:b/>
         <w:bCs/>
+        <w:noProof/>
         <w:color w:val="FFFFFF" w:themeColor="background1"/>
       </w:rPr>
       <w:tblPr/>
@@ -5644,6 +6026,7 @@
       <w:rPr>
         <w:b/>
         <w:bCs/>
+        <w:noProof/>
         <w:color w:val="FFFFFF" w:themeColor="background1"/>
       </w:rPr>
       <w:tblPr/>
@@ -5690,6 +6073,7 @@
     </w:tblStylePr>
     <w:tblStylePr w:type="nwCell">
       <w:rPr>
+        <w:noProof/>
         <w:color w:val="FFFFFF" w:themeColor="background1"/>
       </w:rPr>
       <w:tblPr/>
@@ -5704,6 +6088,9 @@
         </w:tcBorders>
       </w:tcPr>
     </w:tblStylePr>
+    <w:rPr>
+      <w:noProof/>
+    </w:rPr>
   </w:style>
   <w:style w:type="table" w:styleId="MediumList1">
     <w:name w:val="Medium List 1"/>
@@ -5714,6 +6101,7 @@
       <w:spacing w:after="0" w:line="240" w:lineRule="auto"/>
     </w:pPr>
     <w:rPr>
+      <w:noProof/>
       <w:color w:val="000000" w:themeColor="text1"/>
     </w:rPr>
     <w:tblPr>
@@ -5734,6 +6122,7 @@
     <w:tblStylePr w:type="firstRow">
       <w:rPr>
         <w:rFonts w:asciiTheme="majorHAnsi" w:eastAsiaTheme="majorEastAsia" w:hAnsiTheme="majorHAnsi" w:cstheme="majorBidi"/>
+        <w:noProof/>
       </w:rPr>
       <w:tblPr/>
       <w:tcPr>
@@ -5747,6 +6136,7 @@
       <w:rPr>
         <w:b/>
         <w:bCs/>
+        <w:noProof/>
         <w:color w:val="1F497D" w:themeColor="text2"/>
       </w:rPr>
       <w:tblPr/>
@@ -5761,12 +6151,14 @@
       <w:rPr>
         <w:b/>
         <w:bCs/>
+        <w:noProof/>
       </w:rPr>
     </w:tblStylePr>
     <w:tblStylePr w:type="lastCol">
       <w:rPr>
         <w:b/>
         <w:bCs/>
+        <w:noProof/>
       </w:rPr>
       <w:tblPr/>
       <w:tcPr>
@@ -5798,6 +6190,7 @@
       <w:spacing w:after="0" w:line="240" w:lineRule="auto"/>
     </w:pPr>
     <w:rPr>
+      <w:noProof/>
       <w:color w:val="000000" w:themeColor="text1"/>
     </w:rPr>
     <w:tblPr>
@@ -5818,6 +6211,7 @@
     <w:tblStylePr w:type="firstRow">
       <w:rPr>
         <w:rFonts w:asciiTheme="majorHAnsi" w:eastAsiaTheme="majorEastAsia" w:hAnsiTheme="majorHAnsi" w:cstheme="majorBidi"/>
+        <w:noProof/>
       </w:rPr>
       <w:tblPr/>
       <w:tcPr>
@@ -5831,6 +6225,7 @@
       <w:rPr>
         <w:b/>
         <w:bCs/>
+        <w:noProof/>
         <w:color w:val="1F497D" w:themeColor="text2"/>
       </w:rPr>
       <w:tblPr/>
@@ -5845,12 +6240,14 @@
       <w:rPr>
         <w:b/>
         <w:bCs/>
+        <w:noProof/>
       </w:rPr>
     </w:tblStylePr>
     <w:tblStylePr w:type="lastCol">
       <w:rPr>
         <w:b/>
         <w:bCs/>
+        <w:noProof/>
       </w:rPr>
       <w:tblPr/>
       <w:tcPr>
@@ -5882,6 +6279,7 @@
       <w:spacing w:after="0" w:line="240" w:lineRule="auto"/>
     </w:pPr>
     <w:rPr>
+      <w:noProof/>
       <w:color w:val="000000" w:themeColor="text1"/>
     </w:rPr>
     <w:tblPr>
@@ -5902,6 +6300,7 @@
     <w:tblStylePr w:type="firstRow">
       <w:rPr>
         <w:rFonts w:asciiTheme="majorHAnsi" w:eastAsiaTheme="majorEastAsia" w:hAnsiTheme="majorHAnsi" w:cstheme="majorBidi"/>
+        <w:noProof/>
       </w:rPr>
       <w:tblPr/>
       <w:tcPr>
@@ -5915,6 +6314,7 @@
       <w:rPr>
         <w:b/>
         <w:bCs/>
+        <w:noProof/>
         <w:color w:val="1F497D" w:themeColor="text2"/>
       </w:rPr>
       <w:tblPr/>
@@ -5929,12 +6329,14 @@
       <w:rPr>
         <w:b/>
         <w:bCs/>
+        <w:noProof/>
       </w:rPr>
     </w:tblStylePr>
     <w:tblStylePr w:type="lastCol">
       <w:rPr>
         <w:b/>
         <w:bCs/>
+        <w:noProof/>
       </w:rPr>
       <w:tblPr/>
       <w:tcPr>
@@ -5966,6 +6368,7 @@
       <w:spacing w:after="0" w:line="240" w:lineRule="auto"/>
     </w:pPr>
     <w:rPr>
+      <w:noProof/>
       <w:color w:val="000000" w:themeColor="text1"/>
     </w:rPr>
     <w:tblPr>
@@ -5986,6 +6389,7 @@
     <w:tblStylePr w:type="firstRow">
       <w:rPr>
         <w:rFonts w:asciiTheme="majorHAnsi" w:eastAsiaTheme="majorEastAsia" w:hAnsiTheme="majorHAnsi" w:cstheme="majorBidi"/>
+        <w:noProof/>
       </w:rPr>
       <w:tblPr/>
       <w:tcPr>
@@ -5999,6 +6403,7 @@
       <w:rPr>
         <w:b/>
         <w:bCs/>
+        <w:noProof/>
         <w:color w:val="1F497D" w:themeColor="text2"/>
       </w:rPr>
       <w:tblPr/>
@@ -6013,12 +6418,14 @@
       <w:rPr>
         <w:b/>
         <w:bCs/>
+        <w:noProof/>
       </w:rPr>
     </w:tblStylePr>
     <w:tblStylePr w:type="lastCol">
       <w:rPr>
         <w:b/>
         <w:bCs/>
+        <w:noProof/>
       </w:rPr>
       <w:tblPr/>
       <w:tcPr>
@@ -6050,6 +6457,7 @@
       <w:spacing w:after="0" w:line="240" w:lineRule="auto"/>
     </w:pPr>
     <w:rPr>
+      <w:noProof/>
       <w:color w:val="000000" w:themeColor="text1"/>
     </w:rPr>
     <w:tblPr>
@@ -6070,6 +6478,7 @@
     <w:tblStylePr w:type="firstRow">
       <w:rPr>
         <w:rFonts w:asciiTheme="majorHAnsi" w:eastAsiaTheme="majorEastAsia" w:hAnsiTheme="majorHAnsi" w:cstheme="majorBidi"/>
+        <w:noProof/>
       </w:rPr>
       <w:tblPr/>
       <w:tcPr>
@@ -6083,6 +6492,7 @@
       <w:rPr>
         <w:b/>
         <w:bCs/>
+        <w:noProof/>
         <w:color w:val="1F497D" w:themeColor="text2"/>
       </w:rPr>
       <w:tblPr/>
@@ -6097,12 +6507,14 @@
       <w:rPr>
         <w:b/>
         <w:bCs/>
+        <w:noProof/>
       </w:rPr>
     </w:tblStylePr>
     <w:tblStylePr w:type="lastCol">
       <w:rPr>
         <w:b/>
         <w:bCs/>
+        <w:noProof/>
       </w:rPr>
       <w:tblPr/>
       <w:tcPr>
@@ -6134,6 +6546,7 @@
       <w:spacing w:after="0" w:line="240" w:lineRule="auto"/>
     </w:pPr>
     <w:rPr>
+      <w:noProof/>
       <w:color w:val="000000" w:themeColor="text1"/>
     </w:rPr>
     <w:tblPr>
@@ -6154,6 +6567,7 @@
     <w:tblStylePr w:type="firstRow">
       <w:rPr>
         <w:rFonts w:asciiTheme="majorHAnsi" w:eastAsiaTheme="majorEastAsia" w:hAnsiTheme="majorHAnsi" w:cstheme="majorBidi"/>
+        <w:noProof/>
       </w:rPr>
       <w:tblPr/>
       <w:tcPr>
@@ -6167,6 +6581,7 @@
       <w:rPr>
         <w:b/>
         <w:bCs/>
+        <w:noProof/>
         <w:color w:val="1F497D" w:themeColor="text2"/>
       </w:rPr>
       <w:tblPr/>
@@ -6181,12 +6596,14 @@
       <w:rPr>
         <w:b/>
         <w:bCs/>
+        <w:noProof/>
       </w:rPr>
     </w:tblStylePr>
     <w:tblStylePr w:type="lastCol">
       <w:rPr>
         <w:b/>
         <w:bCs/>
+        <w:noProof/>
       </w:rPr>
       <w:tblPr/>
       <w:tcPr>
@@ -6218,6 +6635,7 @@
       <w:spacing w:after="0" w:line="240" w:lineRule="auto"/>
     </w:pPr>
     <w:rPr>
+      <w:noProof/>
       <w:color w:val="000000" w:themeColor="text1"/>
     </w:rPr>
     <w:tblPr>
@@ -6238,6 +6656,7 @@
     <w:tblStylePr w:type="firstRow">
       <w:rPr>
         <w:rFonts w:asciiTheme="majorHAnsi" w:eastAsiaTheme="majorEastAsia" w:hAnsiTheme="majorHAnsi" w:cstheme="majorBidi"/>
+        <w:noProof/>
       </w:rPr>
       <w:tblPr/>
       <w:tcPr>
@@ -6251,6 +6670,7 @@
       <w:rPr>
         <w:b/>
         <w:bCs/>
+        <w:noProof/>
         <w:color w:val="1F497D" w:themeColor="text2"/>
       </w:rPr>
       <w:tblPr/>
@@ -6265,12 +6685,14 @@
       <w:rPr>
         <w:b/>
         <w:bCs/>
+        <w:noProof/>
       </w:rPr>
     </w:tblStylePr>
     <w:tblStylePr w:type="lastCol">
       <w:rPr>
         <w:b/>
         <w:bCs/>
+        <w:noProof/>
       </w:rPr>
       <w:tblPr/>
       <w:tcPr>
@@ -6303,6 +6725,7 @@
     </w:pPr>
     <w:rPr>
       <w:rFonts w:asciiTheme="majorHAnsi" w:eastAsiaTheme="majorEastAsia" w:hAnsiTheme="majorHAnsi" w:cstheme="majorBidi"/>
+      <w:noProof/>
       <w:color w:val="000000" w:themeColor="text1"/>
     </w:rPr>
     <w:tblPr>
@@ -6324,6 +6747,7 @@
     </w:tblPr>
     <w:tblStylePr w:type="firstRow">
       <w:rPr>
+        <w:noProof/>
         <w:sz w:val="24"/>
         <w:szCs w:val="24"/>
       </w:rPr>
@@ -6431,6 +6855,7 @@
     </w:pPr>
     <w:rPr>
       <w:rFonts w:asciiTheme="majorHAnsi" w:eastAsiaTheme="majorEastAsia" w:hAnsiTheme="majorHAnsi" w:cstheme="majorBidi"/>
+      <w:noProof/>
       <w:color w:val="000000" w:themeColor="text1"/>
     </w:rPr>
     <w:tblPr>
@@ -6452,6 +6877,7 @@
     </w:tblPr>
     <w:tblStylePr w:type="firstRow">
       <w:rPr>
+        <w:noProof/>
         <w:sz w:val="24"/>
         <w:szCs w:val="24"/>
       </w:rPr>
@@ -6559,6 +6985,7 @@
     </w:pPr>
     <w:rPr>
       <w:rFonts w:asciiTheme="majorHAnsi" w:eastAsiaTheme="majorEastAsia" w:hAnsiTheme="majorHAnsi" w:cstheme="majorBidi"/>
+      <w:noProof/>
       <w:color w:val="000000" w:themeColor="text1"/>
     </w:rPr>
     <w:tblPr>
@@ -6580,6 +7007,7 @@
     </w:tblPr>
     <w:tblStylePr w:type="firstRow">
       <w:rPr>
+        <w:noProof/>
         <w:sz w:val="24"/>
         <w:szCs w:val="24"/>
       </w:rPr>
@@ -6687,6 +7115,7 @@
     </w:pPr>
     <w:rPr>
       <w:rFonts w:asciiTheme="majorHAnsi" w:eastAsiaTheme="majorEastAsia" w:hAnsiTheme="majorHAnsi" w:cstheme="majorBidi"/>
+      <w:noProof/>
       <w:color w:val="000000" w:themeColor="text1"/>
     </w:rPr>
     <w:tblPr>
@@ -6708,6 +7137,7 @@
     </w:tblPr>
     <w:tblStylePr w:type="firstRow">
       <w:rPr>
+        <w:noProof/>
         <w:sz w:val="24"/>
         <w:szCs w:val="24"/>
       </w:rPr>
@@ -6815,6 +7245,7 @@
     </w:pPr>
     <w:rPr>
       <w:rFonts w:asciiTheme="majorHAnsi" w:eastAsiaTheme="majorEastAsia" w:hAnsiTheme="majorHAnsi" w:cstheme="majorBidi"/>
+      <w:noProof/>
       <w:color w:val="000000" w:themeColor="text1"/>
     </w:rPr>
     <w:tblPr>
@@ -6836,6 +7267,7 @@
     </w:tblPr>
     <w:tblStylePr w:type="firstRow">
       <w:rPr>
+        <w:noProof/>
         <w:sz w:val="24"/>
         <w:szCs w:val="24"/>
       </w:rPr>
@@ -6943,6 +7375,7 @@
     </w:pPr>
     <w:rPr>
       <w:rFonts w:asciiTheme="majorHAnsi" w:eastAsiaTheme="majorEastAsia" w:hAnsiTheme="majorHAnsi" w:cstheme="majorBidi"/>
+      <w:noProof/>
       <w:color w:val="000000" w:themeColor="text1"/>
     </w:rPr>
     <w:tblPr>
@@ -6964,6 +7397,7 @@
     </w:tblPr>
     <w:tblStylePr w:type="firstRow">
       <w:rPr>
+        <w:noProof/>
         <w:sz w:val="24"/>
         <w:szCs w:val="24"/>
       </w:rPr>
@@ -7071,6 +7505,7 @@
     </w:pPr>
     <w:rPr>
       <w:rFonts w:asciiTheme="majorHAnsi" w:eastAsiaTheme="majorEastAsia" w:hAnsiTheme="majorHAnsi" w:cstheme="majorBidi"/>
+      <w:noProof/>
       <w:color w:val="000000" w:themeColor="text1"/>
     </w:rPr>
     <w:tblPr>
@@ -7092,6 +7527,7 @@
     </w:tblPr>
     <w:tblStylePr w:type="firstRow">
       <w:rPr>
+        <w:noProof/>
         <w:sz w:val="24"/>
         <w:szCs w:val="24"/>
       </w:rPr>
@@ -7223,12 +7659,14 @@
       <w:rPr>
         <w:b/>
         <w:bCs/>
+        <w:noProof/>
       </w:rPr>
     </w:tblStylePr>
     <w:tblStylePr w:type="lastRow">
       <w:rPr>
         <w:b/>
         <w:bCs/>
+        <w:noProof/>
       </w:rPr>
       <w:tblPr/>
       <w:tcPr>
@@ -7241,12 +7679,14 @@
       <w:rPr>
         <w:b/>
         <w:bCs/>
+        <w:noProof/>
       </w:rPr>
     </w:tblStylePr>
     <w:tblStylePr w:type="lastCol">
       <w:rPr>
         <w:b/>
         <w:bCs/>
+        <w:noProof/>
       </w:rPr>
     </w:tblStylePr>
     <w:tblStylePr w:type="band1Vert">
@@ -7261,6 +7701,9 @@
         <w:shd w:val="clear" w:color="auto" w:fill="808080" w:themeFill="text1" w:themeFillTint="7F"/>
       </w:tcPr>
     </w:tblStylePr>
+    <w:rPr>
+      <w:noProof/>
+    </w:rPr>
   </w:style>
   <w:style w:type="table" w:styleId="MediumGrid1-Accent1">
     <w:name w:val="Medium Grid 1 Accent 1"/>
@@ -7296,12 +7739,14 @@
       <w:rPr>
         <w:b/>
         <w:bCs/>
+        <w:noProof/>
       </w:rPr>
     </w:tblStylePr>
     <w:tblStylePr w:type="lastRow">
       <w:rPr>
         <w:b/>
         <w:bCs/>
+        <w:noProof/>
       </w:rPr>
       <w:tblPr/>
       <w:tcPr>
@@ -7314,12 +7759,14 @@
       <w:rPr>
         <w:b/>
         <w:bCs/>
+        <w:noProof/>
       </w:rPr>
     </w:tblStylePr>
     <w:tblStylePr w:type="lastCol">
       <w:rPr>
         <w:b/>
         <w:bCs/>
+        <w:noProof/>
       </w:rPr>
     </w:tblStylePr>
     <w:tblStylePr w:type="band1Vert">
@@ -7334,6 +7781,9 @@
         <w:shd w:val="clear" w:color="auto" w:fill="A7BFDE" w:themeFill="accent1" w:themeFillTint="7F"/>
       </w:tcPr>
     </w:tblStylePr>
+    <w:rPr>
+      <w:noProof/>
+    </w:rPr>
   </w:style>
   <w:style w:type="table" w:styleId="MediumGrid1-Accent2">
     <w:name w:val="Medium Grid 1 Accent 2"/>
@@ -7369,12 +7819,14 @@
       <w:rPr>
         <w:b/>
         <w:bCs/>
+        <w:noProof/>
       </w:rPr>
     </w:tblStylePr>
     <w:tblStylePr w:type="lastRow">
       <w:rPr>
         <w:b/>
         <w:bCs/>
+        <w:noProof/>
       </w:rPr>
       <w:tblPr/>
       <w:tcPr>
@@ -7387,12 +7839,14 @@
       <w:rPr>
         <w:b/>
         <w:bCs/>
+        <w:noProof/>
       </w:rPr>
     </w:tblStylePr>
     <w:tblStylePr w:type="lastCol">
       <w:rPr>
         <w:b/>
         <w:bCs/>
+        <w:noProof/>
       </w:rPr>
     </w:tblStylePr>
     <w:tblStylePr w:type="band1Vert">
@@ -7407,6 +7861,9 @@
         <w:shd w:val="clear" w:color="auto" w:fill="DFA7A6" w:themeFill="accent2" w:themeFillTint="7F"/>
       </w:tcPr>
     </w:tblStylePr>
+    <w:rPr>
+      <w:noProof/>
+    </w:rPr>
   </w:style>
   <w:style w:type="table" w:styleId="MediumGrid1-Accent3">
     <w:name w:val="Medium Grid 1 Accent 3"/>
@@ -7442,12 +7899,14 @@
       <w:rPr>
         <w:b/>
         <w:bCs/>
+        <w:noProof/>
       </w:rPr>
     </w:tblStylePr>
     <w:tblStylePr w:type="lastRow">
       <w:rPr>
         <w:b/>
         <w:bCs/>
+        <w:noProof/>
       </w:rPr>
       <w:tblPr/>
       <w:tcPr>
@@ -7460,12 +7919,14 @@
       <w:rPr>
         <w:b/>
         <w:bCs/>
+        <w:noProof/>
       </w:rPr>
     </w:tblStylePr>
     <w:tblStylePr w:type="lastCol">
       <w:rPr>
         <w:b/>
         <w:bCs/>
+        <w:noProof/>
       </w:rPr>
     </w:tblStylePr>
     <w:tblStylePr w:type="band1Vert">
@@ -7480,6 +7941,9 @@
         <w:shd w:val="clear" w:color="auto" w:fill="CDDDAC" w:themeFill="accent3" w:themeFillTint="7F"/>
       </w:tcPr>
     </w:tblStylePr>
+    <w:rPr>
+      <w:noProof/>
+    </w:rPr>
   </w:style>
   <w:style w:type="table" w:styleId="MediumGrid1-Accent4">
     <w:name w:val="Medium Grid 1 Accent 4"/>
@@ -7515,12 +7979,14 @@
       <w:rPr>
         <w:b/>
         <w:bCs/>
+        <w:noProof/>
       </w:rPr>
     </w:tblStylePr>
     <w:tblStylePr w:type="lastRow">
       <w:rPr>
         <w:b/>
         <w:bCs/>
+        <w:noProof/>
       </w:rPr>
       <w:tblPr/>
       <w:tcPr>
@@ -7533,12 +7999,14 @@
       <w:rPr>
         <w:b/>
         <w:bCs/>
+        <w:noProof/>
       </w:rPr>
     </w:tblStylePr>
     <w:tblStylePr w:type="lastCol">
       <w:rPr>
         <w:b/>
         <w:bCs/>
+        <w:noProof/>
       </w:rPr>
     </w:tblStylePr>
     <w:tblStylePr w:type="band1Vert">
@@ -7553,6 +8021,9 @@
         <w:shd w:val="clear" w:color="auto" w:fill="BFB1D0" w:themeFill="accent4" w:themeFillTint="7F"/>
       </w:tcPr>
     </w:tblStylePr>
+    <w:rPr>
+      <w:noProof/>
+    </w:rPr>
   </w:style>
   <w:style w:type="table" w:styleId="MediumGrid1-Accent5">
     <w:name w:val="Medium Grid 1 Accent 5"/>
@@ -7588,12 +8059,14 @@
       <w:rPr>
         <w:b/>
         <w:bCs/>
+        <w:noProof/>
       </w:rPr>
     </w:tblStylePr>
     <w:tblStylePr w:type="lastRow">
       <w:rPr>
         <w:b/>
         <w:bCs/>
+        <w:noProof/>
       </w:rPr>
       <w:tblPr/>
       <w:tcPr>
@@ -7606,12 +8079,14 @@
       <w:rPr>
         <w:b/>
         <w:bCs/>
+        <w:noProof/>
       </w:rPr>
     </w:tblStylePr>
     <w:tblStylePr w:type="lastCol">
       <w:rPr>
         <w:b/>
         <w:bCs/>
+        <w:noProof/>
       </w:rPr>
     </w:tblStylePr>
     <w:tblStylePr w:type="band1Vert">
@@ -7626,6 +8101,9 @@
         <w:shd w:val="clear" w:color="auto" w:fill="A5D5E2" w:themeFill="accent5" w:themeFillTint="7F"/>
       </w:tcPr>
     </w:tblStylePr>
+    <w:rPr>
+      <w:noProof/>
+    </w:rPr>
   </w:style>
   <w:style w:type="table" w:styleId="MediumGrid1-Accent6">
     <w:name w:val="Medium Grid 1 Accent 6"/>
@@ -7661,12 +8139,14 @@
       <w:rPr>
         <w:b/>
         <w:bCs/>
+        <w:noProof/>
       </w:rPr>
     </w:tblStylePr>
     <w:tblStylePr w:type="lastRow">
       <w:rPr>
         <w:b/>
         <w:bCs/>
+        <w:noProof/>
       </w:rPr>
       <w:tblPr/>
       <w:tcPr>
@@ -7679,12 +8159,14 @@
       <w:rPr>
         <w:b/>
         <w:bCs/>
+        <w:noProof/>
       </w:rPr>
     </w:tblStylePr>
     <w:tblStylePr w:type="lastCol">
       <w:rPr>
         <w:b/>
         <w:bCs/>
+        <w:noProof/>
       </w:rPr>
     </w:tblStylePr>
     <w:tblStylePr w:type="band1Vert">
@@ -7699,6 +8181,9 @@
         <w:shd w:val="clear" w:color="auto" w:fill="FBCAA2" w:themeFill="accent6" w:themeFillTint="7F"/>
       </w:tcPr>
     </w:tblStylePr>
+    <w:rPr>
+      <w:noProof/>
+    </w:rPr>
   </w:style>
   <w:style w:type="table" w:styleId="MediumGrid2">
     <w:name w:val="Medium Grid 2"/>
@@ -7710,6 +8195,7 @@
     </w:pPr>
     <w:rPr>
       <w:rFonts w:asciiTheme="majorHAnsi" w:eastAsiaTheme="majorEastAsia" w:hAnsiTheme="majorHAnsi" w:cstheme="majorBidi"/>
+      <w:noProof/>
       <w:color w:val="000000" w:themeColor="text1"/>
     </w:rPr>
     <w:tblPr>
@@ -7738,6 +8224,7 @@
       <w:rPr>
         <w:b/>
         <w:bCs/>
+        <w:noProof/>
         <w:color w:val="000000" w:themeColor="text1"/>
       </w:rPr>
       <w:tblPr/>
@@ -7749,6 +8236,7 @@
       <w:rPr>
         <w:b/>
         <w:bCs/>
+        <w:noProof/>
         <w:color w:val="000000" w:themeColor="text1"/>
       </w:rPr>
       <w:tblPr/>
@@ -7768,6 +8256,7 @@
       <w:rPr>
         <w:b/>
         <w:bCs/>
+        <w:noProof/>
         <w:color w:val="000000" w:themeColor="text1"/>
       </w:rPr>
       <w:tblPr/>
@@ -7787,6 +8276,7 @@
       <w:rPr>
         <w:b w:val="0"/>
         <w:bCs w:val="0"/>
+        <w:noProof/>
         <w:color w:val="000000" w:themeColor="text1"/>
       </w:rPr>
       <w:tblPr/>
@@ -7835,6 +8325,7 @@
     </w:pPr>
     <w:rPr>
       <w:rFonts w:asciiTheme="majorHAnsi" w:eastAsiaTheme="majorEastAsia" w:hAnsiTheme="majorHAnsi" w:cstheme="majorBidi"/>
+      <w:noProof/>
       <w:color w:val="000000" w:themeColor="text1"/>
     </w:rPr>
     <w:tblPr>
@@ -7863,6 +8354,7 @@
       <w:rPr>
         <w:b/>
         <w:bCs/>
+        <w:noProof/>
         <w:color w:val="000000" w:themeColor="text1"/>
       </w:rPr>
       <w:tblPr/>
@@ -7874,6 +8366,7 @@
       <w:rPr>
         <w:b/>
         <w:bCs/>
+        <w:noProof/>
         <w:color w:val="000000" w:themeColor="text1"/>
       </w:rPr>
       <w:tblPr/>
@@ -7893,6 +8386,7 @@
       <w:rPr>
         <w:b/>
         <w:bCs/>
+        <w:noProof/>
         <w:color w:val="000000" w:themeColor="text1"/>
       </w:rPr>
       <w:tblPr/>
@@ -7912,6 +8406,7 @@
       <w:rPr>
         <w:b w:val="0"/>
         <w:bCs w:val="0"/>
+        <w:noProof/>
         <w:color w:val="000000" w:themeColor="text1"/>
       </w:rPr>
       <w:tblPr/>
@@ -7960,6 +8455,7 @@
     </w:pPr>
     <w:rPr>
       <w:rFonts w:asciiTheme="majorHAnsi" w:eastAsiaTheme="majorEastAsia" w:hAnsiTheme="majorHAnsi" w:cstheme="majorBidi"/>
+      <w:noProof/>
       <w:color w:val="000000" w:themeColor="text1"/>
     </w:rPr>
     <w:tblPr>
@@ -7988,6 +8484,7 @@
       <w:rPr>
         <w:b/>
         <w:bCs/>
+        <w:noProof/>
         <w:color w:val="000000" w:themeColor="text1"/>
       </w:rPr>
       <w:tblPr/>
@@ -7999,6 +8496,7 @@
       <w:rPr>
         <w:b/>
         <w:bCs/>
+        <w:noProof/>
         <w:color w:val="000000" w:themeColor="text1"/>
       </w:rPr>
       <w:tblPr/>
@@ -8018,6 +8516,7 @@
       <w:rPr>
         <w:b/>
         <w:bCs/>
+        <w:noProof/>
         <w:color w:val="000000" w:themeColor="text1"/>
       </w:rPr>
       <w:tblPr/>
@@ -8037,6 +8536,7 @@
       <w:rPr>
         <w:b w:val="0"/>
         <w:bCs w:val="0"/>
+        <w:noProof/>
         <w:color w:val="000000" w:themeColor="text1"/>
       </w:rPr>
       <w:tblPr/>
@@ -8085,6 +8585,7 @@
     </w:pPr>
     <w:rPr>
       <w:rFonts w:asciiTheme="majorHAnsi" w:eastAsiaTheme="majorEastAsia" w:hAnsiTheme="majorHAnsi" w:cstheme="majorBidi"/>
+      <w:noProof/>
       <w:color w:val="000000" w:themeColor="text1"/>
     </w:rPr>
     <w:tblPr>
@@ -8113,6 +8614,7 @@
       <w:rPr>
         <w:b/>
         <w:bCs/>
+        <w:noProof/>
         <w:color w:val="000000" w:themeColor="text1"/>
       </w:rPr>
       <w:tblPr/>
@@ -8124,6 +8626,7 @@
       <w:rPr>
         <w:b/>
         <w:bCs/>
+        <w:noProof/>
         <w:color w:val="000000" w:themeColor="text1"/>
       </w:rPr>
       <w:tblPr/>
@@ -8143,6 +8646,7 @@
       <w:rPr>
         <w:b/>
         <w:bCs/>
+        <w:noProof/>
         <w:color w:val="000000" w:themeColor="text1"/>
       </w:rPr>
       <w:tblPr/>
@@ -8162,6 +8666,7 @@
       <w:rPr>
         <w:b w:val="0"/>
         <w:bCs w:val="0"/>
+        <w:noProof/>
         <w:color w:val="000000" w:themeColor="text1"/>
       </w:rPr>
       <w:tblPr/>
@@ -8210,6 +8715,7 @@
     </w:pPr>
     <w:rPr>
       <w:rFonts w:asciiTheme="majorHAnsi" w:eastAsiaTheme="majorEastAsia" w:hAnsiTheme="majorHAnsi" w:cstheme="majorBidi"/>
+      <w:noProof/>
       <w:color w:val="000000" w:themeColor="text1"/>
     </w:rPr>
     <w:tblPr>
@@ -8238,6 +8744,7 @@
       <w:rPr>
         <w:b/>
         <w:bCs/>
+        <w:noProof/>
         <w:color w:val="000000" w:themeColor="text1"/>
       </w:rPr>
       <w:tblPr/>
@@ -8249,6 +8756,7 @@
       <w:rPr>
         <w:b/>
         <w:bCs/>
+        <w:noProof/>
         <w:color w:val="000000" w:themeColor="text1"/>
       </w:rPr>
       <w:tblPr/>
@@ -8268,6 +8776,7 @@
       <w:rPr>
         <w:b/>
         <w:bCs/>
+        <w:noProof/>
         <w:color w:val="000000" w:themeColor="text1"/>
       </w:rPr>
       <w:tblPr/>
@@ -8287,6 +8796,7 @@
       <w:rPr>
         <w:b w:val="0"/>
         <w:bCs w:val="0"/>
+        <w:noProof/>
         <w:color w:val="000000" w:themeColor="text1"/>
       </w:rPr>
       <w:tblPr/>
@@ -8335,6 +8845,7 @@
     </w:pPr>
     <w:rPr>
       <w:rFonts w:asciiTheme="majorHAnsi" w:eastAsiaTheme="majorEastAsia" w:hAnsiTheme="majorHAnsi" w:cstheme="majorBidi"/>
+      <w:noProof/>
       <w:color w:val="000000" w:themeColor="text1"/>
     </w:rPr>
     <w:tblPr>
@@ -8363,6 +8874,7 @@
       <w:rPr>
         <w:b/>
         <w:bCs/>
+        <w:noProof/>
         <w:color w:val="000000" w:themeColor="text1"/>
       </w:rPr>
       <w:tblPr/>
@@ -8374,6 +8886,7 @@
       <w:rPr>
         <w:b/>
         <w:bCs/>
+        <w:noProof/>
         <w:color w:val="000000" w:themeColor="text1"/>
       </w:rPr>
       <w:tblPr/>
@@ -8393,6 +8906,7 @@
       <w:rPr>
         <w:b/>
         <w:bCs/>
+        <w:noProof/>
         <w:color w:val="000000" w:themeColor="text1"/>
       </w:rPr>
       <w:tblPr/>
@@ -8412,6 +8926,7 @@
       <w:rPr>
         <w:b w:val="0"/>
         <w:bCs w:val="0"/>
+        <w:noProof/>
         <w:color w:val="000000" w:themeColor="text1"/>
       </w:rPr>
       <w:tblPr/>
@@ -8460,6 +8975,7 @@
     </w:pPr>
     <w:rPr>
       <w:rFonts w:asciiTheme="majorHAnsi" w:eastAsiaTheme="majorEastAsia" w:hAnsiTheme="majorHAnsi" w:cstheme="majorBidi"/>
+      <w:noProof/>
       <w:color w:val="000000" w:themeColor="text1"/>
     </w:rPr>
     <w:tblPr>
@@ -8488,6 +9004,7 @@
       <w:rPr>
         <w:b/>
         <w:bCs/>
+        <w:noProof/>
         <w:color w:val="000000" w:themeColor="text1"/>
       </w:rPr>
       <w:tblPr/>
@@ -8499,6 +9016,7 @@
       <w:rPr>
         <w:b/>
         <w:bCs/>
+        <w:noProof/>
         <w:color w:val="000000" w:themeColor="text1"/>
       </w:rPr>
       <w:tblPr/>
@@ -8518,6 +9036,7 @@
       <w:rPr>
         <w:b/>
         <w:bCs/>
+        <w:noProof/>
         <w:color w:val="000000" w:themeColor="text1"/>
       </w:rPr>
       <w:tblPr/>
@@ -8537,6 +9056,7 @@
       <w:rPr>
         <w:b w:val="0"/>
         <w:bCs w:val="0"/>
+        <w:noProof/>
         <w:color w:val="000000" w:themeColor="text1"/>
       </w:rPr>
       <w:tblPr/>
@@ -8611,6 +9131,7 @@
         <w:bCs/>
         <w:i w:val="0"/>
         <w:iCs w:val="0"/>
+        <w:noProof/>
         <w:color w:val="FFFFFF" w:themeColor="background1"/>
       </w:rPr>
       <w:tblPr/>
@@ -8632,6 +9153,7 @@
         <w:bCs/>
         <w:i w:val="0"/>
         <w:iCs w:val="0"/>
+        <w:noProof/>
         <w:color w:val="FFFFFF" w:themeColor="background1"/>
       </w:rPr>
       <w:tblPr/>
@@ -8653,6 +9175,7 @@
         <w:bCs/>
         <w:i w:val="0"/>
         <w:iCs w:val="0"/>
+        <w:noProof/>
         <w:color w:val="FFFFFF" w:themeColor="background1"/>
       </w:rPr>
       <w:tblPr/>
@@ -8672,6 +9195,7 @@
         <w:bCs/>
         <w:i w:val="0"/>
         <w:iCs w:val="0"/>
+        <w:noProof/>
         <w:color w:val="FFFFFF" w:themeColor="background1"/>
       </w:rPr>
       <w:tblPr/>
@@ -8715,6 +9239,9 @@
         <w:shd w:val="clear" w:color="auto" w:fill="808080" w:themeFill="text1" w:themeFillTint="7F"/>
       </w:tcPr>
     </w:tblStylePr>
+    <w:rPr>
+      <w:noProof/>
+    </w:rPr>
   </w:style>
   <w:style w:type="table" w:styleId="MediumGrid3-Accent1">
     <w:name w:val="Medium Grid 3 Accent 1"/>
@@ -8752,6 +9279,7 @@
         <w:bCs/>
         <w:i w:val="0"/>
         <w:iCs w:val="0"/>
+        <w:noProof/>
         <w:color w:val="FFFFFF" w:themeColor="background1"/>
       </w:rPr>
       <w:tblPr/>
@@ -8773,6 +9301,7 @@
         <w:bCs/>
         <w:i w:val="0"/>
         <w:iCs w:val="0"/>
+        <w:noProof/>
         <w:color w:val="FFFFFF" w:themeColor="background1"/>
       </w:rPr>
       <w:tblPr/>
@@ -8794,6 +9323,7 @@
         <w:bCs/>
         <w:i w:val="0"/>
         <w:iCs w:val="0"/>
+        <w:noProof/>
         <w:color w:val="FFFFFF" w:themeColor="background1"/>
       </w:rPr>
       <w:tblPr/>
@@ -8813,6 +9343,7 @@
         <w:bCs/>
         <w:i w:val="0"/>
         <w:iCs w:val="0"/>
+        <w:noProof/>
         <w:color w:val="FFFFFF" w:themeColor="background1"/>
       </w:rPr>
       <w:tblPr/>
@@ -8856,6 +9387,9 @@
         <w:shd w:val="clear" w:color="auto" w:fill="A7BFDE" w:themeFill="accent1" w:themeFillTint="7F"/>
       </w:tcPr>
     </w:tblStylePr>
+    <w:rPr>
+      <w:noProof/>
+    </w:rPr>
   </w:style>
   <w:style w:type="table" w:styleId="MediumGrid3-Accent2">
     <w:name w:val="Medium Grid 3 Accent 2"/>
@@ -8893,6 +9427,7 @@
         <w:bCs/>
         <w:i w:val="0"/>
         <w:iCs w:val="0"/>
+        <w:noProof/>
         <w:color w:val="FFFFFF" w:themeColor="background1"/>
       </w:rPr>
       <w:tblPr/>
@@ -8914,6 +9449,7 @@
         <w:bCs/>
         <w:i w:val="0"/>
         <w:iCs w:val="0"/>
+        <w:noProof/>
         <w:color w:val="FFFFFF" w:themeColor="background1"/>
       </w:rPr>
       <w:tblPr/>
@@ -8935,6 +9471,7 @@
         <w:bCs/>
         <w:i w:val="0"/>
         <w:iCs w:val="0"/>
+        <w:noProof/>
         <w:color w:val="FFFFFF" w:themeColor="background1"/>
       </w:rPr>
       <w:tblPr/>
@@ -8954,6 +9491,7 @@
         <w:bCs/>
         <w:i w:val="0"/>
         <w:iCs w:val="0"/>
+        <w:noProof/>
         <w:color w:val="FFFFFF" w:themeColor="background1"/>
       </w:rPr>
       <w:tblPr/>
@@ -8997,6 +9535,9 @@
         <w:shd w:val="clear" w:color="auto" w:fill="DFA7A6" w:themeFill="accent2" w:themeFillTint="7F"/>
       </w:tcPr>
     </w:tblStylePr>
+    <w:rPr>
+      <w:noProof/>
+    </w:rPr>
   </w:style>
   <w:style w:type="table" w:styleId="MediumGrid3-Accent3">
     <w:name w:val="Medium Grid 3 Accent 3"/>
@@ -9034,6 +9575,7 @@
         <w:bCs/>
         <w:i w:val="0"/>
         <w:iCs w:val="0"/>
+        <w:noProof/>
         <w:color w:val="FFFFFF" w:themeColor="background1"/>
       </w:rPr>
       <w:tblPr/>
@@ -9055,6 +9597,7 @@
         <w:bCs/>
         <w:i w:val="0"/>
         <w:iCs w:val="0"/>
+        <w:noProof/>
         <w:color w:val="FFFFFF" w:themeColor="background1"/>
       </w:rPr>
       <w:tblPr/>
@@ -9076,6 +9619,7 @@
         <w:bCs/>
         <w:i w:val="0"/>
         <w:iCs w:val="0"/>
+        <w:noProof/>
         <w:color w:val="FFFFFF" w:themeColor="background1"/>
       </w:rPr>
       <w:tblPr/>
@@ -9095,6 +9639,7 @@
         <w:bCs/>
         <w:i w:val="0"/>
         <w:iCs w:val="0"/>
+        <w:noProof/>
         <w:color w:val="FFFFFF" w:themeColor="background1"/>
       </w:rPr>
       <w:tblPr/>
@@ -9138,6 +9683,9 @@
         <w:shd w:val="clear" w:color="auto" w:fill="CDDDAC" w:themeFill="accent3" w:themeFillTint="7F"/>
       </w:tcPr>
     </w:tblStylePr>
+    <w:rPr>
+      <w:noProof/>
+    </w:rPr>
   </w:style>
   <w:style w:type="table" w:styleId="MediumGrid3-Accent4">
     <w:name w:val="Medium Grid 3 Accent 4"/>
@@ -9175,6 +9723,7 @@
         <w:bCs/>
         <w:i w:val="0"/>
         <w:iCs w:val="0"/>
+        <w:noProof/>
         <w:color w:val="FFFFFF" w:themeColor="background1"/>
       </w:rPr>
       <w:tblPr/>
@@ -9196,6 +9745,7 @@
         <w:bCs/>
         <w:i w:val="0"/>
         <w:iCs w:val="0"/>
+        <w:noProof/>
         <w:color w:val="FFFFFF" w:themeColor="background1"/>
       </w:rPr>
       <w:tblPr/>
@@ -9217,6 +9767,7 @@
         <w:bCs/>
         <w:i w:val="0"/>
         <w:iCs w:val="0"/>
+        <w:noProof/>
         <w:color w:val="FFFFFF" w:themeColor="background1"/>
       </w:rPr>
       <w:tblPr/>
@@ -9236,6 +9787,7 @@
         <w:bCs/>
         <w:i w:val="0"/>
         <w:iCs w:val="0"/>
+        <w:noProof/>
         <w:color w:val="FFFFFF" w:themeColor="background1"/>
       </w:rPr>
       <w:tblPr/>
@@ -9279,6 +9831,9 @@
         <w:shd w:val="clear" w:color="auto" w:fill="BFB1D0" w:themeFill="accent4" w:themeFillTint="7F"/>
       </w:tcPr>
     </w:tblStylePr>
+    <w:rPr>
+      <w:noProof/>
+    </w:rPr>
   </w:style>
   <w:style w:type="table" w:styleId="MediumGrid3-Accent5">
     <w:name w:val="Medium Grid 3 Accent 5"/>
@@ -9316,6 +9871,7 @@
         <w:bCs/>
         <w:i w:val="0"/>
         <w:iCs w:val="0"/>
+        <w:noProof/>
         <w:color w:val="FFFFFF" w:themeColor="background1"/>
       </w:rPr>
       <w:tblPr/>
@@ -9337,6 +9893,7 @@
         <w:bCs/>
         <w:i w:val="0"/>
         <w:iCs w:val="0"/>
+        <w:noProof/>
         <w:color w:val="FFFFFF" w:themeColor="background1"/>
       </w:rPr>
       <w:tblPr/>
@@ -9358,6 +9915,7 @@
         <w:bCs/>
         <w:i w:val="0"/>
         <w:iCs w:val="0"/>
+        <w:noProof/>
         <w:color w:val="FFFFFF" w:themeColor="background1"/>
       </w:rPr>
       <w:tblPr/>
@@ -9377,6 +9935,7 @@
         <w:bCs/>
         <w:i w:val="0"/>
         <w:iCs w:val="0"/>
+        <w:noProof/>
         <w:color w:val="FFFFFF" w:themeColor="background1"/>
       </w:rPr>
       <w:tblPr/>
@@ -9420,6 +9979,9 @@
         <w:shd w:val="clear" w:color="auto" w:fill="A5D5E2" w:themeFill="accent5" w:themeFillTint="7F"/>
       </w:tcPr>
     </w:tblStylePr>
+    <w:rPr>
+      <w:noProof/>
+    </w:rPr>
   </w:style>
   <w:style w:type="table" w:styleId="MediumGrid3-Accent6">
     <w:name w:val="Medium Grid 3 Accent 6"/>
@@ -9457,6 +10019,7 @@
         <w:bCs/>
         <w:i w:val="0"/>
         <w:iCs w:val="0"/>
+        <w:noProof/>
         <w:color w:val="FFFFFF" w:themeColor="background1"/>
       </w:rPr>
       <w:tblPr/>
@@ -9478,6 +10041,7 @@
         <w:bCs/>
         <w:i w:val="0"/>
         <w:iCs w:val="0"/>
+        <w:noProof/>
         <w:color w:val="FFFFFF" w:themeColor="background1"/>
       </w:rPr>
       <w:tblPr/>
@@ -9499,6 +10063,7 @@
         <w:bCs/>
         <w:i w:val="0"/>
         <w:iCs w:val="0"/>
+        <w:noProof/>
         <w:color w:val="FFFFFF" w:themeColor="background1"/>
       </w:rPr>
       <w:tblPr/>
@@ -9518,6 +10083,7 @@
         <w:bCs/>
         <w:i w:val="0"/>
         <w:iCs w:val="0"/>
+        <w:noProof/>
         <w:color w:val="FFFFFF" w:themeColor="background1"/>
       </w:rPr>
       <w:tblPr/>
@@ -9561,6 +10127,9 @@
         <w:shd w:val="clear" w:color="auto" w:fill="FBCAA2" w:themeFill="accent6" w:themeFillTint="7F"/>
       </w:tcPr>
     </w:tblStylePr>
+    <w:rPr>
+      <w:noProof/>
+    </w:rPr>
   </w:style>
   <w:style w:type="table" w:styleId="DarkList">
     <w:name w:val="Dark List"/>
@@ -9571,6 +10140,7 @@
       <w:spacing w:after="0" w:line="240" w:lineRule="auto"/>
     </w:pPr>
     <w:rPr>
+      <w:noProof/>
       <w:color w:val="FFFFFF" w:themeColor="background1"/>
     </w:rPr>
     <w:tblPr>
@@ -9591,6 +10161,7 @@
       <w:rPr>
         <w:b/>
         <w:bCs/>
+        <w:noProof/>
       </w:rPr>
       <w:tblPr/>
       <w:tcPr>
@@ -9685,6 +10256,7 @@
       <w:spacing w:after="0" w:line="240" w:lineRule="auto"/>
     </w:pPr>
     <w:rPr>
+      <w:noProof/>
       <w:color w:val="FFFFFF" w:themeColor="background1"/>
     </w:rPr>
     <w:tblPr>
@@ -9705,6 +10277,7 @@
       <w:rPr>
         <w:b/>
         <w:bCs/>
+        <w:noProof/>
       </w:rPr>
       <w:tblPr/>
       <w:tcPr>
@@ -9799,6 +10372,7 @@
       <w:spacing w:after="0" w:line="240" w:lineRule="auto"/>
     </w:pPr>
     <w:rPr>
+      <w:noProof/>
       <w:color w:val="FFFFFF" w:themeColor="background1"/>
     </w:rPr>
     <w:tblPr>
@@ -9819,6 +10393,7 @@
       <w:rPr>
         <w:b/>
         <w:bCs/>
+        <w:noProof/>
       </w:rPr>
       <w:tblPr/>
       <w:tcPr>
@@ -9913,6 +10488,7 @@
       <w:spacing w:after="0" w:line="240" w:lineRule="auto"/>
     </w:pPr>
     <w:rPr>
+      <w:noProof/>
       <w:color w:val="FFFFFF" w:themeColor="background1"/>
     </w:rPr>
     <w:tblPr>
@@ -9933,6 +10509,7 @@
       <w:rPr>
         <w:b/>
         <w:bCs/>
+        <w:noProof/>
       </w:rPr>
       <w:tblPr/>
       <w:tcPr>
@@ -10027,6 +10604,7 @@
       <w:spacing w:after="0" w:line="240" w:lineRule="auto"/>
     </w:pPr>
     <w:rPr>
+      <w:noProof/>
       <w:color w:val="FFFFFF" w:themeColor="background1"/>
     </w:rPr>
     <w:tblPr>
@@ -10047,6 +10625,7 @@
       <w:rPr>
         <w:b/>
         <w:bCs/>
+        <w:noProof/>
       </w:rPr>
       <w:tblPr/>
       <w:tcPr>
@@ -10141,6 +10720,7 @@
       <w:spacing w:after="0" w:line="240" w:lineRule="auto"/>
     </w:pPr>
     <w:rPr>
+      <w:noProof/>
       <w:color w:val="FFFFFF" w:themeColor="background1"/>
     </w:rPr>
     <w:tblPr>
@@ -10161,6 +10741,7 @@
       <w:rPr>
         <w:b/>
         <w:bCs/>
+        <w:noProof/>
       </w:rPr>
       <w:tblPr/>
       <w:tcPr>
@@ -10255,6 +10836,7 @@
       <w:spacing w:after="0" w:line="240" w:lineRule="auto"/>
     </w:pPr>
     <w:rPr>
+      <w:noProof/>
       <w:color w:val="FFFFFF" w:themeColor="background1"/>
     </w:rPr>
     <w:tblPr>
@@ -10275,6 +10857,7 @@
       <w:rPr>
         <w:b/>
         <w:bCs/>
+        <w:noProof/>
       </w:rPr>
       <w:tblPr/>
       <w:tcPr>
@@ -10369,6 +10952,7 @@
       <w:spacing w:after="0" w:line="240" w:lineRule="auto"/>
     </w:pPr>
     <w:rPr>
+      <w:noProof/>
       <w:color w:val="000000" w:themeColor="text1"/>
     </w:rPr>
     <w:tblPr>
@@ -10397,6 +10981,7 @@
       <w:rPr>
         <w:b/>
         <w:bCs/>
+        <w:noProof/>
       </w:rPr>
       <w:tblPr/>
       <w:tcPr>
@@ -10415,6 +11000,7 @@
       <w:rPr>
         <w:b/>
         <w:bCs/>
+        <w:noProof/>
         <w:color w:val="FFFFFF" w:themeColor="background1"/>
       </w:rPr>
       <w:tblPr/>
@@ -10427,6 +11013,7 @@
     </w:tblStylePr>
     <w:tblStylePr w:type="firstCol">
       <w:rPr>
+        <w:noProof/>
         <w:color w:val="FFFFFF" w:themeColor="background1"/>
       </w:rPr>
       <w:tblPr/>
@@ -10444,6 +11031,7 @@
     </w:tblStylePr>
     <w:tblStylePr w:type="lastCol">
       <w:rPr>
+        <w:noProof/>
         <w:color w:val="FFFFFF" w:themeColor="background1"/>
       </w:rPr>
       <w:tblPr/>
@@ -10473,11 +11061,13 @@
     </w:tblStylePr>
     <w:tblStylePr w:type="neCell">
       <w:rPr>
+        <w:noProof/>
         <w:color w:val="000000" w:themeColor="text1"/>
       </w:rPr>
     </w:tblStylePr>
     <w:tblStylePr w:type="nwCell">
       <w:rPr>
+        <w:noProof/>
         <w:color w:val="000000" w:themeColor="text1"/>
       </w:rPr>
     </w:tblStylePr>
@@ -10491,6 +11081,7 @@
       <w:spacing w:after="0" w:line="240" w:lineRule="auto"/>
     </w:pPr>
     <w:rPr>
+      <w:noProof/>
       <w:color w:val="000000" w:themeColor="text1"/>
     </w:rPr>
     <w:tblPr>
@@ -10519,6 +11110,7 @@
       <w:rPr>
         <w:b/>
         <w:bCs/>
+        <w:noProof/>
       </w:rPr>
       <w:tblPr/>
       <w:tcPr>
@@ -10537,6 +11129,7 @@
       <w:rPr>
         <w:b/>
         <w:bCs/>
+        <w:noProof/>
         <w:color w:val="FFFFFF" w:themeColor="background1"/>
       </w:rPr>
       <w:tblPr/>
@@ -10549,6 +11142,7 @@
     </w:tblStylePr>
     <w:tblStylePr w:type="firstCol">
       <w:rPr>
+        <w:noProof/>
         <w:color w:val="FFFFFF" w:themeColor="background1"/>
       </w:rPr>
       <w:tblPr/>
@@ -10566,6 +11160,7 @@
     </w:tblStylePr>
     <w:tblStylePr w:type="lastCol">
       <w:rPr>
+        <w:noProof/>
         <w:color w:val="FFFFFF" w:themeColor="background1"/>
       </w:rPr>
       <w:tblPr/>
@@ -10595,11 +11190,13 @@
     </w:tblStylePr>
     <w:tblStylePr w:type="neCell">
       <w:rPr>
+        <w:noProof/>
         <w:color w:val="000000" w:themeColor="text1"/>
       </w:rPr>
     </w:tblStylePr>
     <w:tblStylePr w:type="nwCell">
       <w:rPr>
+        <w:noProof/>
         <w:color w:val="000000" w:themeColor="text1"/>
       </w:rPr>
     </w:tblStylePr>
@@ -10613,6 +11210,7 @@
       <w:spacing w:after="0" w:line="240" w:lineRule="auto"/>
     </w:pPr>
     <w:rPr>
+      <w:noProof/>
       <w:color w:val="000000" w:themeColor="text1"/>
     </w:rPr>
     <w:tblPr>
@@ -10641,6 +11239,7 @@
       <w:rPr>
         <w:b/>
         <w:bCs/>
+        <w:noProof/>
       </w:rPr>
       <w:tblPr/>
       <w:tcPr>
@@ -10659,6 +11258,7 @@
       <w:rPr>
         <w:b/>
         <w:bCs/>
+        <w:noProof/>
         <w:color w:val="FFFFFF" w:themeColor="background1"/>
       </w:rPr>
       <w:tblPr/>
@@ -10671,6 +11271,7 @@
     </w:tblStylePr>
     <w:tblStylePr w:type="firstCol">
       <w:rPr>
+        <w:noProof/>
         <w:color w:val="FFFFFF" w:themeColor="background1"/>
       </w:rPr>
       <w:tblPr/>
@@ -10688,6 +11289,7 @@
     </w:tblStylePr>
     <w:tblStylePr w:type="lastCol">
       <w:rPr>
+        <w:noProof/>
         <w:color w:val="FFFFFF" w:themeColor="background1"/>
       </w:rPr>
       <w:tblPr/>
@@ -10717,11 +11319,13 @@
     </w:tblStylePr>
     <w:tblStylePr w:type="neCell">
       <w:rPr>
+        <w:noProof/>
         <w:color w:val="000000" w:themeColor="text1"/>
       </w:rPr>
     </w:tblStylePr>
     <w:tblStylePr w:type="nwCell">
       <w:rPr>
+        <w:noProof/>
         <w:color w:val="000000" w:themeColor="text1"/>
       </w:rPr>
     </w:tblStylePr>
@@ -10735,6 +11339,7 @@
       <w:spacing w:after="0" w:line="240" w:lineRule="auto"/>
     </w:pPr>
     <w:rPr>
+      <w:noProof/>
       <w:color w:val="000000" w:themeColor="text1"/>
     </w:rPr>
     <w:tblPr>
@@ -10763,6 +11368,7 @@
       <w:rPr>
         <w:b/>
         <w:bCs/>
+        <w:noProof/>
       </w:rPr>
       <w:tblPr/>
       <w:tcPr>
@@ -10781,6 +11387,7 @@
       <w:rPr>
         <w:b/>
         <w:bCs/>
+        <w:noProof/>
         <w:color w:val="FFFFFF" w:themeColor="background1"/>
       </w:rPr>
       <w:tblPr/>
@@ -10793,6 +11400,7 @@
     </w:tblStylePr>
     <w:tblStylePr w:type="firstCol">
       <w:rPr>
+        <w:noProof/>
         <w:color w:val="FFFFFF" w:themeColor="background1"/>
       </w:rPr>
       <w:tblPr/>
@@ -10810,6 +11418,7 @@
     </w:tblStylePr>
     <w:tblStylePr w:type="lastCol">
       <w:rPr>
+        <w:noProof/>
         <w:color w:val="FFFFFF" w:themeColor="background1"/>
       </w:rPr>
       <w:tblPr/>
@@ -10847,6 +11456,7 @@
       <w:spacing w:after="0" w:line="240" w:lineRule="auto"/>
     </w:pPr>
     <w:rPr>
+      <w:noProof/>
       <w:color w:val="000000" w:themeColor="text1"/>
     </w:rPr>
     <w:tblPr>
@@ -10875,6 +11485,7 @@
       <w:rPr>
         <w:b/>
         <w:bCs/>
+        <w:noProof/>
       </w:rPr>
       <w:tblPr/>
       <w:tcPr>
@@ -10893,6 +11504,7 @@
       <w:rPr>
         <w:b/>
         <w:bCs/>
+        <w:noProof/>
         <w:color w:val="FFFFFF" w:themeColor="background1"/>
       </w:rPr>
       <w:tblPr/>
@@ -10905,6 +11517,7 @@
     </w:tblStylePr>
     <w:tblStylePr w:type="firstCol">
       <w:rPr>
+        <w:noProof/>
         <w:color w:val="FFFFFF" w:themeColor="background1"/>
       </w:rPr>
       <w:tblPr/>
@@ -10922,6 +11535,7 @@
     </w:tblStylePr>
     <w:tblStylePr w:type="lastCol">
       <w:rPr>
+        <w:noProof/>
         <w:color w:val="FFFFFF" w:themeColor="background1"/>
       </w:rPr>
       <w:tblPr/>
@@ -10951,11 +11565,13 @@
     </w:tblStylePr>
     <w:tblStylePr w:type="neCell">
       <w:rPr>
+        <w:noProof/>
         <w:color w:val="000000" w:themeColor="text1"/>
       </w:rPr>
     </w:tblStylePr>
     <w:tblStylePr w:type="nwCell">
       <w:rPr>
+        <w:noProof/>
         <w:color w:val="000000" w:themeColor="text1"/>
       </w:rPr>
     </w:tblStylePr>
@@ -10969,6 +11585,7 @@
       <w:spacing w:after="0" w:line="240" w:lineRule="auto"/>
     </w:pPr>
     <w:rPr>
+      <w:noProof/>
       <w:color w:val="000000" w:themeColor="text1"/>
     </w:rPr>
     <w:tblPr>
@@ -10997,6 +11614,7 @@
       <w:rPr>
         <w:b/>
         <w:bCs/>
+        <w:noProof/>
       </w:rPr>
       <w:tblPr/>
       <w:tcPr>
@@ -11015,6 +11633,7 @@
       <w:rPr>
         <w:b/>
         <w:bCs/>
+        <w:noProof/>
         <w:color w:val="FFFFFF" w:themeColor="background1"/>
       </w:rPr>
       <w:tblPr/>
@@ -11027,6 +11646,7 @@
     </w:tblStylePr>
     <w:tblStylePr w:type="firstCol">
       <w:rPr>
+        <w:noProof/>
         <w:color w:val="FFFFFF" w:themeColor="background1"/>
       </w:rPr>
       <w:tblPr/>
@@ -11044,6 +11664,7 @@
     </w:tblStylePr>
     <w:tblStylePr w:type="lastCol">
       <w:rPr>
+        <w:noProof/>
         <w:color w:val="FFFFFF" w:themeColor="background1"/>
       </w:rPr>
       <w:tblPr/>
@@ -11073,11 +11694,13 @@
     </w:tblStylePr>
     <w:tblStylePr w:type="neCell">
       <w:rPr>
+        <w:noProof/>
         <w:color w:val="000000" w:themeColor="text1"/>
       </w:rPr>
     </w:tblStylePr>
     <w:tblStylePr w:type="nwCell">
       <w:rPr>
+        <w:noProof/>
         <w:color w:val="000000" w:themeColor="text1"/>
       </w:rPr>
     </w:tblStylePr>
@@ -11091,6 +11714,7 @@
       <w:spacing w:after="0" w:line="240" w:lineRule="auto"/>
     </w:pPr>
     <w:rPr>
+      <w:noProof/>
       <w:color w:val="000000" w:themeColor="text1"/>
     </w:rPr>
     <w:tblPr>
@@ -11119,6 +11743,7 @@
       <w:rPr>
         <w:b/>
         <w:bCs/>
+        <w:noProof/>
       </w:rPr>
       <w:tblPr/>
       <w:tcPr>
@@ -11137,6 +11762,7 @@
       <w:rPr>
         <w:b/>
         <w:bCs/>
+        <w:noProof/>
         <w:color w:val="FFFFFF" w:themeColor="background1"/>
       </w:rPr>
       <w:tblPr/>
@@ -11149,6 +11775,7 @@
     </w:tblStylePr>
     <w:tblStylePr w:type="firstCol">
       <w:rPr>
+        <w:noProof/>
         <w:color w:val="FFFFFF" w:themeColor="background1"/>
       </w:rPr>
       <w:tblPr/>
@@ -11166,6 +11793,7 @@
     </w:tblStylePr>
     <w:tblStylePr w:type="lastCol">
       <w:rPr>
+        <w:noProof/>
         <w:color w:val="FFFFFF" w:themeColor="background1"/>
       </w:rPr>
       <w:tblPr/>
@@ -11195,11 +11823,13 @@
     </w:tblStylePr>
     <w:tblStylePr w:type="neCell">
       <w:rPr>
+        <w:noProof/>
         <w:color w:val="000000" w:themeColor="text1"/>
       </w:rPr>
     </w:tblStylePr>
     <w:tblStylePr w:type="nwCell">
       <w:rPr>
+        <w:noProof/>
         <w:color w:val="000000" w:themeColor="text1"/>
       </w:rPr>
     </w:tblStylePr>
@@ -11213,6 +11843,7 @@
       <w:spacing w:after="0" w:line="240" w:lineRule="auto"/>
     </w:pPr>
     <w:rPr>
+      <w:noProof/>
       <w:color w:val="000000" w:themeColor="text1"/>
     </w:rPr>
     <w:tblPr>
@@ -11233,6 +11864,7 @@
       <w:rPr>
         <w:b/>
         <w:bCs/>
+        <w:noProof/>
         <w:color w:val="FFFFFF" w:themeColor="background1"/>
       </w:rPr>
       <w:tblPr/>
@@ -11247,6 +11879,7 @@
       <w:rPr>
         <w:b/>
         <w:bCs/>
+        <w:noProof/>
         <w:color w:val="9E3A38" w:themeColor="accent2" w:themeShade="CC"/>
       </w:rPr>
       <w:tblPr/>
@@ -11261,12 +11894,14 @@
       <w:rPr>
         <w:b/>
         <w:bCs/>
+        <w:noProof/>
       </w:rPr>
     </w:tblStylePr>
     <w:tblStylePr w:type="lastCol">
       <w:rPr>
         <w:b/>
         <w:bCs/>
+        <w:noProof/>
       </w:rPr>
     </w:tblStylePr>
     <w:tblStylePr w:type="band1Vert">
@@ -11299,6 +11934,7 @@
       <w:spacing w:after="0" w:line="240" w:lineRule="auto"/>
     </w:pPr>
     <w:rPr>
+      <w:noProof/>
       <w:color w:val="000000" w:themeColor="text1"/>
     </w:rPr>
     <w:tblPr>
@@ -11319,6 +11955,7 @@
       <w:rPr>
         <w:b/>
         <w:bCs/>
+        <w:noProof/>
         <w:color w:val="FFFFFF" w:themeColor="background1"/>
       </w:rPr>
       <w:tblPr/>
@@ -11333,6 +11970,7 @@
       <w:rPr>
         <w:b/>
         <w:bCs/>
+        <w:noProof/>
         <w:color w:val="9E3A38" w:themeColor="accent2" w:themeShade="CC"/>
       </w:rPr>
       <w:tblPr/>
@@ -11347,12 +11985,14 @@
       <w:rPr>
         <w:b/>
         <w:bCs/>
+        <w:noProof/>
       </w:rPr>
     </w:tblStylePr>
     <w:tblStylePr w:type="lastCol">
       <w:rPr>
         <w:b/>
         <w:bCs/>
+        <w:noProof/>
       </w:rPr>
     </w:tblStylePr>
     <w:tblStylePr w:type="band1Vert">
@@ -11385,6 +12025,7 @@
       <w:spacing w:after="0" w:line="240" w:lineRule="auto"/>
     </w:pPr>
     <w:rPr>
+      <w:noProof/>
       <w:color w:val="000000" w:themeColor="text1"/>
     </w:rPr>
     <w:tblPr>
@@ -11405,6 +12046,7 @@
       <w:rPr>
         <w:b/>
         <w:bCs/>
+        <w:noProof/>
         <w:color w:val="FFFFFF" w:themeColor="background1"/>
       </w:rPr>
       <w:tblPr/>
@@ -11419,6 +12061,7 @@
       <w:rPr>
         <w:b/>
         <w:bCs/>
+        <w:noProof/>
         <w:color w:val="9E3A38" w:themeColor="accent2" w:themeShade="CC"/>
       </w:rPr>
       <w:tblPr/>
@@ -11433,12 +12076,14 @@
       <w:rPr>
         <w:b/>
         <w:bCs/>
+        <w:noProof/>
       </w:rPr>
     </w:tblStylePr>
     <w:tblStylePr w:type="lastCol">
       <w:rPr>
         <w:b/>
         <w:bCs/>
+        <w:noProof/>
       </w:rPr>
     </w:tblStylePr>
     <w:tblStylePr w:type="band1Vert">
@@ -11471,6 +12116,7 @@
       <w:spacing w:after="0" w:line="240" w:lineRule="auto"/>
     </w:pPr>
     <w:rPr>
+      <w:noProof/>
       <w:color w:val="000000" w:themeColor="text1"/>
     </w:rPr>
     <w:tblPr>
@@ -11491,6 +12137,7 @@
       <w:rPr>
         <w:b/>
         <w:bCs/>
+        <w:noProof/>
         <w:color w:val="FFFFFF" w:themeColor="background1"/>
       </w:rPr>
       <w:tblPr/>
@@ -11505,6 +12152,7 @@
       <w:rPr>
         <w:b/>
         <w:bCs/>
+        <w:noProof/>
         <w:color w:val="664E82" w:themeColor="accent4" w:themeShade="CC"/>
       </w:rPr>
       <w:tblPr/>
@@ -11519,12 +12167,14 @@
       <w:rPr>
         <w:b/>
         <w:bCs/>
+        <w:noProof/>
       </w:rPr>
     </w:tblStylePr>
     <w:tblStylePr w:type="lastCol">
       <w:rPr>
         <w:b/>
         <w:bCs/>
+        <w:noProof/>
       </w:rPr>
     </w:tblStylePr>
     <w:tblStylePr w:type="band1Vert">
@@ -11557,6 +12207,7 @@
       <w:spacing w:after="0" w:line="240" w:lineRule="auto"/>
     </w:pPr>
     <w:rPr>
+      <w:noProof/>
       <w:color w:val="000000" w:themeColor="text1"/>
     </w:rPr>
     <w:tblPr>
@@ -11577,6 +12228,7 @@
       <w:rPr>
         <w:b/>
         <w:bCs/>
+        <w:noProof/>
         <w:color w:val="FFFFFF" w:themeColor="background1"/>
       </w:rPr>
       <w:tblPr/>
@@ -11591,6 +12243,7 @@
       <w:rPr>
         <w:b/>
         <w:bCs/>
+        <w:noProof/>
         <w:color w:val="7E9C40" w:themeColor="accent3" w:themeShade="CC"/>
       </w:rPr>
       <w:tblPr/>
@@ -11605,12 +12258,14 @@
       <w:rPr>
         <w:b/>
         <w:bCs/>
+        <w:noProof/>
       </w:rPr>
     </w:tblStylePr>
     <w:tblStylePr w:type="lastCol">
       <w:rPr>
         <w:b/>
         <w:bCs/>
+        <w:noProof/>
       </w:rPr>
     </w:tblStylePr>
     <w:tblStylePr w:type="band1Vert">
@@ -11643,6 +12298,7 @@
       <w:spacing w:after="0" w:line="240" w:lineRule="auto"/>
     </w:pPr>
     <w:rPr>
+      <w:noProof/>
       <w:color w:val="000000" w:themeColor="text1"/>
     </w:rPr>
     <w:tblPr>
@@ -11663,6 +12319,7 @@
       <w:rPr>
         <w:b/>
         <w:bCs/>
+        <w:noProof/>
         <w:color w:val="FFFFFF" w:themeColor="background1"/>
       </w:rPr>
       <w:tblPr/>
@@ -11677,6 +12334,7 @@
       <w:rPr>
         <w:b/>
         <w:bCs/>
+        <w:noProof/>
         <w:color w:val="F2730A" w:themeColor="accent6" w:themeShade="CC"/>
       </w:rPr>
       <w:tblPr/>
@@ -11691,12 +12349,14 @@
       <w:rPr>
         <w:b/>
         <w:bCs/>
+        <w:noProof/>
       </w:rPr>
     </w:tblStylePr>
     <w:tblStylePr w:type="lastCol">
       <w:rPr>
         <w:b/>
         <w:bCs/>
+        <w:noProof/>
       </w:rPr>
     </w:tblStylePr>
     <w:tblStylePr w:type="band1Vert">
@@ -11729,6 +12389,7 @@
       <w:spacing w:after="0" w:line="240" w:lineRule="auto"/>
     </w:pPr>
     <w:rPr>
+      <w:noProof/>
       <w:color w:val="000000" w:themeColor="text1"/>
     </w:rPr>
     <w:tblPr>
@@ -11749,6 +12410,7 @@
       <w:rPr>
         <w:b/>
         <w:bCs/>
+        <w:noProof/>
         <w:color w:val="FFFFFF" w:themeColor="background1"/>
       </w:rPr>
       <w:tblPr/>
@@ -11763,6 +12425,7 @@
       <w:rPr>
         <w:b/>
         <w:bCs/>
+        <w:noProof/>
         <w:color w:val="348DA5" w:themeColor="accent5" w:themeShade="CC"/>
       </w:rPr>
       <w:tblPr/>
@@ -11777,12 +12440,14 @@
       <w:rPr>
         <w:b/>
         <w:bCs/>
+        <w:noProof/>
       </w:rPr>
     </w:tblStylePr>
     <w:tblStylePr w:type="lastCol">
       <w:rPr>
         <w:b/>
         <w:bCs/>
+        <w:noProof/>
       </w:rPr>
     </w:tblStylePr>
     <w:tblStylePr w:type="band1Vert">
@@ -11815,6 +12480,7 @@
       <w:spacing w:after="0" w:line="240" w:lineRule="auto"/>
     </w:pPr>
     <w:rPr>
+      <w:noProof/>
       <w:color w:val="000000" w:themeColor="text1"/>
     </w:rPr>
     <w:tblPr>
@@ -11838,6 +12504,7 @@
       <w:rPr>
         <w:b/>
         <w:bCs/>
+        <w:noProof/>
       </w:rPr>
       <w:tblPr/>
       <w:tcPr>
@@ -11848,6 +12515,7 @@
       <w:rPr>
         <w:b/>
         <w:bCs/>
+        <w:noProof/>
         <w:color w:val="000000" w:themeColor="text1"/>
       </w:rPr>
       <w:tblPr/>
@@ -11857,6 +12525,7 @@
     </w:tblStylePr>
     <w:tblStylePr w:type="firstCol">
       <w:rPr>
+        <w:noProof/>
         <w:color w:val="FFFFFF" w:themeColor="background1"/>
       </w:rPr>
       <w:tblPr/>
@@ -11866,6 +12535,7 @@
     </w:tblStylePr>
     <w:tblStylePr w:type="lastCol">
       <w:rPr>
+        <w:noProof/>
         <w:color w:val="FFFFFF" w:themeColor="background1"/>
       </w:rPr>
       <w:tblPr/>
@@ -11895,6 +12565,7 @@
       <w:spacing w:after="0" w:line="240" w:lineRule="auto"/>
     </w:pPr>
     <w:rPr>
+      <w:noProof/>
       <w:color w:val="000000" w:themeColor="text1"/>
     </w:rPr>
     <w:tblPr>
@@ -11918,6 +12589,7 @@
       <w:rPr>
         <w:b/>
         <w:bCs/>
+        <w:noProof/>
       </w:rPr>
       <w:tblPr/>
       <w:tcPr>
@@ -11928,6 +12600,7 @@
       <w:rPr>
         <w:b/>
         <w:bCs/>
+        <w:noProof/>
         <w:color w:val="000000" w:themeColor="text1"/>
       </w:rPr>
       <w:tblPr/>
@@ -11937,6 +12610,7 @@
     </w:tblStylePr>
     <w:tblStylePr w:type="firstCol">
       <w:rPr>
+        <w:noProof/>
         <w:color w:val="FFFFFF" w:themeColor="background1"/>
       </w:rPr>
       <w:tblPr/>
@@ -11946,6 +12620,7 @@
     </w:tblStylePr>
     <w:tblStylePr w:type="lastCol">
       <w:rPr>
+        <w:noProof/>
         <w:color w:val="FFFFFF" w:themeColor="background1"/>
       </w:rPr>
       <w:tblPr/>
@@ -11975,6 +12650,7 @@
       <w:spacing w:after="0" w:line="240" w:lineRule="auto"/>
     </w:pPr>
     <w:rPr>
+      <w:noProof/>
       <w:color w:val="000000" w:themeColor="text1"/>
     </w:rPr>
     <w:tblPr>
@@ -11998,6 +12674,7 @@
       <w:rPr>
         <w:b/>
         <w:bCs/>
+        <w:noProof/>
       </w:rPr>
       <w:tblPr/>
       <w:tcPr>
@@ -12008,6 +12685,7 @@
       <w:rPr>
         <w:b/>
         <w:bCs/>
+        <w:noProof/>
         <w:color w:val="000000" w:themeColor="text1"/>
       </w:rPr>
       <w:tblPr/>
@@ -12017,6 +12695,7 @@
     </w:tblStylePr>
     <w:tblStylePr w:type="firstCol">
       <w:rPr>
+        <w:noProof/>
         <w:color w:val="FFFFFF" w:themeColor="background1"/>
       </w:rPr>
       <w:tblPr/>
@@ -12026,6 +12705,7 @@
     </w:tblStylePr>
     <w:tblStylePr w:type="lastCol">
       <w:rPr>
+        <w:noProof/>
         <w:color w:val="FFFFFF" w:themeColor="background1"/>
       </w:rPr>
       <w:tblPr/>
@@ -12055,6 +12735,7 @@
       <w:spacing w:after="0" w:line="240" w:lineRule="auto"/>
     </w:pPr>
     <w:rPr>
+      <w:noProof/>
       <w:color w:val="000000" w:themeColor="text1"/>
     </w:rPr>
     <w:tblPr>
@@ -12078,6 +12759,7 @@
       <w:rPr>
         <w:b/>
         <w:bCs/>
+        <w:noProof/>
       </w:rPr>
       <w:tblPr/>
       <w:tcPr>
@@ -12088,6 +12770,7 @@
       <w:rPr>
         <w:b/>
         <w:bCs/>
+        <w:noProof/>
         <w:color w:val="000000" w:themeColor="text1"/>
       </w:rPr>
       <w:tblPr/>
@@ -12097,6 +12780,7 @@
     </w:tblStylePr>
     <w:tblStylePr w:type="firstCol">
       <w:rPr>
+        <w:noProof/>
         <w:color w:val="FFFFFF" w:themeColor="background1"/>
       </w:rPr>
       <w:tblPr/>
@@ -12106,6 +12790,7 @@
     </w:tblStylePr>
     <w:tblStylePr w:type="lastCol">
       <w:rPr>
+        <w:noProof/>
         <w:color w:val="FFFFFF" w:themeColor="background1"/>
       </w:rPr>
       <w:tblPr/>
@@ -12135,6 +12820,7 @@
       <w:spacing w:after="0" w:line="240" w:lineRule="auto"/>
     </w:pPr>
     <w:rPr>
+      <w:noProof/>
       <w:color w:val="000000" w:themeColor="text1"/>
     </w:rPr>
     <w:tblPr>
@@ -12158,6 +12844,7 @@
       <w:rPr>
         <w:b/>
         <w:bCs/>
+        <w:noProof/>
       </w:rPr>
       <w:tblPr/>
       <w:tcPr>
@@ -12168,6 +12855,7 @@
       <w:rPr>
         <w:b/>
         <w:bCs/>
+        <w:noProof/>
         <w:color w:val="000000" w:themeColor="text1"/>
       </w:rPr>
       <w:tblPr/>
@@ -12177,6 +12865,7 @@
     </w:tblStylePr>
     <w:tblStylePr w:type="firstCol">
       <w:rPr>
+        <w:noProof/>
         <w:color w:val="FFFFFF" w:themeColor="background1"/>
       </w:rPr>
       <w:tblPr/>
@@ -12186,6 +12875,7 @@
     </w:tblStylePr>
     <w:tblStylePr w:type="lastCol">
       <w:rPr>
+        <w:noProof/>
         <w:color w:val="FFFFFF" w:themeColor="background1"/>
       </w:rPr>
       <w:tblPr/>
@@ -12215,6 +12905,7 @@
       <w:spacing w:after="0" w:line="240" w:lineRule="auto"/>
     </w:pPr>
     <w:rPr>
+      <w:noProof/>
       <w:color w:val="000000" w:themeColor="text1"/>
     </w:rPr>
     <w:tblPr>
@@ -12238,6 +12929,7 @@
       <w:rPr>
         <w:b/>
         <w:bCs/>
+        <w:noProof/>
       </w:rPr>
       <w:tblPr/>
       <w:tcPr>
@@ -12248,6 +12940,7 @@
       <w:rPr>
         <w:b/>
         <w:bCs/>
+        <w:noProof/>
         <w:color w:val="000000" w:themeColor="text1"/>
       </w:rPr>
       <w:tblPr/>
@@ -12257,6 +12950,7 @@
     </w:tblStylePr>
     <w:tblStylePr w:type="firstCol">
       <w:rPr>
+        <w:noProof/>
         <w:color w:val="FFFFFF" w:themeColor="background1"/>
       </w:rPr>
       <w:tblPr/>
@@ -12266,6 +12960,7 @@
     </w:tblStylePr>
     <w:tblStylePr w:type="lastCol">
       <w:rPr>
+        <w:noProof/>
         <w:color w:val="FFFFFF" w:themeColor="background1"/>
       </w:rPr>
       <w:tblPr/>
@@ -12295,6 +12990,7 @@
       <w:spacing w:after="0" w:line="240" w:lineRule="auto"/>
     </w:pPr>
     <w:rPr>
+      <w:noProof/>
       <w:color w:val="000000" w:themeColor="text1"/>
     </w:rPr>
     <w:tblPr>
@@ -12318,6 +13014,7 @@
       <w:rPr>
         <w:b/>
         <w:bCs/>
+        <w:noProof/>
       </w:rPr>
       <w:tblPr/>
       <w:tcPr>
@@ -12328,6 +13025,7 @@
       <w:rPr>
         <w:b/>
         <w:bCs/>
+        <w:noProof/>
         <w:color w:val="000000" w:themeColor="text1"/>
       </w:rPr>
       <w:tblPr/>
@@ -12337,6 +13035,7 @@
     </w:tblStylePr>
     <w:tblStylePr w:type="firstCol">
       <w:rPr>
+        <w:noProof/>
         <w:color w:val="FFFFFF" w:themeColor="background1"/>
       </w:rPr>
       <w:tblPr/>
@@ -12346,6 +13045,7 @@
     </w:tblStylePr>
     <w:tblStylePr w:type="lastCol">
       <w:rPr>
+        <w:noProof/>
         <w:color w:val="FFFFFF" w:themeColor="background1"/>
       </w:rPr>
       <w:tblPr/>

--- a/negotiation-final-project/למידה_אישית_כותבת_2.docx
+++ b/negotiation-final-project/למידה_אישית_כותבת_2.docx
@@ -1010,18 +1010,12 @@
         <w:right w:w="108" w:type="dxa"/>
       </w:tblCellMar>
     </w:tblPr>
-    <w:rPr>
-      <w:noProof/>
-    </w:rPr>
   </w:style>
   <w:style w:type="numbering" w:default="1" w:styleId="NoList">
     <w:name w:val="No List"/>
     <w:uiPriority w:val="99"/>
     <w:semiHidden/>
     <w:unhideWhenUsed/>
-    <w:rPr>
-      <w:noProof/>
-    </w:rPr>
   </w:style>
   <w:style w:type="paragraph" w:styleId="NoSpacing">
     <w:name w:val="No Spacing"/>
@@ -1790,9 +1784,6 @@
         <w:right w:w="108" w:type="dxa"/>
       </w:tblCellMar>
     </w:tblPr>
-    <w:rPr>
-      <w:noProof/>
-    </w:rPr>
   </w:style>
   <w:style w:type="table" w:styleId="LightShading">
     <w:name w:val="Light Shading"/>
@@ -2645,9 +2636,6 @@
         </w:tcBorders>
       </w:tcPr>
     </w:tblStylePr>
-    <w:rPr>
-      <w:noProof/>
-    </w:rPr>
   </w:style>
   <w:style w:type="table" w:styleId="LightList-Accent1">
     <w:name w:val="Light List Accent 1"/>
@@ -2744,9 +2732,6 @@
         </w:tcBorders>
       </w:tcPr>
     </w:tblStylePr>
-    <w:rPr>
-      <w:noProof/>
-    </w:rPr>
   </w:style>
   <w:style w:type="table" w:styleId="LightList-Accent2">
     <w:name w:val="Light List Accent 2"/>
@@ -2843,9 +2828,6 @@
         </w:tcBorders>
       </w:tcPr>
     </w:tblStylePr>
-    <w:rPr>
-      <w:noProof/>
-    </w:rPr>
   </w:style>
   <w:style w:type="table" w:styleId="LightList-Accent3">
     <w:name w:val="Light List Accent 3"/>
@@ -2942,9 +2924,6 @@
         </w:tcBorders>
       </w:tcPr>
     </w:tblStylePr>
-    <w:rPr>
-      <w:noProof/>
-    </w:rPr>
   </w:style>
   <w:style w:type="table" w:styleId="LightList-Accent4">
     <w:name w:val="Light List Accent 4"/>
@@ -3041,9 +3020,6 @@
         </w:tcBorders>
       </w:tcPr>
     </w:tblStylePr>
-    <w:rPr>
-      <w:noProof/>
-    </w:rPr>
   </w:style>
   <w:style w:type="table" w:styleId="LightList-Accent5">
     <w:name w:val="Light List Accent 5"/>
@@ -3140,9 +3116,6 @@
         </w:tcBorders>
       </w:tcPr>
     </w:tblStylePr>
-    <w:rPr>
-      <w:noProof/>
-    </w:rPr>
   </w:style>
   <w:style w:type="table" w:styleId="LightList-Accent6">
     <w:name w:val="Light List Accent 6"/>
@@ -3239,9 +3212,6 @@
         </w:tcBorders>
       </w:tcPr>
     </w:tblStylePr>
-    <w:rPr>
-      <w:noProof/>
-    </w:rPr>
   </w:style>
   <w:style w:type="table" w:styleId="LightGrid">
     <w:name w:val="Light Grid"/>
@@ -3376,9 +3346,6 @@
         </w:tcBorders>
       </w:tcPr>
     </w:tblStylePr>
-    <w:rPr>
-      <w:noProof/>
-    </w:rPr>
   </w:style>
   <w:style w:type="table" w:styleId="LightGrid-Accent1">
     <w:name w:val="Light Grid Accent 1"/>
@@ -3513,9 +3480,6 @@
         </w:tcBorders>
       </w:tcPr>
     </w:tblStylePr>
-    <w:rPr>
-      <w:noProof/>
-    </w:rPr>
   </w:style>
   <w:style w:type="table" w:styleId="LightGrid-Accent2">
     <w:name w:val="Light Grid Accent 2"/>
@@ -3650,9 +3614,6 @@
         </w:tcBorders>
       </w:tcPr>
     </w:tblStylePr>
-    <w:rPr>
-      <w:noProof/>
-    </w:rPr>
   </w:style>
   <w:style w:type="table" w:styleId="LightGrid-Accent3">
     <w:name w:val="Light Grid Accent 3"/>
@@ -3787,9 +3748,6 @@
         </w:tcBorders>
       </w:tcPr>
     </w:tblStylePr>
-    <w:rPr>
-      <w:noProof/>
-    </w:rPr>
   </w:style>
   <w:style w:type="table" w:styleId="LightGrid-Accent4">
     <w:name w:val="Light Grid Accent 4"/>
@@ -3924,9 +3882,6 @@
         </w:tcBorders>
       </w:tcPr>
     </w:tblStylePr>
-    <w:rPr>
-      <w:noProof/>
-    </w:rPr>
   </w:style>
   <w:style w:type="table" w:styleId="LightGrid-Accent5">
     <w:name w:val="Light Grid Accent 5"/>
@@ -4061,9 +4016,6 @@
         </w:tcBorders>
       </w:tcPr>
     </w:tblStylePr>
-    <w:rPr>
-      <w:noProof/>
-    </w:rPr>
   </w:style>
   <w:style w:type="table" w:styleId="LightGrid-Accent6">
     <w:name w:val="Light Grid Accent 6"/>
@@ -4198,9 +4150,6 @@
         </w:tcBorders>
       </w:tcPr>
     </w:tblStylePr>
-    <w:rPr>
-      <w:noProof/>
-    </w:rPr>
   </w:style>
   <w:style w:type="table" w:styleId="MediumShading1">
     <w:name w:val="Medium Shading 1"/>
@@ -4311,9 +4260,6 @@
         </w:tcBorders>
       </w:tcPr>
     </w:tblStylePr>
-    <w:rPr>
-      <w:noProof/>
-    </w:rPr>
   </w:style>
   <w:style w:type="table" w:styleId="MediumShading1-Accent1">
     <w:name w:val="Medium Shading 1 Accent 1"/>
@@ -4424,9 +4370,6 @@
         </w:tcBorders>
       </w:tcPr>
     </w:tblStylePr>
-    <w:rPr>
-      <w:noProof/>
-    </w:rPr>
   </w:style>
   <w:style w:type="table" w:styleId="MediumShading1-Accent2">
     <w:name w:val="Medium Shading 1 Accent 2"/>
@@ -4537,9 +4480,6 @@
         </w:tcBorders>
       </w:tcPr>
     </w:tblStylePr>
-    <w:rPr>
-      <w:noProof/>
-    </w:rPr>
   </w:style>
   <w:style w:type="table" w:styleId="MediumShading1-Accent3">
     <w:name w:val="Medium Shading 1 Accent 3"/>
@@ -4650,9 +4590,6 @@
         </w:tcBorders>
       </w:tcPr>
     </w:tblStylePr>
-    <w:rPr>
-      <w:noProof/>
-    </w:rPr>
   </w:style>
   <w:style w:type="table" w:styleId="MediumShading1-Accent4">
     <w:name w:val="Medium Shading 1 Accent 4"/>
@@ -4763,9 +4700,6 @@
         </w:tcBorders>
       </w:tcPr>
     </w:tblStylePr>
-    <w:rPr>
-      <w:noProof/>
-    </w:rPr>
   </w:style>
   <w:style w:type="table" w:styleId="MediumShading1-Accent5">
     <w:name w:val="Medium Shading 1 Accent 5"/>
@@ -4876,9 +4810,6 @@
         </w:tcBorders>
       </w:tcPr>
     </w:tblStylePr>
-    <w:rPr>
-      <w:noProof/>
-    </w:rPr>
   </w:style>
   <w:style w:type="table" w:styleId="MediumShading1-Accent6">
     <w:name w:val="Medium Shading 1 Accent 6"/>
@@ -4989,9 +4920,6 @@
         </w:tcBorders>
       </w:tcPr>
     </w:tblStylePr>
-    <w:rPr>
-      <w:noProof/>
-    </w:rPr>
   </w:style>
   <w:style w:type="table" w:styleId="MediumShading2">
     <w:name w:val="Medium Shading 2"/>
@@ -5146,9 +5074,6 @@
         </w:tcBorders>
       </w:tcPr>
     </w:tblStylePr>
-    <w:rPr>
-      <w:noProof/>
-    </w:rPr>
   </w:style>
   <w:style w:type="table" w:styleId="MediumShading2-Accent1">
     <w:name w:val="Medium Shading 2 Accent 1"/>
@@ -5303,9 +5228,6 @@
         </w:tcBorders>
       </w:tcPr>
     </w:tblStylePr>
-    <w:rPr>
-      <w:noProof/>
-    </w:rPr>
   </w:style>
   <w:style w:type="table" w:styleId="MediumShading2-Accent2">
     <w:name w:val="Medium Shading 2 Accent 2"/>
@@ -5460,9 +5382,6 @@
         </w:tcBorders>
       </w:tcPr>
     </w:tblStylePr>
-    <w:rPr>
-      <w:noProof/>
-    </w:rPr>
   </w:style>
   <w:style w:type="table" w:styleId="MediumShading2-Accent3">
     <w:name w:val="Medium Shading 2 Accent 3"/>
@@ -5617,9 +5536,6 @@
         </w:tcBorders>
       </w:tcPr>
     </w:tblStylePr>
-    <w:rPr>
-      <w:noProof/>
-    </w:rPr>
   </w:style>
   <w:style w:type="table" w:styleId="MediumShading2-Accent4">
     <w:name w:val="Medium Shading 2 Accent 4"/>
@@ -5774,9 +5690,6 @@
         </w:tcBorders>
       </w:tcPr>
     </w:tblStylePr>
-    <w:rPr>
-      <w:noProof/>
-    </w:rPr>
   </w:style>
   <w:style w:type="table" w:styleId="MediumShading2-Accent5">
     <w:name w:val="Medium Shading 2 Accent 5"/>
@@ -5931,9 +5844,6 @@
         </w:tcBorders>
       </w:tcPr>
     </w:tblStylePr>
-    <w:rPr>
-      <w:noProof/>
-    </w:rPr>
   </w:style>
   <w:style w:type="table" w:styleId="MediumShading2-Accent6">
     <w:name w:val="Medium Shading 2 Accent 6"/>
@@ -6088,9 +5998,6 @@
         </w:tcBorders>
       </w:tcPr>
     </w:tblStylePr>
-    <w:rPr>
-      <w:noProof/>
-    </w:rPr>
   </w:style>
   <w:style w:type="table" w:styleId="MediumList1">
     <w:name w:val="Medium List 1"/>
@@ -7701,9 +7608,6 @@
         <w:shd w:val="clear" w:color="auto" w:fill="808080" w:themeFill="text1" w:themeFillTint="7F"/>
       </w:tcPr>
     </w:tblStylePr>
-    <w:rPr>
-      <w:noProof/>
-    </w:rPr>
   </w:style>
   <w:style w:type="table" w:styleId="MediumGrid1-Accent1">
     <w:name w:val="Medium Grid 1 Accent 1"/>
@@ -7781,9 +7685,6 @@
         <w:shd w:val="clear" w:color="auto" w:fill="A7BFDE" w:themeFill="accent1" w:themeFillTint="7F"/>
       </w:tcPr>
     </w:tblStylePr>
-    <w:rPr>
-      <w:noProof/>
-    </w:rPr>
   </w:style>
   <w:style w:type="table" w:styleId="MediumGrid1-Accent2">
     <w:name w:val="Medium Grid 1 Accent 2"/>
@@ -7861,9 +7762,6 @@
         <w:shd w:val="clear" w:color="auto" w:fill="DFA7A6" w:themeFill="accent2" w:themeFillTint="7F"/>
       </w:tcPr>
     </w:tblStylePr>
-    <w:rPr>
-      <w:noProof/>
-    </w:rPr>
   </w:style>
   <w:style w:type="table" w:styleId="MediumGrid1-Accent3">
     <w:name w:val="Medium Grid 1 Accent 3"/>
@@ -7941,9 +7839,6 @@
         <w:shd w:val="clear" w:color="auto" w:fill="CDDDAC" w:themeFill="accent3" w:themeFillTint="7F"/>
       </w:tcPr>
     </w:tblStylePr>
-    <w:rPr>
-      <w:noProof/>
-    </w:rPr>
   </w:style>
   <w:style w:type="table" w:styleId="MediumGrid1-Accent4">
     <w:name w:val="Medium Grid 1 Accent 4"/>
@@ -8021,9 +7916,6 @@
         <w:shd w:val="clear" w:color="auto" w:fill="BFB1D0" w:themeFill="accent4" w:themeFillTint="7F"/>
       </w:tcPr>
     </w:tblStylePr>
-    <w:rPr>
-      <w:noProof/>
-    </w:rPr>
   </w:style>
   <w:style w:type="table" w:styleId="MediumGrid1-Accent5">
     <w:name w:val="Medium Grid 1 Accent 5"/>
@@ -8101,9 +7993,6 @@
         <w:shd w:val="clear" w:color="auto" w:fill="A5D5E2" w:themeFill="accent5" w:themeFillTint="7F"/>
       </w:tcPr>
     </w:tblStylePr>
-    <w:rPr>
-      <w:noProof/>
-    </w:rPr>
   </w:style>
   <w:style w:type="table" w:styleId="MediumGrid1-Accent6">
     <w:name w:val="Medium Grid 1 Accent 6"/>
@@ -8181,9 +8070,6 @@
         <w:shd w:val="clear" w:color="auto" w:fill="FBCAA2" w:themeFill="accent6" w:themeFillTint="7F"/>
       </w:tcPr>
     </w:tblStylePr>
-    <w:rPr>
-      <w:noProof/>
-    </w:rPr>
   </w:style>
   <w:style w:type="table" w:styleId="MediumGrid2">
     <w:name w:val="Medium Grid 2"/>
@@ -9239,9 +9125,6 @@
         <w:shd w:val="clear" w:color="auto" w:fill="808080" w:themeFill="text1" w:themeFillTint="7F"/>
       </w:tcPr>
     </w:tblStylePr>
-    <w:rPr>
-      <w:noProof/>
-    </w:rPr>
   </w:style>
   <w:style w:type="table" w:styleId="MediumGrid3-Accent1">
     <w:name w:val="Medium Grid 3 Accent 1"/>
@@ -9387,9 +9270,6 @@
         <w:shd w:val="clear" w:color="auto" w:fill="A7BFDE" w:themeFill="accent1" w:themeFillTint="7F"/>
       </w:tcPr>
     </w:tblStylePr>
-    <w:rPr>
-      <w:noProof/>
-    </w:rPr>
   </w:style>
   <w:style w:type="table" w:styleId="MediumGrid3-Accent2">
     <w:name w:val="Medium Grid 3 Accent 2"/>
@@ -9535,9 +9415,6 @@
         <w:shd w:val="clear" w:color="auto" w:fill="DFA7A6" w:themeFill="accent2" w:themeFillTint="7F"/>
       </w:tcPr>
     </w:tblStylePr>
-    <w:rPr>
-      <w:noProof/>
-    </w:rPr>
   </w:style>
   <w:style w:type="table" w:styleId="MediumGrid3-Accent3">
     <w:name w:val="Medium Grid 3 Accent 3"/>
@@ -9683,9 +9560,6 @@
         <w:shd w:val="clear" w:color="auto" w:fill="CDDDAC" w:themeFill="accent3" w:themeFillTint="7F"/>
       </w:tcPr>
     </w:tblStylePr>
-    <w:rPr>
-      <w:noProof/>
-    </w:rPr>
   </w:style>
   <w:style w:type="table" w:styleId="MediumGrid3-Accent4">
     <w:name w:val="Medium Grid 3 Accent 4"/>
@@ -9831,9 +9705,6 @@
         <w:shd w:val="clear" w:color="auto" w:fill="BFB1D0" w:themeFill="accent4" w:themeFillTint="7F"/>
       </w:tcPr>
     </w:tblStylePr>
-    <w:rPr>
-      <w:noProof/>
-    </w:rPr>
   </w:style>
   <w:style w:type="table" w:styleId="MediumGrid3-Accent5">
     <w:name w:val="Medium Grid 3 Accent 5"/>
@@ -9979,9 +9850,6 @@
         <w:shd w:val="clear" w:color="auto" w:fill="A5D5E2" w:themeFill="accent5" w:themeFillTint="7F"/>
       </w:tcPr>
     </w:tblStylePr>
-    <w:rPr>
-      <w:noProof/>
-    </w:rPr>
   </w:style>
   <w:style w:type="table" w:styleId="MediumGrid3-Accent6">
     <w:name w:val="Medium Grid 3 Accent 6"/>
@@ -10127,9 +9995,6 @@
         <w:shd w:val="clear" w:color="auto" w:fill="FBCAA2" w:themeFill="accent6" w:themeFillTint="7F"/>
       </w:tcPr>
     </w:tblStylePr>
-    <w:rPr>
-      <w:noProof/>
-    </w:rPr>
   </w:style>
   <w:style w:type="table" w:styleId="DarkList">
     <w:name w:val="Dark List"/>

--- a/negotiation-final-project/למידה_אישית_כותבת_2.docx
+++ b/negotiation-final-project/למידה_אישית_כותבת_2.docx
@@ -117,7 +117,7 @@
           <w:i w:val="0"/>
           <w:noProof/>
         </w:rPr>
-        <w:t xml:space="preserve"> התוצאה שלי הייתה הסגנון המוותר במקום הראשון והסגנון הנמנע במקום השני. זה לא ממש הפתיע אותי, אבל זו הייתה הפעם הראשונה שראיתי את זה כתוב במספרים, וזה היה לא נעים. מה שלמדתי מהתוצאה הוא שלכל סגנון יש מחיר. סגנון שנראה לי "נחמד" יכול להיות ויתור על אינטרסים שלי, וסגנון שנראה לי "קשוח" מתאים לפעמים בדיוק, למשל מול ספק, כפי שרונית תיארה בריאיון. מודל העניין הכפול עזר לי להבין שהשאלה היא כמה חשובה לי התוצאה וכמה חשוב לי הקשר, ולא מה נעים לי (Rahim, 1983, כפי שמצוטט אצל הוכמן, 2026).</w:t>
+        <w:t xml:space="preserve"> התוצאה שלי הייתה הסגנון המוותר במקום הראשון והסגנון הנמנע במקום השני. זה לא ממש הפתיע אותי, אבל זו הייתה הפעם הראשונה שראיתי את זה כתוב במספרים, וזה היה לא נעים. מה שלמדתי מהתוצאה הוא שלכל סגנון יש מחיר. סגנון שנראה לי "נחמד" יכול להיות ויתור על אינטרסים שלי, וסגנון שנראה לי "קשוח" מתאים לפעמים בדיוק, למשל מול ספק, כפי שרנא תיארה בריאיון. מודל העניין הכפול עזר לי להבין שהשאלה היא כמה חשובה לי התוצאה וכמה חשוב לי הקשר, ולא מה נעים לי (Rahim, 1983, כפי שמצוטט אצל הוכמן, 2026).</w:t>
       </w:r>
     </w:p>
     <w:p>
@@ -128,7 +128,7 @@
           <w:i w:val="0"/>
           <w:noProof/>
         </w:rPr>
-        <w:t>החוויה שהכי השפיעה עליי, רונית והצוות שלה:</w:t>
+        <w:t>החוויה שהכי השפיעה עליי, רנא והצוות שלה:</w:t>
       </w:r>
       <w:r>
         <w:rPr>
@@ -136,7 +136,7 @@
           <w:i w:val="0"/>
           <w:noProof/>
         </w:rPr>
-        <w:t xml:space="preserve"> בריאיון עם רונית הרשימה אותי בעיקר הכנות שלה: היא סיפרה שפתחה את המשא ומתן עם המורות בדרישה קשוחה, מתוך לחץ שקיבלה מלמעלה, ושזו הייתה טעות. מה ששינה את התמונה היה ערב אחד אחרי אזעקה, שבו שמעה את הסיפורים האישיים של המורות. זה היה עבורי המחשה חיה לעיקרון "היו נוקשים בסוגיה, רכים עם האנשים" שלמדנו בשיעור (הוכמן, 2026): רונית לא ויתרה על כך שבית הספר יהיה פתוח, אבל הפסיקה לראות במורות יריבות. זה גרם לי לחשוב על הפעמים שבהן אני עצמי העברתי הלאה לחץ שקיבלתי, בלי לבדוק מה עובר על מי שמולי. בעבודה, כשהמנהלת שלי דרשה לסיים משימה עד סוף השבוע, העברתי את הדרישה לעמיתה כמו שהיא, בלי לשאול אם יש לה מגבלה, וגיליתי מאוחר מדי שהיא בדיוק הייתה בתקופה קשה בבית.</w:t>
+        <w:t xml:space="preserve"> בריאיון עם רנא הרשימה אותי בעיקר הכנות שלה: היא סיפרה שפתחה את המשא ומתן עם המורות בדרישה קשוחה, מתוך לחץ שקיבלה מלמעלה, ושזו הייתה טעות. מה ששינה את התמונה היה ערב אחד אחרי אזעקה, שבו שמעה את הסיפורים האישיים של המורות. זה היה עבורי המחשה חיה לעיקרון "היו נוקשים בסוגיה, רכים עם האנשים" שלמדנו בשיעור (הוכמן, 2026): רנא לא ויתרה על כך שבית הספר יהיה פתוח, אבל הפסיקה לראות במורות יריבות. זה גרם לי לחשוב על הפעמים שבהן אני עצמי העברתי הלאה לחץ שקיבלתי, בלי לבדוק מה עובר על מי שמולי. בעבודה, כשהמנהלת שלי דרשה לסיים משימה עד סוף השבוע, העברתי את הדרישה לעמיתה כמו שהיא, בלי לשאול אם יש לה מגבלה, וגיליתי מאוחר מדי שהיא בדיוק הייתה בתקופה קשה בבית.</w:t>
       </w:r>
     </w:p>
     <w:p>
@@ -155,7 +155,7 @@
           <w:i w:val="0"/>
           <w:noProof/>
         </w:rPr>
-        <w:t xml:space="preserve"> לפני הקורס לא הכרתי את המושג BATNA, והיום הוא הדבר הראשון שאני חושבת עליו. בשיעור הוא הוגדר כחלופה הטובה ביותר להסכם, שנמצאת מחוץ למשא ומתן וקובעת מתי עדיף לקום מהשולחן, ולצידו ה־ZOPA, טווח ההסכמה שבין הקווים האדומים של הצדדים (הוכמן, 2026). במקרה של רונית מול ספק התגבור ראיתי איך שתי הצעות מחיר מחברות אחרות שינו את כל הטון של המשא ומתן. כלשונה, "כשיש לך לאן ללכת, את לא צריכה לאיים, מספיק שהצד השני יודע". הבנתי שהביטחון שלי במשא ומתן לא צריך לבוא מהאופי, אלא מההכנה, כמו שפישר, יורי ופאטון (2013) ממליצים לפתח את ה־BATNA דווקא כשהצד השני חזק יותר.</w:t>
+        <w:t xml:space="preserve"> לפני הקורס לא הכרתי את המושג BATNA, והיום הוא הדבר הראשון שאני חושבת עליו. בשיעור הוא הוגדר כחלופה הטובה ביותר להסכם, שנמצאת מחוץ למשא ומתן וקובעת מתי עדיף לקום מהשולחן, ולצידו ה־ZOPA, טווח ההסכמה שבין הקווים האדומים של הצדדים (הוכמן, 2026). במקרה של רנא מול ספק התגבור ראיתי איך שתי הצעות מחיר מחברות אחרות שינו את כל הטון של המשא ומתן. כלשונה, "כשיש לך לאן ללכת, את לא צריכה לאיים, מספיק שהצד השני יודע". הבנתי שהביטחון שלי במשא ומתן לא צריך לבוא מהאופי, אלא מההכנה, כמו שפישר, יורי ופאטון (2013) ממליצים לפתח את ה־BATNA דווקא כשהצד השני חזק יותר.</w:t>
       </w:r>
     </w:p>
     <w:p>
